--- a/Resources/Manuals/GSS Manual.docx
+++ b/Resources/Manuals/GSS Manual.docx
@@ -213,18 +213,8 @@
                                   <w:color w:val="FFFFFF" w:themeColor="background1"/>
                                   <w:sz w:val="24"/>
                                 </w:rPr>
-                                <w:t xml:space="preserve">This is a ASCOM Telescope simulator and SkyWatcher driver. GS Server includes ASCOM telescope driver support and the SkyWatcher Protocol for Synta mounts: EQ8, EQ8R, HDX110, AZ-EQ5GT, Sirius Pro AZ/EQ-G, AZ-EQ6GT, Orion Atlas Pro AZ/EQ-G, EQ6-R PRO, NEQ6, HEQ5, EQ5, EQ4, </w:t>
+                                <w:t>This is a ASCOM Telescope simulator and SkyWatcher driver. GS Server includes ASCOM telescope driver support and the SkyWatcher Protocol for Synta mounts: EQ8, EQ8R, HDX110, AZ-EQ5GT, Sirius Pro AZ/EQ-G, AZ-EQ6GT, Orion Atlas Pro AZ/EQ-G, EQ6-R PRO, NEQ6, HEQ5, EQ5, EQ4, AzGTi</w:t>
                               </w:r>
-                              <w:proofErr w:type="spellStart"/>
-                              <w:r>
-                                <w:rPr>
-                                  <w:rFonts w:asciiTheme="majorHAnsi" w:hAnsiTheme="majorHAnsi"/>
-                                  <w:color w:val="FFFFFF" w:themeColor="background1"/>
-                                  <w:sz w:val="24"/>
-                                </w:rPr>
-                                <w:t>AzGTi</w:t>
-                              </w:r>
-                              <w:proofErr w:type="spellEnd"/>
                               <w:r>
                                 <w:rPr>
                                   <w:rFonts w:asciiTheme="majorHAnsi" w:eastAsiaTheme="majorEastAsia" w:hAnsiTheme="majorHAnsi" w:cstheme="majorBidi"/>
@@ -249,7 +239,7 @@
                                   <w:color w:val="FFFFFF" w:themeColor="background1"/>
                                   <w:sz w:val="24"/>
                                 </w:rPr>
-                                <w:t>.</w:t>
+                                <w:t>, Wave 100i and Wave 150i.</w:t>
                               </w:r>
                             </w:p>
                           </w:txbxContent>
@@ -342,18 +332,8 @@
                             <w:color w:val="FFFFFF" w:themeColor="background1"/>
                             <w:sz w:val="24"/>
                           </w:rPr>
-                          <w:t xml:space="preserve">This is a ASCOM Telescope simulator and SkyWatcher driver. GS Server includes ASCOM telescope driver support and the SkyWatcher Protocol for Synta mounts: EQ8, EQ8R, HDX110, AZ-EQ5GT, Sirius Pro AZ/EQ-G, AZ-EQ6GT, Orion Atlas Pro AZ/EQ-G, EQ6-R PRO, NEQ6, HEQ5, EQ5, EQ4, </w:t>
+                          <w:t>This is a ASCOM Telescope simulator and SkyWatcher driver. GS Server includes ASCOM telescope driver support and the SkyWatcher Protocol for Synta mounts: EQ8, EQ8R, HDX110, AZ-EQ5GT, Sirius Pro AZ/EQ-G, AZ-EQ6GT, Orion Atlas Pro AZ/EQ-G, EQ6-R PRO, NEQ6, HEQ5, EQ5, EQ4, AzGTi</w:t>
                         </w:r>
-                        <w:proofErr w:type="spellStart"/>
-                        <w:r>
-                          <w:rPr>
-                            <w:rFonts w:asciiTheme="majorHAnsi" w:hAnsiTheme="majorHAnsi"/>
-                            <w:color w:val="FFFFFF" w:themeColor="background1"/>
-                            <w:sz w:val="24"/>
-                          </w:rPr>
-                          <w:t>AzGTi</w:t>
-                        </w:r>
-                        <w:proofErr w:type="spellEnd"/>
                         <w:r>
                           <w:rPr>
                             <w:rFonts w:asciiTheme="majorHAnsi" w:eastAsiaTheme="majorEastAsia" w:hAnsiTheme="majorHAnsi" w:cstheme="majorBidi"/>
@@ -378,7 +358,7 @@
                             <w:color w:val="FFFFFF" w:themeColor="background1"/>
                             <w:sz w:val="24"/>
                           </w:rPr>
-                          <w:t>.</w:t>
+                          <w:t>, Wave 100i and Wave 150i.</w:t>
                         </w:r>
                       </w:p>
                     </w:txbxContent>
@@ -483,15 +463,15 @@
             <mc:AlternateContent>
               <mc:Choice Requires="wps">
                 <w:drawing>
-                  <wp:anchor distT="0" distB="0" distL="114300" distR="114300" simplePos="0" relativeHeight="251674624" behindDoc="0" locked="0" layoutInCell="1" allowOverlap="1" wp14:anchorId="4E44A7DB" wp14:editId="259717E6">
+                  <wp:anchor distT="0" distB="0" distL="114300" distR="114300" simplePos="0" relativeHeight="251674624" behindDoc="0" locked="0" layoutInCell="1" allowOverlap="1" wp14:anchorId="4E44A7DB" wp14:editId="6BC88A18">
                     <wp:simplePos x="0" y="0"/>
                     <wp:positionH relativeFrom="margin">
-                      <wp:align>right</wp:align>
+                      <wp:posOffset>4357315</wp:posOffset>
                     </wp:positionH>
                     <wp:positionV relativeFrom="paragraph">
-                      <wp:posOffset>1943735</wp:posOffset>
+                      <wp:posOffset>1944812</wp:posOffset>
                     </wp:positionV>
-                    <wp:extent cx="971550" cy="278295"/>
+                    <wp:extent cx="1583800" cy="278295"/>
                     <wp:effectExtent l="0" t="0" r="0" b="7620"/>
                     <wp:wrapNone/>
                     <wp:docPr id="14" name="Text Box 14"/>
@@ -503,7 +483,7 @@
                           <wps:spPr>
                             <a:xfrm>
                               <a:off x="0" y="0"/>
-                              <a:ext cx="971550" cy="278295"/>
+                              <a:ext cx="1583800" cy="278295"/>
                             </a:xfrm>
                             <a:prstGeom prst="rect">
                               <a:avLst/>
@@ -538,6 +518,14 @@
                                   </w:rPr>
                                   <w:t>Rob Morgan</w:t>
                                 </w:r>
+                                <w:r>
+                                  <w:rPr>
+                                    <w:rFonts w:asciiTheme="majorHAnsi" w:hAnsiTheme="majorHAnsi"/>
+                                    <w:color w:val="FFFFFF" w:themeColor="background1"/>
+                                    <w:sz w:val="18"/>
+                                  </w:rPr>
+                                  <w:t xml:space="preserve"> &amp; Andy Watson</w:t>
+                                </w:r>
                               </w:p>
                             </w:txbxContent>
                           </wps:txbx>
@@ -561,7 +549,7 @@
               </mc:Choice>
               <mc:Fallback>
                 <w:pict>
-                  <v:shape w14:anchorId="4E44A7DB" id="Text Box 14" o:spid="_x0000_s1030" type="#_x0000_t202" style="position:absolute;left:0;text-align:left;margin-left:25.3pt;margin-top:153.05pt;width:76.5pt;height:21.9pt;z-index:251674624;visibility:visible;mso-wrap-style:square;mso-width-percent:0;mso-height-percent:0;mso-wrap-distance-left:9pt;mso-wrap-distance-top:0;mso-wrap-distance-right:9pt;mso-wrap-distance-bottom:0;mso-position-horizontal:right;mso-position-horizontal-relative:margin;mso-position-vertical:absolute;mso-position-vertical-relative:text;mso-width-percent:0;mso-height-percent:0;mso-width-relative:margin;mso-height-relative:margin;v-text-anchor:top" o:gfxdata="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" fillcolor="#404040 [2429]" stroked="f" strokeweight=".5pt">
+                  <v:shape w14:anchorId="4E44A7DB" id="Text Box 14" o:spid="_x0000_s1030" type="#_x0000_t202" style="position:absolute;left:0;text-align:left;margin-left:343.1pt;margin-top:153.15pt;width:124.7pt;height:21.9pt;z-index:251674624;visibility:visible;mso-wrap-style:square;mso-width-percent:0;mso-height-percent:0;mso-wrap-distance-left:9pt;mso-wrap-distance-top:0;mso-wrap-distance-right:9pt;mso-wrap-distance-bottom:0;mso-position-horizontal:absolute;mso-position-horizontal-relative:margin;mso-position-vertical:absolute;mso-position-vertical-relative:text;mso-width-percent:0;mso-height-percent:0;mso-width-relative:margin;mso-height-relative:margin;v-text-anchor:top" o:gfxdata="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" fillcolor="#404040 [2429]" stroked="f" strokeweight=".5pt">
                     <v:textbox>
                       <w:txbxContent>
                         <w:p>
@@ -580,6 +568,14 @@
                               <w:sz w:val="18"/>
                             </w:rPr>
                             <w:t>Rob Morgan</w:t>
+                          </w:r>
+                          <w:r>
+                            <w:rPr>
+                              <w:rFonts w:asciiTheme="majorHAnsi" w:hAnsiTheme="majorHAnsi"/>
+                              <w:color w:val="FFFFFF" w:themeColor="background1"/>
+                              <w:sz w:val="18"/>
+                            </w:rPr>
+                            <w:t xml:space="preserve"> &amp; Andy Watson</w:t>
                           </w:r>
                         </w:p>
                       </w:txbxContent>
@@ -2352,13 +2348,8 @@
         <w:t>, Orion</w:t>
       </w:r>
       <w:r>
-        <w:t xml:space="preserve"> Atlas Pro AZ/EQ-G, EQ6-R PRO, NEQ6, HEQ5, EQ5, EQ4, </w:t>
-      </w:r>
-      <w:proofErr w:type="spellStart"/>
-      <w:r>
-        <w:t>AzGTi</w:t>
-      </w:r>
-      <w:proofErr w:type="spellEnd"/>
+        <w:t xml:space="preserve"> Atlas Pro AZ/EQ-G, EQ6-R PRO, NEQ6, HEQ5, EQ5, EQ4, AzGTi</w:t>
+      </w:r>
       <w:r>
         <w:t>, Star Discovery</w:t>
       </w:r>
@@ -2652,15 +2643,8 @@
         <w:contextualSpacing/>
       </w:pPr>
       <w:r>
-        <w:t xml:space="preserve">In the ASCOM chooser select </w:t>
-      </w:r>
-      <w:proofErr w:type="spellStart"/>
-      <w:proofErr w:type="gramStart"/>
-      <w:r>
-        <w:t>ASCOM.GS.Sky.Telescope</w:t>
-      </w:r>
-      <w:proofErr w:type="spellEnd"/>
-      <w:proofErr w:type="gramEnd"/>
+        <w:t>In the ASCOM chooser select ASCOM.GS.Sky.Telescope</w:t>
+      </w:r>
       <w:r>
         <w:t xml:space="preserve"> and click Ok</w:t>
       </w:r>
@@ -2704,15 +2688,7 @@
         <w:contextualSpacing/>
       </w:pPr>
       <w:r>
-        <w:t xml:space="preserve">GS Server will start and connect to the mount.  If you do not </w:t>
-      </w:r>
-      <w:proofErr w:type="gramStart"/>
-      <w:r>
-        <w:t>connect</w:t>
-      </w:r>
-      <w:proofErr w:type="gramEnd"/>
-      <w:r>
-        <w:t xml:space="preserve"> check your settings and click the ‘Connect’ button.</w:t>
+        <w:t>GS Server will start and connect to the mount.  If you do not connect check your settings and click the ‘Connect’ button.</w:t>
       </w:r>
     </w:p>
     <w:p>
@@ -3049,7 +3025,6 @@
         </w:rPr>
         <w:t>Program Files</w:t>
       </w:r>
-      <w:proofErr w:type="gramStart"/>
       <w:r>
         <w:rPr>
           <w:rStyle w:val="Heading5Char"/>
@@ -3057,19 +3032,7 @@
         <w:t xml:space="preserve">-  </w:t>
       </w:r>
       <w:r>
-        <w:t>C:\Program</w:t>
-      </w:r>
-      <w:proofErr w:type="gramEnd"/>
-      <w:r>
-        <w:t xml:space="preserve"> Files (x</w:t>
-      </w:r>
-      <w:proofErr w:type="gramStart"/>
-      <w:r>
-        <w:t>86)\</w:t>
-      </w:r>
-      <w:proofErr w:type="gramEnd"/>
-      <w:r>
-        <w:t>Common Files\ASCOM</w:t>
+        <w:t>C:\Program Files (x86)\Common Files\ASCOM</w:t>
       </w:r>
       <w:r>
         <w:t>\</w:t>
@@ -3169,7 +3132,6 @@
         </w:rPr>
         <w:t xml:space="preserve"> </w:t>
       </w:r>
-      <w:proofErr w:type="gramStart"/>
       <w:r>
         <w:rPr>
           <w:rStyle w:val="Heading5Char"/>
@@ -3182,61 +3144,30 @@
         </w:rPr>
         <w:t>{</w:t>
       </w:r>
-      <w:proofErr w:type="gramEnd"/>
       <w:r>
         <w:rPr>
           <w:rStyle w:val="Heading5Char"/>
         </w:rPr>
-        <w:t xml:space="preserve">User </w:t>
-      </w:r>
-      <w:proofErr w:type="gramStart"/>
+        <w:t>User Name</w:t>
+      </w:r>
       <w:r>
         <w:rPr>
           <w:rStyle w:val="Heading5Char"/>
         </w:rPr>
-        <w:t>Name</w:t>
+        <w:t>}</w:t>
       </w:r>
       <w:r>
         <w:rPr>
           <w:rStyle w:val="Heading5Char"/>
         </w:rPr>
-        <w:t>}</w:t>
+        <w:t>\AppData\Local\GS</w:t>
       </w:r>
       <w:r>
         <w:rPr>
           <w:rStyle w:val="Heading5Char"/>
         </w:rPr>
-        <w:t>\</w:t>
-      </w:r>
-      <w:proofErr w:type="spellStart"/>
-      <w:r>
-        <w:rPr>
-          <w:rStyle w:val="Heading5Char"/>
-        </w:rPr>
-        <w:t>AppData</w:t>
-      </w:r>
-      <w:proofErr w:type="spellEnd"/>
-      <w:r>
-        <w:rPr>
-          <w:rStyle w:val="Heading5Char"/>
-        </w:rPr>
-        <w:t>\Local\</w:t>
-      </w:r>
-      <w:proofErr w:type="spellStart"/>
-      <w:r>
-        <w:rPr>
-          <w:rStyle w:val="Heading5Char"/>
-        </w:rPr>
-        <w:t>GS</w:t>
-      </w:r>
-      <w:r>
-        <w:rPr>
-          <w:rStyle w:val="Heading5Char"/>
-        </w:rPr>
         <w:t>_Server</w:t>
       </w:r>
-      <w:proofErr w:type="spellEnd"/>
-      <w:proofErr w:type="gramEnd"/>
     </w:p>
     <w:p>
       <w:pPr>
@@ -3250,50 +3181,14 @@
         <w:rPr>
           <w:rStyle w:val="Heading5Char"/>
         </w:rPr>
-        <w:t>Notes Templates</w:t>
-      </w:r>
-      <w:proofErr w:type="gramStart"/>
+        <w:t xml:space="preserve">Notes Templates-  </w:t>
+      </w:r>
       <w:r>
         <w:rPr>
           <w:rStyle w:val="Heading5Char"/>
         </w:rPr>
-        <w:t xml:space="preserve">-  </w:t>
-      </w:r>
-      <w:r>
-        <w:rPr>
-          <w:rStyle w:val="Heading5Char"/>
-        </w:rPr>
-        <w:t>C:\Program</w:t>
-      </w:r>
-      <w:proofErr w:type="gramEnd"/>
-      <w:r>
-        <w:rPr>
-          <w:rStyle w:val="Heading5Char"/>
-        </w:rPr>
-        <w:t xml:space="preserve"> Files (x</w:t>
-      </w:r>
-      <w:proofErr w:type="gramStart"/>
-      <w:r>
-        <w:rPr>
-          <w:rStyle w:val="Heading5Char"/>
-        </w:rPr>
-        <w:t>86)\</w:t>
-      </w:r>
-      <w:proofErr w:type="gramEnd"/>
-      <w:r>
-        <w:rPr>
-          <w:rStyle w:val="Heading5Char"/>
-        </w:rPr>
-        <w:t>Common Files\ASCOM\Telescope\GSServer\</w:t>
-      </w:r>
-      <w:proofErr w:type="spellStart"/>
-      <w:r>
-        <w:rPr>
-          <w:rStyle w:val="Heading5Char"/>
-        </w:rPr>
-        <w:t>NotesTemplates</w:t>
-      </w:r>
-      <w:proofErr w:type="spellEnd"/>
+        <w:t>C:\Program Files (x86)\Common Files\ASCOM\Telescope\GSServer\NotesTemplates</w:t>
+      </w:r>
     </w:p>
     <w:p>
       <w:r>
@@ -3437,37 +3332,19 @@
         <w:t xml:space="preserve"> interface </w:t>
       </w:r>
       <w:r>
-        <w:t xml:space="preserve">from </w:t>
-      </w:r>
-      <w:proofErr w:type="spellStart"/>
-      <w:r>
-        <w:t>SkyChart</w:t>
-      </w:r>
-      <w:proofErr w:type="spellEnd"/>
-      <w:r>
-        <w:t xml:space="preserve"> (CDC)</w:t>
+        <w:t>from SkyChart (CDC)</w:t>
       </w:r>
     </w:p>
     <w:p/>
     <w:p>
       <w:r>
-        <w:t xml:space="preserve">Use the Select button to select the </w:t>
-      </w:r>
-      <w:proofErr w:type="spellStart"/>
-      <w:proofErr w:type="gramStart"/>
-      <w:r>
-        <w:t>ASCOM.</w:t>
+        <w:t>Use the Select button to select the ASCOM.</w:t>
       </w:r>
       <w:r>
         <w:t>GS.Sky</w:t>
       </w:r>
       <w:r>
-        <w:t>.Telescope</w:t>
-      </w:r>
-      <w:proofErr w:type="spellEnd"/>
-      <w:proofErr w:type="gramEnd"/>
-      <w:r>
-        <w:t xml:space="preserve"> driver.</w:t>
+        <w:t>.Telescope driver.</w:t>
       </w:r>
     </w:p>
     <w:p>
@@ -3571,51 +3448,1837 @@
       <w:r>
         <w:rPr>
           <w:noProof/>
-          <w:lang w:eastAsia="en-GB"/>
-        </w:rPr>
-        <w:drawing>
-          <wp:inline distT="0" distB="0" distL="0" distR="0" wp14:anchorId="1018FDA6" wp14:editId="68ECD6F8">
-            <wp:extent cx="5930788" cy="3428821"/>
-            <wp:effectExtent l="0" t="0" r="0" b="0"/>
-            <wp:docPr id="1127298400" name="Picture 1127298400"/>
-            <wp:cNvGraphicFramePr>
-              <a:graphicFrameLocks xmlns:a="http://schemas.openxmlformats.org/drawingml/2006/main" noChangeAspect="1"/>
-            </wp:cNvGraphicFramePr>
-            <a:graphic xmlns:a="http://schemas.openxmlformats.org/drawingml/2006/main">
-              <a:graphicData uri="http://schemas.openxmlformats.org/drawingml/2006/picture">
-                <pic:pic xmlns:pic="http://schemas.openxmlformats.org/drawingml/2006/picture">
-                  <pic:nvPicPr>
-                    <pic:cNvPr id="1127298400" name="Picture 1127298400"/>
-                    <pic:cNvPicPr>
-                      <a:picLocks noChangeAspect="1" noChangeArrowheads="1"/>
-                    </pic:cNvPicPr>
-                  </pic:nvPicPr>
-                  <pic:blipFill>
-                    <a:blip r:embed="rId13">
-                      <a:extLst>
-                        <a:ext uri="{96DAC541-7B7A-43D3-8B79-37D633B846F1}">
-                          <asvg:svgBlip xmlns:asvg="http://schemas.microsoft.com/office/drawing/2016/SVG/main" r:embed="rId14"/>
-                        </a:ext>
-                      </a:extLst>
-                    </a:blip>
-                    <a:stretch>
-                      <a:fillRect/>
-                    </a:stretch>
-                  </pic:blipFill>
-                  <pic:spPr bwMode="auto">
-                    <a:xfrm>
-                      <a:off x="0" y="0"/>
-                      <a:ext cx="5930788" cy="3428821"/>
-                    </a:xfrm>
-                    <a:prstGeom prst="rect">
-                      <a:avLst/>
-                    </a:prstGeom>
-                  </pic:spPr>
-                </pic:pic>
-              </a:graphicData>
-            </a:graphic>
-          </wp:inline>
-        </w:drawing>
+        </w:rPr>
+        <mc:AlternateContent>
+          <mc:Choice Requires="wpg">
+            <w:drawing>
+              <wp:inline distT="0" distB="0" distL="0" distR="0" wp14:anchorId="2E8F3095" wp14:editId="7026CFA9">
+                <wp:extent cx="6290906" cy="3661173"/>
+                <wp:effectExtent l="0" t="0" r="0" b="0"/>
+                <wp:docPr id="1045345722" name="Picture 1127298400"/>
+                <wp:cNvGraphicFramePr/>
+                <a:graphic xmlns:a="http://schemas.openxmlformats.org/drawingml/2006/main">
+                  <a:graphicData uri="http://schemas.microsoft.com/office/word/2010/wordprocessingGroup">
+                    <wpg:wgp>
+                      <wpg:cNvGrpSpPr/>
+                      <wpg:grpSpPr>
+                        <a:xfrm>
+                          <a:off x="0" y="0"/>
+                          <a:ext cx="6290906" cy="3661173"/>
+                          <a:chOff x="144448" y="-45714"/>
+                          <a:chExt cx="6290906" cy="3661173"/>
+                        </a:xfrm>
+                      </wpg:grpSpPr>
+                      <pic:pic xmlns:pic="http://schemas.openxmlformats.org/drawingml/2006/picture">
+                        <pic:nvPicPr>
+                          <pic:cNvPr id="1057561902" name="Picture 1057561902"/>
+                          <pic:cNvPicPr>
+                            <a:picLocks noChangeAspect="1"/>
+                          </pic:cNvPicPr>
+                        </pic:nvPicPr>
+                        <pic:blipFill>
+                          <a:blip r:embed="rId13">
+                            <a:extLst>
+                              <a:ext uri="{28A0092B-C50C-407E-A947-70E740481C1C}">
+                                <a14:useLocalDpi xmlns:a14="http://schemas.microsoft.com/office/drawing/2010/main" val="0"/>
+                              </a:ext>
+                            </a:extLst>
+                          </a:blip>
+                          <a:srcRect/>
+                          <a:stretch/>
+                        </pic:blipFill>
+                        <pic:spPr>
+                          <a:xfrm>
+                            <a:off x="772957" y="175968"/>
+                            <a:ext cx="4494838" cy="2852299"/>
+                          </a:xfrm>
+                          <a:custGeom>
+                            <a:avLst/>
+                            <a:gdLst>
+                              <a:gd name="csX0" fmla="*/ 29 w 4618198"/>
+                              <a:gd name="csY0" fmla="*/ -18 h 2914506"/>
+                              <a:gd name="csX1" fmla="*/ 4618228 w 4618198"/>
+                              <a:gd name="csY1" fmla="*/ -18 h 2914506"/>
+                              <a:gd name="csX2" fmla="*/ 4618228 w 4618198"/>
+                              <a:gd name="csY2" fmla="*/ 2914488 h 2914506"/>
+                              <a:gd name="csX3" fmla="*/ 29 w 4618198"/>
+                              <a:gd name="csY3" fmla="*/ 2914488 h 2914506"/>
+                            </a:gdLst>
+                            <a:ahLst/>
+                            <a:cxnLst>
+                              <a:cxn ang="0">
+                                <a:pos x="csX0" y="csY0"/>
+                              </a:cxn>
+                              <a:cxn ang="0">
+                                <a:pos x="csX1" y="csY1"/>
+                              </a:cxn>
+                              <a:cxn ang="0">
+                                <a:pos x="csX2" y="csY2"/>
+                              </a:cxn>
+                              <a:cxn ang="0">
+                                <a:pos x="csX3" y="csY3"/>
+                              </a:cxn>
+                            </a:cxnLst>
+                            <a:rect l="l" t="t" r="r" b="b"/>
+                            <a:pathLst>
+                              <a:path w="4618198" h="2914506">
+                                <a:moveTo>
+                                  <a:pt x="29" y="-18"/>
+                                </a:moveTo>
+                                <a:lnTo>
+                                  <a:pt x="4618228" y="-18"/>
+                                </a:lnTo>
+                                <a:lnTo>
+                                  <a:pt x="4618228" y="2914488"/>
+                                </a:lnTo>
+                                <a:lnTo>
+                                  <a:pt x="29" y="2914488"/>
+                                </a:lnTo>
+                                <a:close/>
+                              </a:path>
+                            </a:pathLst>
+                          </a:custGeom>
+                        </pic:spPr>
+                      </pic:pic>
+                      <wps:wsp>
+                        <wps:cNvPr id="911248650" name="Freeform: Shape 911248650"/>
+                        <wps:cNvSpPr/>
+                        <wps:spPr>
+                          <a:xfrm flipV="1">
+                            <a:off x="1162323" y="3028262"/>
+                            <a:ext cx="64290" cy="196150"/>
+                          </a:xfrm>
+                          <a:custGeom>
+                            <a:avLst/>
+                            <a:gdLst>
+                              <a:gd name="csX0" fmla="*/ 43093 w 64290"/>
+                              <a:gd name="csY0" fmla="*/ 570 h 196150"/>
+                              <a:gd name="csX1" fmla="*/ 43093 w 64290"/>
+                              <a:gd name="csY1" fmla="*/ 143145 h 196150"/>
+                              <a:gd name="csX2" fmla="*/ 21663 w 64290"/>
+                              <a:gd name="csY2" fmla="*/ 143145 h 196150"/>
+                              <a:gd name="csX3" fmla="*/ 21663 w 64290"/>
+                              <a:gd name="csY3" fmla="*/ 570 h 196150"/>
+                              <a:gd name="csX4" fmla="*/ 64523 w 64290"/>
+                              <a:gd name="csY4" fmla="*/ 132430 h 196150"/>
+                              <a:gd name="csX5" fmla="*/ 32378 w 64290"/>
+                              <a:gd name="csY5" fmla="*/ 196721 h 196150"/>
+                              <a:gd name="csX6" fmla="*/ 233 w 64290"/>
+                              <a:gd name="csY6" fmla="*/ 132430 h 196150"/>
+                            </a:gdLst>
+                            <a:ahLst/>
+                            <a:cxnLst>
+                              <a:cxn ang="0">
+                                <a:pos x="csX0" y="csY0"/>
+                              </a:cxn>
+                              <a:cxn ang="0">
+                                <a:pos x="csX1" y="csY1"/>
+                              </a:cxn>
+                              <a:cxn ang="0">
+                                <a:pos x="csX2" y="csY2"/>
+                              </a:cxn>
+                              <a:cxn ang="0">
+                                <a:pos x="csX3" y="csY3"/>
+                              </a:cxn>
+                              <a:cxn ang="0">
+                                <a:pos x="csX4" y="csY4"/>
+                              </a:cxn>
+                              <a:cxn ang="0">
+                                <a:pos x="csX5" y="csY5"/>
+                              </a:cxn>
+                              <a:cxn ang="0">
+                                <a:pos x="csX6" y="csY6"/>
+                              </a:cxn>
+                            </a:cxnLst>
+                            <a:rect l="l" t="t" r="r" b="b"/>
+                            <a:pathLst>
+                              <a:path w="64290" h="196150">
+                                <a:moveTo>
+                                  <a:pt x="43093" y="570"/>
+                                </a:moveTo>
+                                <a:lnTo>
+                                  <a:pt x="43093" y="143145"/>
+                                </a:lnTo>
+                                <a:lnTo>
+                                  <a:pt x="21663" y="143145"/>
+                                </a:lnTo>
+                                <a:lnTo>
+                                  <a:pt x="21663" y="570"/>
+                                </a:lnTo>
+                                <a:close/>
+                                <a:moveTo>
+                                  <a:pt x="64523" y="132430"/>
+                                </a:moveTo>
+                                <a:lnTo>
+                                  <a:pt x="32378" y="196721"/>
+                                </a:lnTo>
+                                <a:lnTo>
+                                  <a:pt x="233" y="132430"/>
+                                </a:lnTo>
+                                <a:close/>
+                              </a:path>
+                            </a:pathLst>
+                          </a:custGeom>
+                          <a:solidFill>
+                            <a:srgbClr val="FF0000"/>
+                          </a:solidFill>
+                          <a:ln w="5352" cap="flat">
+                            <a:noFill/>
+                            <a:prstDash val="solid"/>
+                            <a:miter/>
+                          </a:ln>
+                        </wps:spPr>
+                        <wps:bodyPr/>
+                      </wps:wsp>
+                      <wps:wsp>
+                        <wps:cNvPr id="394220800" name="Text Box 4"/>
+                        <wps:cNvSpPr txBox="1"/>
+                        <wps:spPr>
+                          <a:xfrm>
+                            <a:off x="736798" y="-45714"/>
+                            <a:ext cx="1169035" cy="414655"/>
+                          </a:xfrm>
+                          <a:prstGeom prst="rect">
+                            <a:avLst/>
+                          </a:prstGeom>
+                          <a:noFill/>
+                        </wps:spPr>
+                        <wps:txbx>
+                          <w:txbxContent>
+                            <w:p>
+                              <w:pPr>
+                                <w:textAlignment w:val="baseline"/>
+                                <w:rPr>
+                                  <w:rFonts w:ascii="Calibri" w:hAnsi="Calibri" w:cs="Calibri"/>
+                                  <w:color w:val="000000"/>
+                                  <w:sz w:val="24"/>
+                                  <w:szCs w:val="24"/>
+                                </w:rPr>
+                              </w:pPr>
+                              <w:r>
+                                <w:rPr>
+                                  <w:rFonts w:ascii="Calibri" w:hAnsi="Calibri" w:cs="Calibri"/>
+                                  <w:color w:val="000000"/>
+                                </w:rPr>
+                                <w:t>Window Bar</w:t>
+                              </w:r>
+                            </w:p>
+                          </w:txbxContent>
+                        </wps:txbx>
+                        <wps:bodyPr rot="0" spcFirstLastPara="0" vert="horz" wrap="none" lIns="91440" tIns="45720" rIns="91440" bIns="45720" numCol="1" spcCol="0" rtlCol="0" fromWordArt="0" anchor="t" anchorCtr="0" forceAA="0" compatLnSpc="1">
+                          <a:prstTxWarp prst="textNoShape">
+                            <a:avLst/>
+                          </a:prstTxWarp>
+                          <a:spAutoFit/>
+                        </wps:bodyPr>
+                      </wps:wsp>
+                      <wps:wsp>
+                        <wps:cNvPr id="1055738329" name="Freeform: Shape 1055738329"/>
+                        <wps:cNvSpPr/>
+                        <wps:spPr>
+                          <a:xfrm>
+                            <a:off x="347977" y="590585"/>
+                            <a:ext cx="287061" cy="64290"/>
+                          </a:xfrm>
+                          <a:custGeom>
+                            <a:avLst/>
+                            <a:gdLst>
+                              <a:gd name="csX0" fmla="*/ -95 w 287061"/>
+                              <a:gd name="csY0" fmla="*/ 21377 h 64290"/>
+                              <a:gd name="csX1" fmla="*/ 233392 w 287061"/>
+                              <a:gd name="csY1" fmla="*/ 21377 h 64290"/>
+                              <a:gd name="csX2" fmla="*/ 233392 w 287061"/>
+                              <a:gd name="csY2" fmla="*/ 42807 h 64290"/>
+                              <a:gd name="csX3" fmla="*/ -95 w 287061"/>
+                              <a:gd name="csY3" fmla="*/ 42807 h 64290"/>
+                              <a:gd name="csX4" fmla="*/ 222677 w 287061"/>
+                              <a:gd name="csY4" fmla="*/ -53 h 64290"/>
+                              <a:gd name="csX5" fmla="*/ 286967 w 287061"/>
+                              <a:gd name="csY5" fmla="*/ 32092 h 64290"/>
+                              <a:gd name="csX6" fmla="*/ 222677 w 287061"/>
+                              <a:gd name="csY6" fmla="*/ 64237 h 64290"/>
+                            </a:gdLst>
+                            <a:ahLst/>
+                            <a:cxnLst>
+                              <a:cxn ang="0">
+                                <a:pos x="csX0" y="csY0"/>
+                              </a:cxn>
+                              <a:cxn ang="0">
+                                <a:pos x="csX1" y="csY1"/>
+                              </a:cxn>
+                              <a:cxn ang="0">
+                                <a:pos x="csX2" y="csY2"/>
+                              </a:cxn>
+                              <a:cxn ang="0">
+                                <a:pos x="csX3" y="csY3"/>
+                              </a:cxn>
+                              <a:cxn ang="0">
+                                <a:pos x="csX4" y="csY4"/>
+                              </a:cxn>
+                              <a:cxn ang="0">
+                                <a:pos x="csX5" y="csY5"/>
+                              </a:cxn>
+                              <a:cxn ang="0">
+                                <a:pos x="csX6" y="csY6"/>
+                              </a:cxn>
+                            </a:cxnLst>
+                            <a:rect l="l" t="t" r="r" b="b"/>
+                            <a:pathLst>
+                              <a:path w="287061" h="64290">
+                                <a:moveTo>
+                                  <a:pt x="-95" y="21377"/>
+                                </a:moveTo>
+                                <a:lnTo>
+                                  <a:pt x="233392" y="21377"/>
+                                </a:lnTo>
+                                <a:lnTo>
+                                  <a:pt x="233392" y="42807"/>
+                                </a:lnTo>
+                                <a:lnTo>
+                                  <a:pt x="-95" y="42807"/>
+                                </a:lnTo>
+                                <a:close/>
+                                <a:moveTo>
+                                  <a:pt x="222677" y="-53"/>
+                                </a:moveTo>
+                                <a:lnTo>
+                                  <a:pt x="286967" y="32092"/>
+                                </a:lnTo>
+                                <a:lnTo>
+                                  <a:pt x="222677" y="64237"/>
+                                </a:lnTo>
+                                <a:close/>
+                              </a:path>
+                            </a:pathLst>
+                          </a:custGeom>
+                          <a:solidFill>
+                            <a:srgbClr val="FF0000"/>
+                          </a:solidFill>
+                          <a:ln w="5352" cap="flat">
+                            <a:noFill/>
+                            <a:prstDash val="solid"/>
+                            <a:miter/>
+                          </a:ln>
+                        </wps:spPr>
+                        <wps:bodyPr/>
+                      </wps:wsp>
+                      <wps:wsp>
+                        <wps:cNvPr id="171916151" name="Text Box 6"/>
+                        <wps:cNvSpPr txBox="1"/>
+                        <wps:spPr>
+                          <a:xfrm>
+                            <a:off x="156980" y="348877"/>
+                            <a:ext cx="636270" cy="300636"/>
+                          </a:xfrm>
+                          <a:prstGeom prst="rect">
+                            <a:avLst/>
+                          </a:prstGeom>
+                          <a:noFill/>
+                        </wps:spPr>
+                        <wps:txbx>
+                          <w:txbxContent>
+                            <w:p>
+                              <w:pPr>
+                                <w:ind w:left="0"/>
+                                <w:textAlignment w:val="baseline"/>
+                                <w:rPr>
+                                  <w:rFonts w:ascii="Calibri" w:hAnsi="Calibri" w:cs="Calibri"/>
+                                  <w:color w:val="000000"/>
+                                  <w:sz w:val="24"/>
+                                  <w:szCs w:val="24"/>
+                                </w:rPr>
+                              </w:pPr>
+                              <w:r>
+                                <w:rPr>
+                                  <w:rFonts w:ascii="Calibri" w:hAnsi="Calibri" w:cs="Calibri"/>
+                                  <w:color w:val="000000"/>
+                                </w:rPr>
+                                <w:t>Settings</w:t>
+                              </w:r>
+                            </w:p>
+                          </w:txbxContent>
+                        </wps:txbx>
+                        <wps:bodyPr rot="0" spcFirstLastPara="0" vert="horz" wrap="none" lIns="91440" tIns="45720" rIns="91440" bIns="45720" numCol="1" spcCol="0" rtlCol="0" fromWordArt="0" anchor="t" anchorCtr="0" forceAA="0" compatLnSpc="1">
+                          <a:prstTxWarp prst="textNoShape">
+                            <a:avLst/>
+                          </a:prstTxWarp>
+                          <a:noAutofit/>
+                        </wps:bodyPr>
+                      </wps:wsp>
+                      <wps:wsp>
+                        <wps:cNvPr id="1075158622" name="Freeform: Shape 1075158622"/>
+                        <wps:cNvSpPr/>
+                        <wps:spPr>
+                          <a:xfrm>
+                            <a:off x="347977" y="928109"/>
+                            <a:ext cx="651877" cy="64290"/>
+                          </a:xfrm>
+                          <a:custGeom>
+                            <a:avLst/>
+                            <a:gdLst>
+                              <a:gd name="csX0" fmla="*/ -95 w 651877"/>
+                              <a:gd name="csY0" fmla="*/ 21377 h 64290"/>
+                              <a:gd name="csX1" fmla="*/ 598207 w 651877"/>
+                              <a:gd name="csY1" fmla="*/ 21377 h 64290"/>
+                              <a:gd name="csX2" fmla="*/ 598207 w 651877"/>
+                              <a:gd name="csY2" fmla="*/ 42807 h 64290"/>
+                              <a:gd name="csX3" fmla="*/ -95 w 651877"/>
+                              <a:gd name="csY3" fmla="*/ 42807 h 64290"/>
+                              <a:gd name="csX4" fmla="*/ 587492 w 651877"/>
+                              <a:gd name="csY4" fmla="*/ -53 h 64290"/>
+                              <a:gd name="csX5" fmla="*/ 651783 w 651877"/>
+                              <a:gd name="csY5" fmla="*/ 32092 h 64290"/>
+                              <a:gd name="csX6" fmla="*/ 587492 w 651877"/>
+                              <a:gd name="csY6" fmla="*/ 64237 h 64290"/>
+                            </a:gdLst>
+                            <a:ahLst/>
+                            <a:cxnLst>
+                              <a:cxn ang="0">
+                                <a:pos x="csX0" y="csY0"/>
+                              </a:cxn>
+                              <a:cxn ang="0">
+                                <a:pos x="csX1" y="csY1"/>
+                              </a:cxn>
+                              <a:cxn ang="0">
+                                <a:pos x="csX2" y="csY2"/>
+                              </a:cxn>
+                              <a:cxn ang="0">
+                                <a:pos x="csX3" y="csY3"/>
+                              </a:cxn>
+                              <a:cxn ang="0">
+                                <a:pos x="csX4" y="csY4"/>
+                              </a:cxn>
+                              <a:cxn ang="0">
+                                <a:pos x="csX5" y="csY5"/>
+                              </a:cxn>
+                              <a:cxn ang="0">
+                                <a:pos x="csX6" y="csY6"/>
+                              </a:cxn>
+                            </a:cxnLst>
+                            <a:rect l="l" t="t" r="r" b="b"/>
+                            <a:pathLst>
+                              <a:path w="651877" h="64290">
+                                <a:moveTo>
+                                  <a:pt x="-95" y="21377"/>
+                                </a:moveTo>
+                                <a:lnTo>
+                                  <a:pt x="598207" y="21377"/>
+                                </a:lnTo>
+                                <a:lnTo>
+                                  <a:pt x="598207" y="42807"/>
+                                </a:lnTo>
+                                <a:lnTo>
+                                  <a:pt x="-95" y="42807"/>
+                                </a:lnTo>
+                                <a:close/>
+                                <a:moveTo>
+                                  <a:pt x="587492" y="-53"/>
+                                </a:moveTo>
+                                <a:lnTo>
+                                  <a:pt x="651783" y="32092"/>
+                                </a:lnTo>
+                                <a:lnTo>
+                                  <a:pt x="587492" y="64237"/>
+                                </a:lnTo>
+                                <a:close/>
+                              </a:path>
+                            </a:pathLst>
+                          </a:custGeom>
+                          <a:solidFill>
+                            <a:srgbClr val="FF0000"/>
+                          </a:solidFill>
+                          <a:ln w="5352" cap="flat">
+                            <a:noFill/>
+                            <a:prstDash val="solid"/>
+                            <a:miter/>
+                          </a:ln>
+                        </wps:spPr>
+                        <wps:bodyPr/>
+                      </wps:wsp>
+                      <wps:wsp>
+                        <wps:cNvPr id="1461165707" name="Freeform: Shape 1461165707"/>
+                        <wps:cNvSpPr/>
+                        <wps:spPr>
+                          <a:xfrm>
+                            <a:off x="347977" y="1528153"/>
+                            <a:ext cx="651877" cy="64290"/>
+                          </a:xfrm>
+                          <a:custGeom>
+                            <a:avLst/>
+                            <a:gdLst>
+                              <a:gd name="csX0" fmla="*/ -95 w 651877"/>
+                              <a:gd name="csY0" fmla="*/ 21377 h 64290"/>
+                              <a:gd name="csX1" fmla="*/ 598207 w 651877"/>
+                              <a:gd name="csY1" fmla="*/ 21377 h 64290"/>
+                              <a:gd name="csX2" fmla="*/ 598207 w 651877"/>
+                              <a:gd name="csY2" fmla="*/ 42807 h 64290"/>
+                              <a:gd name="csX3" fmla="*/ -95 w 651877"/>
+                              <a:gd name="csY3" fmla="*/ 42807 h 64290"/>
+                              <a:gd name="csX4" fmla="*/ 587492 w 651877"/>
+                              <a:gd name="csY4" fmla="*/ -53 h 64290"/>
+                              <a:gd name="csX5" fmla="*/ 651783 w 651877"/>
+                              <a:gd name="csY5" fmla="*/ 32092 h 64290"/>
+                              <a:gd name="csX6" fmla="*/ 587492 w 651877"/>
+                              <a:gd name="csY6" fmla="*/ 64237 h 64290"/>
+                            </a:gdLst>
+                            <a:ahLst/>
+                            <a:cxnLst>
+                              <a:cxn ang="0">
+                                <a:pos x="csX0" y="csY0"/>
+                              </a:cxn>
+                              <a:cxn ang="0">
+                                <a:pos x="csX1" y="csY1"/>
+                              </a:cxn>
+                              <a:cxn ang="0">
+                                <a:pos x="csX2" y="csY2"/>
+                              </a:cxn>
+                              <a:cxn ang="0">
+                                <a:pos x="csX3" y="csY3"/>
+                              </a:cxn>
+                              <a:cxn ang="0">
+                                <a:pos x="csX4" y="csY4"/>
+                              </a:cxn>
+                              <a:cxn ang="0">
+                                <a:pos x="csX5" y="csY5"/>
+                              </a:cxn>
+                              <a:cxn ang="0">
+                                <a:pos x="csX6" y="csY6"/>
+                              </a:cxn>
+                            </a:cxnLst>
+                            <a:rect l="l" t="t" r="r" b="b"/>
+                            <a:pathLst>
+                              <a:path w="651877" h="64290">
+                                <a:moveTo>
+                                  <a:pt x="-95" y="21377"/>
+                                </a:moveTo>
+                                <a:lnTo>
+                                  <a:pt x="598207" y="21377"/>
+                                </a:lnTo>
+                                <a:lnTo>
+                                  <a:pt x="598207" y="42807"/>
+                                </a:lnTo>
+                                <a:lnTo>
+                                  <a:pt x="-95" y="42807"/>
+                                </a:lnTo>
+                                <a:close/>
+                                <a:moveTo>
+                                  <a:pt x="587492" y="-53"/>
+                                </a:moveTo>
+                                <a:lnTo>
+                                  <a:pt x="651783" y="32092"/>
+                                </a:lnTo>
+                                <a:lnTo>
+                                  <a:pt x="587492" y="64237"/>
+                                </a:lnTo>
+                                <a:close/>
+                              </a:path>
+                            </a:pathLst>
+                          </a:custGeom>
+                          <a:solidFill>
+                            <a:srgbClr val="FF0000"/>
+                          </a:solidFill>
+                          <a:ln w="5352" cap="flat">
+                            <a:noFill/>
+                            <a:prstDash val="solid"/>
+                            <a:miter/>
+                          </a:ln>
+                        </wps:spPr>
+                        <wps:bodyPr/>
+                      </wps:wsp>
+                      <wps:wsp>
+                        <wps:cNvPr id="1741700434" name="Freeform: Shape 1741700434"/>
+                        <wps:cNvSpPr/>
+                        <wps:spPr>
+                          <a:xfrm>
+                            <a:off x="353335" y="2497866"/>
+                            <a:ext cx="476450" cy="64290"/>
+                          </a:xfrm>
+                          <a:custGeom>
+                            <a:avLst/>
+                            <a:gdLst>
+                              <a:gd name="csX0" fmla="*/ -95 w 476450"/>
+                              <a:gd name="csY0" fmla="*/ 21377 h 64290"/>
+                              <a:gd name="csX1" fmla="*/ 422780 w 476450"/>
+                              <a:gd name="csY1" fmla="*/ 21377 h 64290"/>
+                              <a:gd name="csX2" fmla="*/ 422780 w 476450"/>
+                              <a:gd name="csY2" fmla="*/ 42807 h 64290"/>
+                              <a:gd name="csX3" fmla="*/ -95 w 476450"/>
+                              <a:gd name="csY3" fmla="*/ 42807 h 64290"/>
+                              <a:gd name="csX4" fmla="*/ 412065 w 476450"/>
+                              <a:gd name="csY4" fmla="*/ -53 h 64290"/>
+                              <a:gd name="csX5" fmla="*/ 476356 w 476450"/>
+                              <a:gd name="csY5" fmla="*/ 32092 h 64290"/>
+                              <a:gd name="csX6" fmla="*/ 412065 w 476450"/>
+                              <a:gd name="csY6" fmla="*/ 64237 h 64290"/>
+                            </a:gdLst>
+                            <a:ahLst/>
+                            <a:cxnLst>
+                              <a:cxn ang="0">
+                                <a:pos x="csX0" y="csY0"/>
+                              </a:cxn>
+                              <a:cxn ang="0">
+                                <a:pos x="csX1" y="csY1"/>
+                              </a:cxn>
+                              <a:cxn ang="0">
+                                <a:pos x="csX2" y="csY2"/>
+                              </a:cxn>
+                              <a:cxn ang="0">
+                                <a:pos x="csX3" y="csY3"/>
+                              </a:cxn>
+                              <a:cxn ang="0">
+                                <a:pos x="csX4" y="csY4"/>
+                              </a:cxn>
+                              <a:cxn ang="0">
+                                <a:pos x="csX5" y="csY5"/>
+                              </a:cxn>
+                              <a:cxn ang="0">
+                                <a:pos x="csX6" y="csY6"/>
+                              </a:cxn>
+                            </a:cxnLst>
+                            <a:rect l="l" t="t" r="r" b="b"/>
+                            <a:pathLst>
+                              <a:path w="476450" h="64290">
+                                <a:moveTo>
+                                  <a:pt x="-95" y="21377"/>
+                                </a:moveTo>
+                                <a:lnTo>
+                                  <a:pt x="422780" y="21377"/>
+                                </a:lnTo>
+                                <a:lnTo>
+                                  <a:pt x="422780" y="42807"/>
+                                </a:lnTo>
+                                <a:lnTo>
+                                  <a:pt x="-95" y="42807"/>
+                                </a:lnTo>
+                                <a:close/>
+                                <a:moveTo>
+                                  <a:pt x="412065" y="-53"/>
+                                </a:moveTo>
+                                <a:lnTo>
+                                  <a:pt x="476356" y="32092"/>
+                                </a:lnTo>
+                                <a:lnTo>
+                                  <a:pt x="412065" y="64237"/>
+                                </a:lnTo>
+                                <a:close/>
+                              </a:path>
+                            </a:pathLst>
+                          </a:custGeom>
+                          <a:solidFill>
+                            <a:srgbClr val="FF0000"/>
+                          </a:solidFill>
+                          <a:ln w="5352" cap="flat">
+                            <a:noFill/>
+                            <a:prstDash val="solid"/>
+                            <a:miter/>
+                          </a:ln>
+                        </wps:spPr>
+                        <wps:bodyPr/>
+                      </wps:wsp>
+                      <wps:wsp>
+                        <wps:cNvPr id="1339055480" name="Text Box 10"/>
+                        <wps:cNvSpPr txBox="1"/>
+                        <wps:spPr>
+                          <a:xfrm>
+                            <a:off x="285900" y="737087"/>
+                            <a:ext cx="487045" cy="414655"/>
+                          </a:xfrm>
+                          <a:prstGeom prst="rect">
+                            <a:avLst/>
+                          </a:prstGeom>
+                          <a:noFill/>
+                        </wps:spPr>
+                        <wps:txbx>
+                          <w:txbxContent>
+                            <w:p>
+                              <w:pPr>
+                                <w:ind w:left="0"/>
+                                <w:textAlignment w:val="baseline"/>
+                                <w:rPr>
+                                  <w:rFonts w:ascii="Calibri" w:hAnsi="Calibri" w:cs="Calibri"/>
+                                  <w:color w:val="000000"/>
+                                  <w:sz w:val="24"/>
+                                  <w:szCs w:val="24"/>
+                                </w:rPr>
+                              </w:pPr>
+                              <w:r>
+                                <w:rPr>
+                                  <w:rFonts w:ascii="Calibri" w:hAnsi="Calibri" w:cs="Calibri"/>
+                                  <w:color w:val="000000"/>
+                                </w:rPr>
+                                <w:t>GoTo</w:t>
+                              </w:r>
+                            </w:p>
+                          </w:txbxContent>
+                        </wps:txbx>
+                        <wps:bodyPr rot="0" spcFirstLastPara="0" vert="horz" wrap="none" lIns="91440" tIns="45720" rIns="91440" bIns="45720" numCol="1" spcCol="0" rtlCol="0" fromWordArt="0" anchor="t" anchorCtr="0" forceAA="0" compatLnSpc="1">
+                          <a:prstTxWarp prst="textNoShape">
+                            <a:avLst/>
+                          </a:prstTxWarp>
+                          <a:spAutoFit/>
+                        </wps:bodyPr>
+                      </wps:wsp>
+                      <wps:wsp>
+                        <wps:cNvPr id="783666035" name="Text Box 11"/>
+                        <wps:cNvSpPr txBox="1"/>
+                        <wps:spPr>
+                          <a:xfrm>
+                            <a:off x="172807" y="928105"/>
+                            <a:ext cx="669925" cy="262704"/>
+                          </a:xfrm>
+                          <a:prstGeom prst="rect">
+                            <a:avLst/>
+                          </a:prstGeom>
+                          <a:noFill/>
+                        </wps:spPr>
+                        <wps:txbx>
+                          <w:txbxContent>
+                            <w:p>
+                              <w:pPr>
+                                <w:ind w:left="0"/>
+                                <w:jc w:val="right"/>
+                                <w:textAlignment w:val="baseline"/>
+                                <w:rPr>
+                                  <w:rFonts w:ascii="Calibri" w:hAnsi="Calibri" w:cs="Calibri"/>
+                                  <w:color w:val="000000"/>
+                                  <w:sz w:val="24"/>
+                                  <w:szCs w:val="24"/>
+                                </w:rPr>
+                              </w:pPr>
+                              <w:r>
+                                <w:rPr>
+                                  <w:rFonts w:ascii="Calibri" w:hAnsi="Calibri" w:cs="Calibri"/>
+                                  <w:color w:val="000000"/>
+                                </w:rPr>
+                                <w:t>Coords</w:t>
+                              </w:r>
+                            </w:p>
+                          </w:txbxContent>
+                        </wps:txbx>
+                        <wps:bodyPr rot="0" spcFirstLastPara="0" vert="horz" wrap="square" lIns="91440" tIns="45720" rIns="91440" bIns="45720" numCol="1" spcCol="0" rtlCol="0" fromWordArt="0" anchor="t" anchorCtr="0" forceAA="0" compatLnSpc="1">
+                          <a:prstTxWarp prst="textNoShape">
+                            <a:avLst/>
+                          </a:prstTxWarp>
+                          <a:noAutofit/>
+                        </wps:bodyPr>
+                      </wps:wsp>
+                      <wps:wsp>
+                        <wps:cNvPr id="137802256" name="Text Box 12"/>
+                        <wps:cNvSpPr txBox="1"/>
+                        <wps:spPr>
+                          <a:xfrm>
+                            <a:off x="301388" y="1347421"/>
+                            <a:ext cx="483870" cy="414655"/>
+                          </a:xfrm>
+                          <a:prstGeom prst="rect">
+                            <a:avLst/>
+                          </a:prstGeom>
+                          <a:noFill/>
+                        </wps:spPr>
+                        <wps:txbx>
+                          <w:txbxContent>
+                            <w:p>
+                              <w:pPr>
+                                <w:ind w:left="0"/>
+                                <w:textAlignment w:val="baseline"/>
+                                <w:rPr>
+                                  <w:rFonts w:ascii="Calibri" w:hAnsi="Calibri" w:cs="Calibri"/>
+                                  <w:color w:val="000000"/>
+                                  <w:sz w:val="24"/>
+                                  <w:szCs w:val="24"/>
+                                </w:rPr>
+                              </w:pPr>
+                              <w:r>
+                                <w:rPr>
+                                  <w:rFonts w:ascii="Calibri" w:hAnsi="Calibri" w:cs="Calibri"/>
+                                  <w:color w:val="000000"/>
+                                </w:rPr>
+                                <w:t>Hand</w:t>
+                              </w:r>
+                            </w:p>
+                          </w:txbxContent>
+                        </wps:txbx>
+                        <wps:bodyPr rot="0" spcFirstLastPara="0" vert="horz" wrap="none" lIns="91440" tIns="45720" rIns="91440" bIns="45720" numCol="1" spcCol="0" rtlCol="0" fromWordArt="0" anchor="t" anchorCtr="0" forceAA="0" compatLnSpc="1">
+                          <a:prstTxWarp prst="textNoShape">
+                            <a:avLst/>
+                          </a:prstTxWarp>
+                          <a:spAutoFit/>
+                        </wps:bodyPr>
+                      </wps:wsp>
+                      <wps:wsp>
+                        <wps:cNvPr id="1186887850" name="Text Box 13"/>
+                        <wps:cNvSpPr txBox="1"/>
+                        <wps:spPr>
+                          <a:xfrm>
+                            <a:off x="144448" y="1527948"/>
+                            <a:ext cx="666115" cy="313254"/>
+                          </a:xfrm>
+                          <a:prstGeom prst="rect">
+                            <a:avLst/>
+                          </a:prstGeom>
+                          <a:noFill/>
+                        </wps:spPr>
+                        <wps:txbx>
+                          <w:txbxContent>
+                            <w:p>
+                              <w:pPr>
+                                <w:ind w:left="0"/>
+                                <w:textAlignment w:val="baseline"/>
+                                <w:rPr>
+                                  <w:rFonts w:ascii="Calibri" w:hAnsi="Calibri" w:cs="Calibri"/>
+                                  <w:color w:val="000000"/>
+                                  <w:sz w:val="24"/>
+                                  <w:szCs w:val="24"/>
+                                </w:rPr>
+                              </w:pPr>
+                              <w:r>
+                                <w:rPr>
+                                  <w:rFonts w:ascii="Calibri" w:hAnsi="Calibri" w:cs="Calibri"/>
+                                  <w:color w:val="000000"/>
+                                </w:rPr>
+                                <w:t>Controls</w:t>
+                              </w:r>
+                            </w:p>
+                          </w:txbxContent>
+                        </wps:txbx>
+                        <wps:bodyPr rot="0" spcFirstLastPara="0" vert="horz" wrap="square" lIns="91440" tIns="45720" rIns="91440" bIns="45720" numCol="1" spcCol="0" rtlCol="0" fromWordArt="0" anchor="t" anchorCtr="0" forceAA="0" compatLnSpc="1">
+                          <a:prstTxWarp prst="textNoShape">
+                            <a:avLst/>
+                          </a:prstTxWarp>
+                          <a:noAutofit/>
+                        </wps:bodyPr>
+                      </wps:wsp>
+                      <wps:wsp>
+                        <wps:cNvPr id="432029791" name="Text Box 14"/>
+                        <wps:cNvSpPr txBox="1"/>
+                        <wps:spPr>
+                          <a:xfrm>
+                            <a:off x="302422" y="2285232"/>
+                            <a:ext cx="470535" cy="311829"/>
+                          </a:xfrm>
+                          <a:prstGeom prst="rect">
+                            <a:avLst/>
+                          </a:prstGeom>
+                          <a:noFill/>
+                        </wps:spPr>
+                        <wps:txbx>
+                          <w:txbxContent>
+                            <w:p>
+                              <w:pPr>
+                                <w:ind w:left="0"/>
+                                <w:textAlignment w:val="baseline"/>
+                                <w:rPr>
+                                  <w:rFonts w:ascii="Calibri" w:hAnsi="Calibri" w:cs="Calibri"/>
+                                  <w:color w:val="000000"/>
+                                  <w:sz w:val="24"/>
+                                  <w:szCs w:val="24"/>
+                                </w:rPr>
+                              </w:pPr>
+                              <w:r>
+                                <w:rPr>
+                                  <w:rFonts w:ascii="Calibri" w:hAnsi="Calibri" w:cs="Calibri"/>
+                                  <w:color w:val="000000"/>
+                                </w:rPr>
+                                <w:t>PPEC</w:t>
+                              </w:r>
+                            </w:p>
+                          </w:txbxContent>
+                        </wps:txbx>
+                        <wps:bodyPr rot="0" spcFirstLastPara="0" vert="horz" wrap="none" lIns="91440" tIns="45720" rIns="91440" bIns="45720" numCol="1" spcCol="0" rtlCol="0" fromWordArt="0" anchor="t" anchorCtr="0" forceAA="0" compatLnSpc="1">
+                          <a:prstTxWarp prst="textNoShape">
+                            <a:avLst/>
+                          </a:prstTxWarp>
+                          <a:noAutofit/>
+                        </wps:bodyPr>
+                      </wps:wsp>
+                      <wps:wsp>
+                        <wps:cNvPr id="1631817258" name="Text Box 15"/>
+                        <wps:cNvSpPr txBox="1"/>
+                        <wps:spPr>
+                          <a:xfrm>
+                            <a:off x="156981" y="2498318"/>
+                            <a:ext cx="660400" cy="294649"/>
+                          </a:xfrm>
+                          <a:prstGeom prst="rect">
+                            <a:avLst/>
+                          </a:prstGeom>
+                          <a:noFill/>
+                        </wps:spPr>
+                        <wps:txbx>
+                          <w:txbxContent>
+                            <w:p>
+                              <w:pPr>
+                                <w:ind w:left="0"/>
+                                <w:textAlignment w:val="baseline"/>
+                                <w:rPr>
+                                  <w:rFonts w:ascii="Calibri" w:hAnsi="Calibri" w:cs="Calibri"/>
+                                  <w:color w:val="000000"/>
+                                  <w:sz w:val="24"/>
+                                  <w:szCs w:val="24"/>
+                                </w:rPr>
+                              </w:pPr>
+                              <w:r>
+                                <w:rPr>
+                                  <w:rFonts w:ascii="Calibri" w:hAnsi="Calibri" w:cs="Calibri"/>
+                                  <w:color w:val="000000"/>
+                                </w:rPr>
+                                <w:t>Controls</w:t>
+                              </w:r>
+                            </w:p>
+                          </w:txbxContent>
+                        </wps:txbx>
+                        <wps:bodyPr rot="0" spcFirstLastPara="0" vert="horz" wrap="none" lIns="91440" tIns="45720" rIns="91440" bIns="45720" numCol="1" spcCol="0" rtlCol="0" fromWordArt="0" anchor="t" anchorCtr="0" forceAA="0" compatLnSpc="1">
+                          <a:prstTxWarp prst="textNoShape">
+                            <a:avLst/>
+                          </a:prstTxWarp>
+                          <a:noAutofit/>
+                        </wps:bodyPr>
+                      </wps:wsp>
+                      <wps:wsp>
+                        <wps:cNvPr id="1156056354" name="Text Box 16"/>
+                        <wps:cNvSpPr txBox="1"/>
+                        <wps:spPr>
+                          <a:xfrm>
+                            <a:off x="785269" y="3200565"/>
+                            <a:ext cx="1466215" cy="414655"/>
+                          </a:xfrm>
+                          <a:prstGeom prst="rect">
+                            <a:avLst/>
+                          </a:prstGeom>
+                          <a:noFill/>
+                        </wps:spPr>
+                        <wps:txbx>
+                          <w:txbxContent>
+                            <w:p>
+                              <w:pPr>
+                                <w:textAlignment w:val="baseline"/>
+                                <w:rPr>
+                                  <w:rFonts w:ascii="Calibri" w:hAnsi="Calibri" w:cs="Calibri"/>
+                                  <w:color w:val="000000"/>
+                                  <w:sz w:val="24"/>
+                                  <w:szCs w:val="24"/>
+                                </w:rPr>
+                              </w:pPr>
+                              <w:r>
+                                <w:rPr>
+                                  <w:rFonts w:ascii="Calibri" w:hAnsi="Calibri" w:cs="Calibri"/>
+                                  <w:color w:val="000000"/>
+                                </w:rPr>
+                                <w:t>Button Status Bar</w:t>
+                              </w:r>
+                            </w:p>
+                          </w:txbxContent>
+                        </wps:txbx>
+                        <wps:bodyPr rot="0" spcFirstLastPara="0" vert="horz" wrap="none" lIns="91440" tIns="45720" rIns="91440" bIns="45720" numCol="1" spcCol="0" rtlCol="0" fromWordArt="0" anchor="t" anchorCtr="0" forceAA="0" compatLnSpc="1">
+                          <a:prstTxWarp prst="textNoShape">
+                            <a:avLst/>
+                          </a:prstTxWarp>
+                          <a:spAutoFit/>
+                        </wps:bodyPr>
+                      </wps:wsp>
+                      <wps:wsp>
+                        <wps:cNvPr id="1531184641" name="Freeform: Shape 1531184641"/>
+                        <wps:cNvSpPr/>
+                        <wps:spPr>
+                          <a:xfrm flipV="1">
+                            <a:off x="2978526" y="2460364"/>
+                            <a:ext cx="64290" cy="764610"/>
+                          </a:xfrm>
+                          <a:custGeom>
+                            <a:avLst/>
+                            <a:gdLst>
+                              <a:gd name="csX0" fmla="*/ 43432 w 64290"/>
+                              <a:gd name="csY0" fmla="*/ 464 h 764610"/>
+                              <a:gd name="csX1" fmla="*/ 43432 w 64290"/>
+                              <a:gd name="csY1" fmla="*/ 711500 h 764610"/>
+                              <a:gd name="csX2" fmla="*/ 22002 w 64290"/>
+                              <a:gd name="csY2" fmla="*/ 711500 h 764610"/>
+                              <a:gd name="csX3" fmla="*/ 22002 w 64290"/>
+                              <a:gd name="csY3" fmla="*/ 464 h 764610"/>
+                              <a:gd name="csX4" fmla="*/ 64862 w 64290"/>
+                              <a:gd name="csY4" fmla="*/ 700785 h 764610"/>
+                              <a:gd name="csX5" fmla="*/ 32717 w 64290"/>
+                              <a:gd name="csY5" fmla="*/ 765075 h 764610"/>
+                              <a:gd name="csX6" fmla="*/ 572 w 64290"/>
+                              <a:gd name="csY6" fmla="*/ 700785 h 764610"/>
+                            </a:gdLst>
+                            <a:ahLst/>
+                            <a:cxnLst>
+                              <a:cxn ang="0">
+                                <a:pos x="csX0" y="csY0"/>
+                              </a:cxn>
+                              <a:cxn ang="0">
+                                <a:pos x="csX1" y="csY1"/>
+                              </a:cxn>
+                              <a:cxn ang="0">
+                                <a:pos x="csX2" y="csY2"/>
+                              </a:cxn>
+                              <a:cxn ang="0">
+                                <a:pos x="csX3" y="csY3"/>
+                              </a:cxn>
+                              <a:cxn ang="0">
+                                <a:pos x="csX4" y="csY4"/>
+                              </a:cxn>
+                              <a:cxn ang="0">
+                                <a:pos x="csX5" y="csY5"/>
+                              </a:cxn>
+                              <a:cxn ang="0">
+                                <a:pos x="csX6" y="csY6"/>
+                              </a:cxn>
+                            </a:cxnLst>
+                            <a:rect l="l" t="t" r="r" b="b"/>
+                            <a:pathLst>
+                              <a:path w="64290" h="764610">
+                                <a:moveTo>
+                                  <a:pt x="43432" y="464"/>
+                                </a:moveTo>
+                                <a:lnTo>
+                                  <a:pt x="43432" y="711500"/>
+                                </a:lnTo>
+                                <a:lnTo>
+                                  <a:pt x="22002" y="711500"/>
+                                </a:lnTo>
+                                <a:lnTo>
+                                  <a:pt x="22002" y="464"/>
+                                </a:lnTo>
+                                <a:close/>
+                                <a:moveTo>
+                                  <a:pt x="64862" y="700785"/>
+                                </a:moveTo>
+                                <a:lnTo>
+                                  <a:pt x="32717" y="765075"/>
+                                </a:lnTo>
+                                <a:lnTo>
+                                  <a:pt x="572" y="700785"/>
+                                </a:lnTo>
+                                <a:close/>
+                              </a:path>
+                            </a:pathLst>
+                          </a:custGeom>
+                          <a:solidFill>
+                            <a:srgbClr val="FF0000"/>
+                          </a:solidFill>
+                          <a:ln w="5352" cap="flat">
+                            <a:noFill/>
+                            <a:prstDash val="solid"/>
+                            <a:miter/>
+                          </a:ln>
+                        </wps:spPr>
+                        <wps:bodyPr/>
+                      </wps:wsp>
+                      <wps:wsp>
+                        <wps:cNvPr id="1352273765" name="Text Box 18"/>
+                        <wps:cNvSpPr txBox="1"/>
+                        <wps:spPr>
+                          <a:xfrm>
+                            <a:off x="2633475" y="3200804"/>
+                            <a:ext cx="1367790" cy="414655"/>
+                          </a:xfrm>
+                          <a:prstGeom prst="rect">
+                            <a:avLst/>
+                          </a:prstGeom>
+                          <a:noFill/>
+                        </wps:spPr>
+                        <wps:txbx>
+                          <w:txbxContent>
+                            <w:p>
+                              <w:pPr>
+                                <w:textAlignment w:val="baseline"/>
+                                <w:rPr>
+                                  <w:rFonts w:ascii="Calibri" w:hAnsi="Calibri" w:cs="Calibri"/>
+                                  <w:color w:val="000000"/>
+                                  <w:sz w:val="24"/>
+                                  <w:szCs w:val="24"/>
+                                </w:rPr>
+                              </w:pPr>
+                              <w:r>
+                                <w:rPr>
+                                  <w:rFonts w:ascii="Calibri" w:hAnsi="Calibri" w:cs="Calibri"/>
+                                  <w:color w:val="000000"/>
+                                </w:rPr>
+                                <w:t>Button Controls</w:t>
+                              </w:r>
+                            </w:p>
+                          </w:txbxContent>
+                        </wps:txbx>
+                        <wps:bodyPr rot="0" spcFirstLastPara="0" vert="horz" wrap="none" lIns="91440" tIns="45720" rIns="91440" bIns="45720" numCol="1" spcCol="0" rtlCol="0" fromWordArt="0" anchor="t" anchorCtr="0" forceAA="0" compatLnSpc="1">
+                          <a:prstTxWarp prst="textNoShape">
+                            <a:avLst/>
+                          </a:prstTxWarp>
+                          <a:spAutoFit/>
+                        </wps:bodyPr>
+                      </wps:wsp>
+                      <wps:wsp>
+                        <wps:cNvPr id="56160768" name="Freeform: Shape 56160768"/>
+                        <wps:cNvSpPr/>
+                        <wps:spPr>
+                          <a:xfrm rot="10800000" flipV="1">
+                            <a:off x="4952478" y="666642"/>
+                            <a:ext cx="651877" cy="49344"/>
+                          </a:xfrm>
+                          <a:custGeom>
+                            <a:avLst/>
+                            <a:gdLst>
+                              <a:gd name="csX0" fmla="*/ 896 w 651877"/>
+                              <a:gd name="csY0" fmla="*/ 21556 h 64290"/>
+                              <a:gd name="csX1" fmla="*/ 599198 w 651877"/>
+                              <a:gd name="csY1" fmla="*/ 21556 h 64290"/>
+                              <a:gd name="csX2" fmla="*/ 599198 w 651877"/>
+                              <a:gd name="csY2" fmla="*/ 42986 h 64290"/>
+                              <a:gd name="csX3" fmla="*/ 896 w 651877"/>
+                              <a:gd name="csY3" fmla="*/ 42986 h 64290"/>
+                              <a:gd name="csX4" fmla="*/ 588483 w 651877"/>
+                              <a:gd name="csY4" fmla="*/ 126 h 64290"/>
+                              <a:gd name="csX5" fmla="*/ 652774 w 651877"/>
+                              <a:gd name="csY5" fmla="*/ 32271 h 64290"/>
+                              <a:gd name="csX6" fmla="*/ 588483 w 651877"/>
+                              <a:gd name="csY6" fmla="*/ 64416 h 64290"/>
+                            </a:gdLst>
+                            <a:ahLst/>
+                            <a:cxnLst>
+                              <a:cxn ang="0">
+                                <a:pos x="csX0" y="csY0"/>
+                              </a:cxn>
+                              <a:cxn ang="0">
+                                <a:pos x="csX1" y="csY1"/>
+                              </a:cxn>
+                              <a:cxn ang="0">
+                                <a:pos x="csX2" y="csY2"/>
+                              </a:cxn>
+                              <a:cxn ang="0">
+                                <a:pos x="csX3" y="csY3"/>
+                              </a:cxn>
+                              <a:cxn ang="0">
+                                <a:pos x="csX4" y="csY4"/>
+                              </a:cxn>
+                              <a:cxn ang="0">
+                                <a:pos x="csX5" y="csY5"/>
+                              </a:cxn>
+                              <a:cxn ang="0">
+                                <a:pos x="csX6" y="csY6"/>
+                              </a:cxn>
+                            </a:cxnLst>
+                            <a:rect l="l" t="t" r="r" b="b"/>
+                            <a:pathLst>
+                              <a:path w="651877" h="64290">
+                                <a:moveTo>
+                                  <a:pt x="896" y="21556"/>
+                                </a:moveTo>
+                                <a:lnTo>
+                                  <a:pt x="599198" y="21556"/>
+                                </a:lnTo>
+                                <a:lnTo>
+                                  <a:pt x="599198" y="42986"/>
+                                </a:lnTo>
+                                <a:lnTo>
+                                  <a:pt x="896" y="42986"/>
+                                </a:lnTo>
+                                <a:close/>
+                                <a:moveTo>
+                                  <a:pt x="588483" y="126"/>
+                                </a:moveTo>
+                                <a:lnTo>
+                                  <a:pt x="652774" y="32271"/>
+                                </a:lnTo>
+                                <a:lnTo>
+                                  <a:pt x="588483" y="64416"/>
+                                </a:lnTo>
+                                <a:close/>
+                              </a:path>
+                            </a:pathLst>
+                          </a:custGeom>
+                          <a:solidFill>
+                            <a:srgbClr val="FF0000"/>
+                          </a:solidFill>
+                          <a:ln w="5352" cap="flat">
+                            <a:noFill/>
+                            <a:prstDash val="solid"/>
+                            <a:miter/>
+                          </a:ln>
+                        </wps:spPr>
+                        <wps:bodyPr/>
+                      </wps:wsp>
+                      <wps:wsp>
+                        <wps:cNvPr id="1265843450" name="Freeform: Shape 1265843450"/>
+                        <wps:cNvSpPr/>
+                        <wps:spPr>
+                          <a:xfrm rot="10800000" flipV="1">
+                            <a:off x="5010565" y="847651"/>
+                            <a:ext cx="651877" cy="49344"/>
+                          </a:xfrm>
+                          <a:custGeom>
+                            <a:avLst/>
+                            <a:gdLst>
+                              <a:gd name="csX0" fmla="*/ 896 w 651877"/>
+                              <a:gd name="csY0" fmla="*/ 21599 h 64290"/>
+                              <a:gd name="csX1" fmla="*/ 599198 w 651877"/>
+                              <a:gd name="csY1" fmla="*/ 21599 h 64290"/>
+                              <a:gd name="csX2" fmla="*/ 599198 w 651877"/>
+                              <a:gd name="csY2" fmla="*/ 43029 h 64290"/>
+                              <a:gd name="csX3" fmla="*/ 896 w 651877"/>
+                              <a:gd name="csY3" fmla="*/ 43029 h 64290"/>
+                              <a:gd name="csX4" fmla="*/ 588483 w 651877"/>
+                              <a:gd name="csY4" fmla="*/ 169 h 64290"/>
+                              <a:gd name="csX5" fmla="*/ 652774 w 651877"/>
+                              <a:gd name="csY5" fmla="*/ 32314 h 64290"/>
+                              <a:gd name="csX6" fmla="*/ 588483 w 651877"/>
+                              <a:gd name="csY6" fmla="*/ 64459 h 64290"/>
+                            </a:gdLst>
+                            <a:ahLst/>
+                            <a:cxnLst>
+                              <a:cxn ang="0">
+                                <a:pos x="csX0" y="csY0"/>
+                              </a:cxn>
+                              <a:cxn ang="0">
+                                <a:pos x="csX1" y="csY1"/>
+                              </a:cxn>
+                              <a:cxn ang="0">
+                                <a:pos x="csX2" y="csY2"/>
+                              </a:cxn>
+                              <a:cxn ang="0">
+                                <a:pos x="csX3" y="csY3"/>
+                              </a:cxn>
+                              <a:cxn ang="0">
+                                <a:pos x="csX4" y="csY4"/>
+                              </a:cxn>
+                              <a:cxn ang="0">
+                                <a:pos x="csX5" y="csY5"/>
+                              </a:cxn>
+                              <a:cxn ang="0">
+                                <a:pos x="csX6" y="csY6"/>
+                              </a:cxn>
+                            </a:cxnLst>
+                            <a:rect l="l" t="t" r="r" b="b"/>
+                            <a:pathLst>
+                              <a:path w="651877" h="64290">
+                                <a:moveTo>
+                                  <a:pt x="896" y="21599"/>
+                                </a:moveTo>
+                                <a:lnTo>
+                                  <a:pt x="599198" y="21599"/>
+                                </a:lnTo>
+                                <a:lnTo>
+                                  <a:pt x="599198" y="43029"/>
+                                </a:lnTo>
+                                <a:lnTo>
+                                  <a:pt x="896" y="43029"/>
+                                </a:lnTo>
+                                <a:close/>
+                                <a:moveTo>
+                                  <a:pt x="588483" y="169"/>
+                                </a:moveTo>
+                                <a:lnTo>
+                                  <a:pt x="652774" y="32314"/>
+                                </a:lnTo>
+                                <a:lnTo>
+                                  <a:pt x="588483" y="64459"/>
+                                </a:lnTo>
+                                <a:close/>
+                              </a:path>
+                            </a:pathLst>
+                          </a:custGeom>
+                          <a:solidFill>
+                            <a:srgbClr val="FF0000"/>
+                          </a:solidFill>
+                          <a:ln w="5352" cap="flat">
+                            <a:noFill/>
+                            <a:prstDash val="solid"/>
+                            <a:miter/>
+                          </a:ln>
+                        </wps:spPr>
+                        <wps:bodyPr/>
+                      </wps:wsp>
+                      <wps:wsp>
+                        <wps:cNvPr id="1403442312" name="Text Box 21"/>
+                        <wps:cNvSpPr txBox="1"/>
+                        <wps:spPr>
+                          <a:xfrm>
+                            <a:off x="5355546" y="511403"/>
+                            <a:ext cx="867410" cy="414655"/>
+                          </a:xfrm>
+                          <a:prstGeom prst="rect">
+                            <a:avLst/>
+                          </a:prstGeom>
+                          <a:noFill/>
+                        </wps:spPr>
+                        <wps:txbx>
+                          <w:txbxContent>
+                            <w:p>
+                              <w:pPr>
+                                <w:textAlignment w:val="baseline"/>
+                                <w:rPr>
+                                  <w:rFonts w:ascii="Calibri" w:hAnsi="Calibri" w:cs="Calibri"/>
+                                  <w:color w:val="000000"/>
+                                  <w:sz w:val="24"/>
+                                  <w:szCs w:val="24"/>
+                                </w:rPr>
+                              </w:pPr>
+                              <w:r>
+                                <w:rPr>
+                                  <w:rFonts w:ascii="Calibri" w:hAnsi="Calibri" w:cs="Calibri"/>
+                                  <w:color w:val="000000"/>
+                                </w:rPr>
+                                <w:t>Coords</w:t>
+                              </w:r>
+                            </w:p>
+                          </w:txbxContent>
+                        </wps:txbx>
+                        <wps:bodyPr rot="0" spcFirstLastPara="0" vert="horz" wrap="none" lIns="91440" tIns="45720" rIns="91440" bIns="45720" numCol="1" spcCol="0" rtlCol="0" fromWordArt="0" anchor="t" anchorCtr="0" forceAA="0" compatLnSpc="1">
+                          <a:prstTxWarp prst="textNoShape">
+                            <a:avLst/>
+                          </a:prstTxWarp>
+                          <a:spAutoFit/>
+                        </wps:bodyPr>
+                      </wps:wsp>
+                      <wps:wsp>
+                        <wps:cNvPr id="199516900" name="Text Box 22"/>
+                        <wps:cNvSpPr txBox="1"/>
+                        <wps:spPr>
+                          <a:xfrm>
+                            <a:off x="5355219" y="613185"/>
+                            <a:ext cx="660400" cy="414655"/>
+                          </a:xfrm>
+                          <a:prstGeom prst="rect">
+                            <a:avLst/>
+                          </a:prstGeom>
+                          <a:noFill/>
+                        </wps:spPr>
+                        <wps:txbx>
+                          <w:txbxContent>
+                            <w:p>
+                              <w:pPr>
+                                <w:textAlignment w:val="baseline"/>
+                                <w:rPr>
+                                  <w:rFonts w:ascii="Calibri" w:hAnsi="Calibri" w:cs="Calibri"/>
+                                  <w:color w:val="000000"/>
+                                  <w:sz w:val="24"/>
+                                  <w:szCs w:val="24"/>
+                                </w:rPr>
+                              </w:pPr>
+                              <w:r>
+                                <w:rPr>
+                                  <w:rFonts w:ascii="Calibri" w:hAnsi="Calibri" w:cs="Calibri"/>
+                                  <w:color w:val="000000"/>
+                                </w:rPr>
+                                <w:t>Bar</w:t>
+                              </w:r>
+                            </w:p>
+                          </w:txbxContent>
+                        </wps:txbx>
+                        <wps:bodyPr rot="0" spcFirstLastPara="0" vert="horz" wrap="none" lIns="91440" tIns="45720" rIns="91440" bIns="45720" numCol="1" spcCol="0" rtlCol="0" fromWordArt="0" anchor="t" anchorCtr="0" forceAA="0" compatLnSpc="1">
+                          <a:prstTxWarp prst="textNoShape">
+                            <a:avLst/>
+                          </a:prstTxWarp>
+                          <a:spAutoFit/>
+                        </wps:bodyPr>
+                      </wps:wsp>
+                      <wps:wsp>
+                        <wps:cNvPr id="1202353724" name="Text Box 23"/>
+                        <wps:cNvSpPr txBox="1"/>
+                        <wps:spPr>
+                          <a:xfrm>
+                            <a:off x="5355219" y="731039"/>
+                            <a:ext cx="1080135" cy="414655"/>
+                          </a:xfrm>
+                          <a:prstGeom prst="rect">
+                            <a:avLst/>
+                          </a:prstGeom>
+                          <a:noFill/>
+                        </wps:spPr>
+                        <wps:txbx>
+                          <w:txbxContent>
+                            <w:p>
+                              <w:pPr>
+                                <w:textAlignment w:val="baseline"/>
+                                <w:rPr>
+                                  <w:rFonts w:ascii="Calibri" w:hAnsi="Calibri" w:cs="Calibri"/>
+                                  <w:color w:val="000000"/>
+                                  <w:sz w:val="24"/>
+                                  <w:szCs w:val="24"/>
+                                </w:rPr>
+                              </w:pPr>
+                              <w:r>
+                                <w:rPr>
+                                  <w:rFonts w:ascii="Calibri" w:hAnsi="Calibri" w:cs="Calibri"/>
+                                  <w:color w:val="000000"/>
+                                </w:rPr>
+                                <w:t>3D Control</w:t>
+                              </w:r>
+                            </w:p>
+                          </w:txbxContent>
+                        </wps:txbx>
+                        <wps:bodyPr rot="0" spcFirstLastPara="0" vert="horz" wrap="none" lIns="91440" tIns="45720" rIns="91440" bIns="45720" numCol="1" spcCol="0" rtlCol="0" fromWordArt="0" anchor="t" anchorCtr="0" forceAA="0" compatLnSpc="1">
+                          <a:prstTxWarp prst="textNoShape">
+                            <a:avLst/>
+                          </a:prstTxWarp>
+                          <a:spAutoFit/>
+                        </wps:bodyPr>
+                      </wps:wsp>
+                      <wps:wsp>
+                        <wps:cNvPr id="549008413" name="Freeform: Shape 549008413"/>
+                        <wps:cNvSpPr/>
+                        <wps:spPr>
+                          <a:xfrm>
+                            <a:off x="974809" y="135194"/>
+                            <a:ext cx="64290" cy="196149"/>
+                          </a:xfrm>
+                          <a:custGeom>
+                            <a:avLst/>
+                            <a:gdLst>
+                              <a:gd name="csX0" fmla="*/ 42765 w 64290"/>
+                              <a:gd name="csY0" fmla="*/ -53 h 196149"/>
+                              <a:gd name="csX1" fmla="*/ 42765 w 64290"/>
+                              <a:gd name="csY1" fmla="*/ 142522 h 196149"/>
+                              <a:gd name="csX2" fmla="*/ 21335 w 64290"/>
+                              <a:gd name="csY2" fmla="*/ 142522 h 196149"/>
+                              <a:gd name="csX3" fmla="*/ 21335 w 64290"/>
+                              <a:gd name="csY3" fmla="*/ -53 h 196149"/>
+                              <a:gd name="csX4" fmla="*/ 64195 w 64290"/>
+                              <a:gd name="csY4" fmla="*/ 131807 h 196149"/>
+                              <a:gd name="csX5" fmla="*/ 32050 w 64290"/>
+                              <a:gd name="csY5" fmla="*/ 196097 h 196149"/>
+                              <a:gd name="csX6" fmla="*/ -95 w 64290"/>
+                              <a:gd name="csY6" fmla="*/ 131807 h 196149"/>
+                            </a:gdLst>
+                            <a:ahLst/>
+                            <a:cxnLst>
+                              <a:cxn ang="0">
+                                <a:pos x="csX0" y="csY0"/>
+                              </a:cxn>
+                              <a:cxn ang="0">
+                                <a:pos x="csX1" y="csY1"/>
+                              </a:cxn>
+                              <a:cxn ang="0">
+                                <a:pos x="csX2" y="csY2"/>
+                              </a:cxn>
+                              <a:cxn ang="0">
+                                <a:pos x="csX3" y="csY3"/>
+                              </a:cxn>
+                              <a:cxn ang="0">
+                                <a:pos x="csX4" y="csY4"/>
+                              </a:cxn>
+                              <a:cxn ang="0">
+                                <a:pos x="csX5" y="csY5"/>
+                              </a:cxn>
+                              <a:cxn ang="0">
+                                <a:pos x="csX6" y="csY6"/>
+                              </a:cxn>
+                            </a:cxnLst>
+                            <a:rect l="l" t="t" r="r" b="b"/>
+                            <a:pathLst>
+                              <a:path w="64290" h="196149">
+                                <a:moveTo>
+                                  <a:pt x="42765" y="-53"/>
+                                </a:moveTo>
+                                <a:lnTo>
+                                  <a:pt x="42765" y="142522"/>
+                                </a:lnTo>
+                                <a:lnTo>
+                                  <a:pt x="21335" y="142522"/>
+                                </a:lnTo>
+                                <a:lnTo>
+                                  <a:pt x="21335" y="-53"/>
+                                </a:lnTo>
+                                <a:close/>
+                                <a:moveTo>
+                                  <a:pt x="64195" y="131807"/>
+                                </a:moveTo>
+                                <a:lnTo>
+                                  <a:pt x="32050" y="196097"/>
+                                </a:lnTo>
+                                <a:lnTo>
+                                  <a:pt x="-95" y="131807"/>
+                                </a:lnTo>
+                                <a:close/>
+                              </a:path>
+                            </a:pathLst>
+                          </a:custGeom>
+                          <a:solidFill>
+                            <a:srgbClr val="FF0000"/>
+                          </a:solidFill>
+                          <a:ln w="5352" cap="flat">
+                            <a:noFill/>
+                            <a:prstDash val="solid"/>
+                            <a:miter/>
+                          </a:ln>
+                        </wps:spPr>
+                        <wps:bodyPr/>
+                      </wps:wsp>
+                    </wpg:wgp>
+                  </a:graphicData>
+                </a:graphic>
+              </wp:inline>
+            </w:drawing>
+          </mc:Choice>
+          <mc:Fallback>
+            <w:pict>
+              <v:group w14:anchorId="2E8F3095" id="Picture 1127298400" o:spid="_x0000_s1031" style="width:495.35pt;height:288.3pt;mso-position-horizontal-relative:char;mso-position-vertical-relative:line" coordorigin="1444,-457" coordsize="62909,36611" o:gfxdata="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">
+                <v:shape id="Picture 1057561902" o:spid="_x0000_s1032" type="#_x0000_t75" style="position:absolute;left:7729;top:1759;width:44948;height:28523;visibility:visible;mso-wrap-style:square" coordsize="4618198,2914506" o:gfxdata="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" path="m29,-18r4618199,l4618228,2914488r-4618199,l29,-18xe">
+                  <v:imagedata r:id="rId14" o:title=""/>
+                  <v:formulas/>
+                  <v:path o:extrusionok="t" o:connecttype="custom" o:connectlocs="28,-18;4494867,-18;4494867,2852281;28,2852281" o:connectangles="0,0,0,0"/>
+                </v:shape>
+                <v:shape id="Freeform: Shape 911248650" o:spid="_x0000_s1033" style="position:absolute;left:11623;top:30282;width:643;height:1962;flip:y;visibility:visible;mso-wrap-style:square;v-text-anchor:top" coordsize="64290,196150" o:gfxdata="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" path="m43093,570r,142575l21663,143145r,-142575l43093,570xm64523,132430l32378,196721,233,132430r64290,xe" fillcolor="red" stroked="f" strokeweight=".14867mm">
+                  <v:stroke joinstyle="miter"/>
+                  <v:path arrowok="t" o:connecttype="custom" o:connectlocs="43093,570;43093,143145;21663,143145;21663,570;64523,132430;32378,196721;233,132430" o:connectangles="0,0,0,0,0,0,0"/>
+                </v:shape>
+                <v:shape id="Text Box 4" o:spid="_x0000_s1034" type="#_x0000_t202" style="position:absolute;left:7367;top:-457;width:11691;height:4146;visibility:visible;mso-wrap-style:none;v-text-anchor:top" o:gfxdata="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" filled="f" stroked="f">
+                  <v:textbox style="mso-fit-shape-to-text:t">
+                    <w:txbxContent>
+                      <w:p>
+                        <w:pPr>
+                          <w:textAlignment w:val="baseline"/>
+                          <w:rPr>
+                            <w:rFonts w:ascii="Calibri" w:hAnsi="Calibri" w:cs="Calibri"/>
+                            <w:color w:val="000000"/>
+                            <w:sz w:val="24"/>
+                            <w:szCs w:val="24"/>
+                          </w:rPr>
+                        </w:pPr>
+                        <w:r>
+                          <w:rPr>
+                            <w:rFonts w:ascii="Calibri" w:hAnsi="Calibri" w:cs="Calibri"/>
+                            <w:color w:val="000000"/>
+                          </w:rPr>
+                          <w:t>Window Bar</w:t>
+                        </w:r>
+                      </w:p>
+                    </w:txbxContent>
+                  </v:textbox>
+                </v:shape>
+                <v:shape id="Freeform: Shape 1055738329" o:spid="_x0000_s1035" style="position:absolute;left:3479;top:5905;width:2871;height:643;visibility:visible;mso-wrap-style:square;v-text-anchor:top" coordsize="287061,64290" o:gfxdata="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" path="m-95,21377r233487,l233392,42807r-233487,l-95,21377xm222677,-53r64290,32145l222677,64237r,-64290xe" fillcolor="red" stroked="f" strokeweight=".14867mm">
+                  <v:stroke joinstyle="miter"/>
+                  <v:path arrowok="t" o:connecttype="custom" o:connectlocs="-95,21377;233392,21377;233392,42807;-95,42807;222677,-53;286967,32092;222677,64237" o:connectangles="0,0,0,0,0,0,0"/>
+                </v:shape>
+                <v:shape id="Text Box 6" o:spid="_x0000_s1036" type="#_x0000_t202" style="position:absolute;left:1569;top:3488;width:6363;height:3007;visibility:visible;mso-wrap-style:none;v-text-anchor:top" o:gfxdata="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" filled="f" stroked="f">
+                  <v:textbox>
+                    <w:txbxContent>
+                      <w:p>
+                        <w:pPr>
+                          <w:ind w:left="0"/>
+                          <w:textAlignment w:val="baseline"/>
+                          <w:rPr>
+                            <w:rFonts w:ascii="Calibri" w:hAnsi="Calibri" w:cs="Calibri"/>
+                            <w:color w:val="000000"/>
+                            <w:sz w:val="24"/>
+                            <w:szCs w:val="24"/>
+                          </w:rPr>
+                        </w:pPr>
+                        <w:r>
+                          <w:rPr>
+                            <w:rFonts w:ascii="Calibri" w:hAnsi="Calibri" w:cs="Calibri"/>
+                            <w:color w:val="000000"/>
+                          </w:rPr>
+                          <w:t>Settings</w:t>
+                        </w:r>
+                      </w:p>
+                    </w:txbxContent>
+                  </v:textbox>
+                </v:shape>
+                <v:shape id="Freeform: Shape 1075158622" o:spid="_x0000_s1037" style="position:absolute;left:3479;top:9281;width:6519;height:642;visibility:visible;mso-wrap-style:square;v-text-anchor:top" coordsize="651877,64290" o:gfxdata="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" path="m-95,21377r598302,l598207,42807r-598302,l-95,21377xm587492,-53r64291,32145l587492,64237r,-64290xe" fillcolor="red" stroked="f" strokeweight=".14867mm">
+                  <v:stroke joinstyle="miter"/>
+                  <v:path arrowok="t" o:connecttype="custom" o:connectlocs="-95,21377;598207,21377;598207,42807;-95,42807;587492,-53;651783,32092;587492,64237" o:connectangles="0,0,0,0,0,0,0"/>
+                </v:shape>
+                <v:shape id="Freeform: Shape 1461165707" o:spid="_x0000_s1038" style="position:absolute;left:3479;top:15281;width:6519;height:643;visibility:visible;mso-wrap-style:square;v-text-anchor:top" coordsize="651877,64290" o:gfxdata="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" path="m-95,21377r598302,l598207,42807r-598302,l-95,21377xm587492,-53r64291,32145l587492,64237r,-64290xe" fillcolor="red" stroked="f" strokeweight=".14867mm">
+                  <v:stroke joinstyle="miter"/>
+                  <v:path arrowok="t" o:connecttype="custom" o:connectlocs="-95,21377;598207,21377;598207,42807;-95,42807;587492,-53;651783,32092;587492,64237" o:connectangles="0,0,0,0,0,0,0"/>
+                </v:shape>
+                <v:shape id="Freeform: Shape 1741700434" o:spid="_x0000_s1039" style="position:absolute;left:3533;top:24978;width:4764;height:643;visibility:visible;mso-wrap-style:square;v-text-anchor:top" coordsize="476450,64290" o:gfxdata="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" path="m-95,21377r422875,l422780,42807r-422875,l-95,21377xm412065,-53r64291,32145l412065,64237r,-64290xe" fillcolor="red" stroked="f" strokeweight=".14867mm">
+                  <v:stroke joinstyle="miter"/>
+                  <v:path arrowok="t" o:connecttype="custom" o:connectlocs="-95,21377;422780,21377;422780,42807;-95,42807;412065,-53;476356,32092;412065,64237" o:connectangles="0,0,0,0,0,0,0"/>
+                </v:shape>
+                <v:shape id="Text Box 10" o:spid="_x0000_s1040" type="#_x0000_t202" style="position:absolute;left:2859;top:7370;width:4870;height:4147;visibility:visible;mso-wrap-style:none;v-text-anchor:top" o:gfxdata="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" filled="f" stroked="f">
+                  <v:textbox style="mso-fit-shape-to-text:t">
+                    <w:txbxContent>
+                      <w:p>
+                        <w:pPr>
+                          <w:ind w:left="0"/>
+                          <w:textAlignment w:val="baseline"/>
+                          <w:rPr>
+                            <w:rFonts w:ascii="Calibri" w:hAnsi="Calibri" w:cs="Calibri"/>
+                            <w:color w:val="000000"/>
+                            <w:sz w:val="24"/>
+                            <w:szCs w:val="24"/>
+                          </w:rPr>
+                        </w:pPr>
+                        <w:r>
+                          <w:rPr>
+                            <w:rFonts w:ascii="Calibri" w:hAnsi="Calibri" w:cs="Calibri"/>
+                            <w:color w:val="000000"/>
+                          </w:rPr>
+                          <w:t>GoTo</w:t>
+                        </w:r>
+                      </w:p>
+                    </w:txbxContent>
+                  </v:textbox>
+                </v:shape>
+                <v:shape id="Text Box 11" o:spid="_x0000_s1041" type="#_x0000_t202" style="position:absolute;left:1728;top:9281;width:6699;height:2627;visibility:visible;mso-wrap-style:square;v-text-anchor:top" o:gfxdata="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" filled="f" stroked="f">
+                  <v:textbox>
+                    <w:txbxContent>
+                      <w:p>
+                        <w:pPr>
+                          <w:ind w:left="0"/>
+                          <w:jc w:val="right"/>
+                          <w:textAlignment w:val="baseline"/>
+                          <w:rPr>
+                            <w:rFonts w:ascii="Calibri" w:hAnsi="Calibri" w:cs="Calibri"/>
+                            <w:color w:val="000000"/>
+                            <w:sz w:val="24"/>
+                            <w:szCs w:val="24"/>
+                          </w:rPr>
+                        </w:pPr>
+                        <w:r>
+                          <w:rPr>
+                            <w:rFonts w:ascii="Calibri" w:hAnsi="Calibri" w:cs="Calibri"/>
+                            <w:color w:val="000000"/>
+                          </w:rPr>
+                          <w:t>Coords</w:t>
+                        </w:r>
+                      </w:p>
+                    </w:txbxContent>
+                  </v:textbox>
+                </v:shape>
+                <v:shape id="Text Box 12" o:spid="_x0000_s1042" type="#_x0000_t202" style="position:absolute;left:3013;top:13474;width:4839;height:4146;visibility:visible;mso-wrap-style:none;v-text-anchor:top" o:gfxdata="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" filled="f" stroked="f">
+                  <v:textbox style="mso-fit-shape-to-text:t">
+                    <w:txbxContent>
+                      <w:p>
+                        <w:pPr>
+                          <w:ind w:left="0"/>
+                          <w:textAlignment w:val="baseline"/>
+                          <w:rPr>
+                            <w:rFonts w:ascii="Calibri" w:hAnsi="Calibri" w:cs="Calibri"/>
+                            <w:color w:val="000000"/>
+                            <w:sz w:val="24"/>
+                            <w:szCs w:val="24"/>
+                          </w:rPr>
+                        </w:pPr>
+                        <w:r>
+                          <w:rPr>
+                            <w:rFonts w:ascii="Calibri" w:hAnsi="Calibri" w:cs="Calibri"/>
+                            <w:color w:val="000000"/>
+                          </w:rPr>
+                          <w:t>Hand</w:t>
+                        </w:r>
+                      </w:p>
+                    </w:txbxContent>
+                  </v:textbox>
+                </v:shape>
+                <v:shape id="Text Box 13" o:spid="_x0000_s1043" type="#_x0000_t202" style="position:absolute;left:1444;top:15279;width:6661;height:3133;visibility:visible;mso-wrap-style:square;v-text-anchor:top" o:gfxdata="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" filled="f" stroked="f">
+                  <v:textbox>
+                    <w:txbxContent>
+                      <w:p>
+                        <w:pPr>
+                          <w:ind w:left="0"/>
+                          <w:textAlignment w:val="baseline"/>
+                          <w:rPr>
+                            <w:rFonts w:ascii="Calibri" w:hAnsi="Calibri" w:cs="Calibri"/>
+                            <w:color w:val="000000"/>
+                            <w:sz w:val="24"/>
+                            <w:szCs w:val="24"/>
+                          </w:rPr>
+                        </w:pPr>
+                        <w:r>
+                          <w:rPr>
+                            <w:rFonts w:ascii="Calibri" w:hAnsi="Calibri" w:cs="Calibri"/>
+                            <w:color w:val="000000"/>
+                          </w:rPr>
+                          <w:t>Controls</w:t>
+                        </w:r>
+                      </w:p>
+                    </w:txbxContent>
+                  </v:textbox>
+                </v:shape>
+                <v:shape id="_x0000_s1044" type="#_x0000_t202" style="position:absolute;left:3024;top:22852;width:4705;height:3118;visibility:visible;mso-wrap-style:none;v-text-anchor:top" o:gfxdata="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" filled="f" stroked="f">
+                  <v:textbox>
+                    <w:txbxContent>
+                      <w:p>
+                        <w:pPr>
+                          <w:ind w:left="0"/>
+                          <w:textAlignment w:val="baseline"/>
+                          <w:rPr>
+                            <w:rFonts w:ascii="Calibri" w:hAnsi="Calibri" w:cs="Calibri"/>
+                            <w:color w:val="000000"/>
+                            <w:sz w:val="24"/>
+                            <w:szCs w:val="24"/>
+                          </w:rPr>
+                        </w:pPr>
+                        <w:r>
+                          <w:rPr>
+                            <w:rFonts w:ascii="Calibri" w:hAnsi="Calibri" w:cs="Calibri"/>
+                            <w:color w:val="000000"/>
+                          </w:rPr>
+                          <w:t>PPEC</w:t>
+                        </w:r>
+                      </w:p>
+                    </w:txbxContent>
+                  </v:textbox>
+                </v:shape>
+                <v:shape id="Text Box 15" o:spid="_x0000_s1045" type="#_x0000_t202" style="position:absolute;left:1569;top:24983;width:6604;height:2946;visibility:visible;mso-wrap-style:none;v-text-anchor:top" o:gfxdata="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" filled="f" stroked="f">
+                  <v:textbox>
+                    <w:txbxContent>
+                      <w:p>
+                        <w:pPr>
+                          <w:ind w:left="0"/>
+                          <w:textAlignment w:val="baseline"/>
+                          <w:rPr>
+                            <w:rFonts w:ascii="Calibri" w:hAnsi="Calibri" w:cs="Calibri"/>
+                            <w:color w:val="000000"/>
+                            <w:sz w:val="24"/>
+                            <w:szCs w:val="24"/>
+                          </w:rPr>
+                        </w:pPr>
+                        <w:r>
+                          <w:rPr>
+                            <w:rFonts w:ascii="Calibri" w:hAnsi="Calibri" w:cs="Calibri"/>
+                            <w:color w:val="000000"/>
+                          </w:rPr>
+                          <w:t>Controls</w:t>
+                        </w:r>
+                      </w:p>
+                    </w:txbxContent>
+                  </v:textbox>
+                </v:shape>
+                <v:shape id="Text Box 16" o:spid="_x0000_s1046" type="#_x0000_t202" style="position:absolute;left:7852;top:32005;width:14662;height:4147;visibility:visible;mso-wrap-style:none;v-text-anchor:top" o:gfxdata="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" filled="f" stroked="f">
+                  <v:textbox style="mso-fit-shape-to-text:t">
+                    <w:txbxContent>
+                      <w:p>
+                        <w:pPr>
+                          <w:textAlignment w:val="baseline"/>
+                          <w:rPr>
+                            <w:rFonts w:ascii="Calibri" w:hAnsi="Calibri" w:cs="Calibri"/>
+                            <w:color w:val="000000"/>
+                            <w:sz w:val="24"/>
+                            <w:szCs w:val="24"/>
+                          </w:rPr>
+                        </w:pPr>
+                        <w:r>
+                          <w:rPr>
+                            <w:rFonts w:ascii="Calibri" w:hAnsi="Calibri" w:cs="Calibri"/>
+                            <w:color w:val="000000"/>
+                          </w:rPr>
+                          <w:t>Button Status Bar</w:t>
+                        </w:r>
+                      </w:p>
+                    </w:txbxContent>
+                  </v:textbox>
+                </v:shape>
+                <v:shape id="Freeform: Shape 1531184641" o:spid="_x0000_s1047" style="position:absolute;left:29785;top:24603;width:643;height:7646;flip:y;visibility:visible;mso-wrap-style:square;v-text-anchor:top" coordsize="64290,764610" o:gfxdata="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" path="m43432,464r,711036l22002,711500r,-711036l43432,464xm64862,700785l32717,765075,572,700785r64290,xe" fillcolor="red" stroked="f" strokeweight=".14867mm">
+                  <v:stroke joinstyle="miter"/>
+                  <v:path arrowok="t" o:connecttype="custom" o:connectlocs="43432,464;43432,711500;22002,711500;22002,464;64862,700785;32717,765075;572,700785" o:connectangles="0,0,0,0,0,0,0"/>
+                </v:shape>
+                <v:shape id="Text Box 18" o:spid="_x0000_s1048" type="#_x0000_t202" style="position:absolute;left:26334;top:32008;width:13678;height:4146;visibility:visible;mso-wrap-style:none;v-text-anchor:top" o:gfxdata="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" filled="f" stroked="f">
+                  <v:textbox style="mso-fit-shape-to-text:t">
+                    <w:txbxContent>
+                      <w:p>
+                        <w:pPr>
+                          <w:textAlignment w:val="baseline"/>
+                          <w:rPr>
+                            <w:rFonts w:ascii="Calibri" w:hAnsi="Calibri" w:cs="Calibri"/>
+                            <w:color w:val="000000"/>
+                            <w:sz w:val="24"/>
+                            <w:szCs w:val="24"/>
+                          </w:rPr>
+                        </w:pPr>
+                        <w:r>
+                          <w:rPr>
+                            <w:rFonts w:ascii="Calibri" w:hAnsi="Calibri" w:cs="Calibri"/>
+                            <w:color w:val="000000"/>
+                          </w:rPr>
+                          <w:t>Button Controls</w:t>
+                        </w:r>
+                      </w:p>
+                    </w:txbxContent>
+                  </v:textbox>
+                </v:shape>
+                <v:shape id="Freeform: Shape 56160768" o:spid="_x0000_s1049" style="position:absolute;left:49524;top:6666;width:6519;height:493;rotation:180;flip:y;visibility:visible;mso-wrap-style:square;v-text-anchor:top" coordsize="651877,64290" o:gfxdata="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" path="m896,21556r598302,l599198,42986r-598302,l896,21556xm588483,126r64291,32145l588483,64416r,-64290xe" fillcolor="red" stroked="f" strokeweight=".14867mm">
+                  <v:stroke joinstyle="miter"/>
+                  <v:path arrowok="t" o:connecttype="custom" o:connectlocs="896,16545;599198,16545;599198,32993;896,32993;588483,97;652774,24769;588483,49441" o:connectangles="0,0,0,0,0,0,0"/>
+                </v:shape>
+                <v:shape id="Freeform: Shape 1265843450" o:spid="_x0000_s1050" style="position:absolute;left:50105;top:8476;width:6519;height:493;rotation:180;flip:y;visibility:visible;mso-wrap-style:square;v-text-anchor:top" coordsize="651877,64290" o:gfxdata="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" path="m896,21599r598302,l599198,43029r-598302,l896,21599xm588483,169r64291,32145l588483,64459r,-64290xe" fillcolor="red" stroked="f" strokeweight=".14867mm">
+                  <v:stroke joinstyle="miter"/>
+                  <v:path arrowok="t" o:connecttype="custom" o:connectlocs="896,16578;599198,16578;599198,33026;896,33026;588483,130;652774,24802;588483,49474" o:connectangles="0,0,0,0,0,0,0"/>
+                </v:shape>
+                <v:shape id="Text Box 21" o:spid="_x0000_s1051" type="#_x0000_t202" style="position:absolute;left:53555;top:5114;width:8674;height:4146;visibility:visible;mso-wrap-style:none;v-text-anchor:top" o:gfxdata="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" filled="f" stroked="f">
+                  <v:textbox style="mso-fit-shape-to-text:t">
+                    <w:txbxContent>
+                      <w:p>
+                        <w:pPr>
+                          <w:textAlignment w:val="baseline"/>
+                          <w:rPr>
+                            <w:rFonts w:ascii="Calibri" w:hAnsi="Calibri" w:cs="Calibri"/>
+                            <w:color w:val="000000"/>
+                            <w:sz w:val="24"/>
+                            <w:szCs w:val="24"/>
+                          </w:rPr>
+                        </w:pPr>
+                        <w:r>
+                          <w:rPr>
+                            <w:rFonts w:ascii="Calibri" w:hAnsi="Calibri" w:cs="Calibri"/>
+                            <w:color w:val="000000"/>
+                          </w:rPr>
+                          <w:t>Coords</w:t>
+                        </w:r>
+                      </w:p>
+                    </w:txbxContent>
+                  </v:textbox>
+                </v:shape>
+                <v:shape id="Text Box 22" o:spid="_x0000_s1052" type="#_x0000_t202" style="position:absolute;left:53552;top:6131;width:6604;height:4147;visibility:visible;mso-wrap-style:none;v-text-anchor:top" o:gfxdata="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" filled="f" stroked="f">
+                  <v:textbox style="mso-fit-shape-to-text:t">
+                    <w:txbxContent>
+                      <w:p>
+                        <w:pPr>
+                          <w:textAlignment w:val="baseline"/>
+                          <w:rPr>
+                            <w:rFonts w:ascii="Calibri" w:hAnsi="Calibri" w:cs="Calibri"/>
+                            <w:color w:val="000000"/>
+                            <w:sz w:val="24"/>
+                            <w:szCs w:val="24"/>
+                          </w:rPr>
+                        </w:pPr>
+                        <w:r>
+                          <w:rPr>
+                            <w:rFonts w:ascii="Calibri" w:hAnsi="Calibri" w:cs="Calibri"/>
+                            <w:color w:val="000000"/>
+                          </w:rPr>
+                          <w:t>Bar</w:t>
+                        </w:r>
+                      </w:p>
+                    </w:txbxContent>
+                  </v:textbox>
+                </v:shape>
+                <v:shape id="Text Box 23" o:spid="_x0000_s1053" type="#_x0000_t202" style="position:absolute;left:53552;top:7310;width:10801;height:4146;visibility:visible;mso-wrap-style:none;v-text-anchor:top" o:gfxdata="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" filled="f" stroked="f">
+                  <v:textbox style="mso-fit-shape-to-text:t">
+                    <w:txbxContent>
+                      <w:p>
+                        <w:pPr>
+                          <w:textAlignment w:val="baseline"/>
+                          <w:rPr>
+                            <w:rFonts w:ascii="Calibri" w:hAnsi="Calibri" w:cs="Calibri"/>
+                            <w:color w:val="000000"/>
+                            <w:sz w:val="24"/>
+                            <w:szCs w:val="24"/>
+                          </w:rPr>
+                        </w:pPr>
+                        <w:r>
+                          <w:rPr>
+                            <w:rFonts w:ascii="Calibri" w:hAnsi="Calibri" w:cs="Calibri"/>
+                            <w:color w:val="000000"/>
+                          </w:rPr>
+                          <w:t>3D Control</w:t>
+                        </w:r>
+                      </w:p>
+                    </w:txbxContent>
+                  </v:textbox>
+                </v:shape>
+                <v:shape id="Freeform: Shape 549008413" o:spid="_x0000_s1054" style="position:absolute;left:9748;top:1351;width:642;height:1962;visibility:visible;mso-wrap-style:square;v-text-anchor:top" coordsize="64290,196149" o:gfxdata="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" path="m42765,-53r,142575l21335,142522r,-142575l42765,-53xm64195,131807l32050,196097,-95,131807r64290,xe" fillcolor="red" stroked="f" strokeweight=".14867mm">
+                  <v:stroke joinstyle="miter"/>
+                  <v:path arrowok="t" o:connecttype="custom" o:connectlocs="42765,-53;42765,142522;21335,142522;21335,-53;64195,131807;32050,196097;-95,131807" o:connectangles="0,0,0,0,0,0,0"/>
+                </v:shape>
+                <w10:anchorlock/>
+              </v:group>
+            </w:pict>
+          </mc:Fallback>
+        </mc:AlternateContent>
       </w:r>
     </w:p>
     <w:p>
@@ -3832,19 +5495,11 @@
     </w:p>
     <w:p>
       <w:bookmarkStart w:id="25" w:name="_Toc62017063"/>
-      <w:proofErr w:type="spellStart"/>
       <w:r>
         <w:rPr>
           <w:rStyle w:val="Heading3Char"/>
         </w:rPr>
-        <w:t>CheckBox</w:t>
-      </w:r>
-      <w:proofErr w:type="spellEnd"/>
-      <w:r>
-        <w:rPr>
-          <w:rStyle w:val="Heading3Char"/>
-        </w:rPr>
-        <w:t xml:space="preserve"> –</w:t>
+        <w:t>CheckBox –</w:t>
       </w:r>
       <w:bookmarkEnd w:id="25"/>
       <w:r>
@@ -4453,171 +6108,227 @@
         <w:t>–</w:t>
       </w:r>
       <w:r>
-        <w:t xml:space="preserve"> turn on or off the selected tracking rate to use.  Will be automatically applied after a slew or </w:t>
-      </w:r>
-      <w:proofErr w:type="spellStart"/>
-      <w:r>
-        <w:t>goto</w:t>
-      </w:r>
-      <w:proofErr w:type="spellEnd"/>
+        <w:t xml:space="preserve"> turn on or off the selected tracking rate to use.  Will be automatically applied after a slew or goto.</w:t>
+      </w:r>
+      <w:r>
+        <w:t xml:space="preserve"> For Alt/Az mounts tracking will maintain a constant Right Ascension and Declination so that an object of interest remains in the center of the field of view. However, without a field </w:t>
+      </w:r>
+      <w:r>
+        <w:t>de-</w:t>
+      </w:r>
+      <w:r>
+        <w:t>rotator the field of view will appear to rotate about the center point. This rotation may be acceptable for visual observation or short</w:t>
+      </w:r>
+      <w:r>
+        <w:t>er</w:t>
+      </w:r>
+      <w:r>
+        <w:t xml:space="preserve"> exposure imaging but star trails will be visible on long</w:t>
+      </w:r>
+      <w:r>
+        <w:t>er</w:t>
+      </w:r>
+      <w:r>
+        <w:t xml:space="preserve"> exposure imaging.</w:t>
+      </w:r>
+    </w:p>
+    <w:p>
+      <w:r>
+        <w:rPr>
+          <w:rStyle w:val="Heading3Char"/>
+        </w:rPr>
+        <w:t>ReSync</w:t>
+      </w:r>
+      <w:r>
+        <w:t xml:space="preserve">– Resets the </w:t>
+      </w:r>
+      <w:r>
+        <w:t xml:space="preserve">mount </w:t>
+      </w:r>
+      <w:r>
+        <w:t xml:space="preserve">axes </w:t>
+      </w:r>
+      <w:r>
+        <w:t xml:space="preserve">encoder </w:t>
+      </w:r>
+      <w:r>
+        <w:t xml:space="preserve">positions to </w:t>
+      </w:r>
+      <w:r>
+        <w:t>either the</w:t>
+      </w:r>
+      <w:r>
+        <w:t xml:space="preserve"> home position</w:t>
+      </w:r>
+      <w:r>
+        <w:t xml:space="preserve"> or a preset park position.</w:t>
+      </w:r>
+      <w:r>
+        <w:t xml:space="preserve"> </w:t>
+      </w:r>
+      <w:r>
+        <w:t>The home position</w:t>
+      </w:r>
+      <w:r>
+        <w:t xml:space="preserve"> for </w:t>
+      </w:r>
+      <w:r>
+        <w:t>equatorial</w:t>
+      </w:r>
+      <w:r>
+        <w:t xml:space="preserve"> mounts</w:t>
+      </w:r>
+      <w:r>
+        <w:t xml:space="preserve"> is defined as </w:t>
+      </w:r>
+      <w:r>
+        <w:t>Dec is</w:t>
+      </w:r>
+      <w:r>
+        <w:t xml:space="preserve"> pointing to the pole and </w:t>
+      </w:r>
+      <w:r>
+        <w:t>R</w:t>
+      </w:r>
+      <w:r>
+        <w:t xml:space="preserve">a with </w:t>
+      </w:r>
+      <w:r>
+        <w:t xml:space="preserve">the </w:t>
+      </w:r>
+      <w:r>
+        <w:t>counterweights</w:t>
+      </w:r>
+      <w:r>
+        <w:t xml:space="preserve"> down.</w:t>
+      </w:r>
+      <w:r>
+        <w:t xml:space="preserve"> </w:t>
+      </w:r>
+      <w:r>
+        <w:t xml:space="preserve">For polar mounts the home position is defined as Az pointing South (North for the southern hemisphere) and the telescope tube 5 degrees above horizontal. </w:t>
+      </w:r>
+      <w:r>
+        <w:t>For Alt/Az mounts the home position is defined as Az pointing to North and the telescope tube horizontal</w:t>
+      </w:r>
       <w:r>
         <w:t>.</w:t>
       </w:r>
-      <w:r>
-        <w:t xml:space="preserve"> For Alt/Az mounts tracking will maintain a constant Right Ascension and Declination so that an object of interest remains in the center of the field of view. However, without a field </w:t>
-      </w:r>
-      <w:r>
-        <w:t>de-</w:t>
-      </w:r>
-      <w:r>
-        <w:t>rotator the field of view will appear to rotate about the center point. This rotation may be acceptable for visual observation or short</w:t>
-      </w:r>
-      <w:r>
-        <w:t>er</w:t>
-      </w:r>
-      <w:r>
-        <w:t xml:space="preserve"> exposure </w:t>
-      </w:r>
-      <w:proofErr w:type="gramStart"/>
-      <w:r>
-        <w:t>imaging</w:t>
-      </w:r>
-      <w:proofErr w:type="gramEnd"/>
-      <w:r>
-        <w:t xml:space="preserve"> but star trails will be visible on long</w:t>
-      </w:r>
-      <w:r>
-        <w:t>er</w:t>
-      </w:r>
-      <w:r>
-        <w:t xml:space="preserve"> exposure imaging.</w:t>
-      </w:r>
-    </w:p>
-    <w:p>
-      <w:proofErr w:type="spellStart"/>
+    </w:p>
+    <w:p>
+      <w:r>
+        <w:t>When resyncing with a park position make sure the mount is turned on, connected, and in the desired park position.  If not</w:t>
+      </w:r>
+      <w:r>
+        <w:t xml:space="preserve"> in the correct position</w:t>
+      </w:r>
+      <w:r>
+        <w:t xml:space="preserve">, manually move the mount to the desired position and ReSync with that </w:t>
+      </w:r>
+      <w:r>
+        <w:t xml:space="preserve">park </w:t>
+      </w:r>
+      <w:r>
+        <w:t xml:space="preserve">position.  For encoder accuracy be sure the </w:t>
+      </w:r>
+      <w:r>
+        <w:t xml:space="preserve">manual </w:t>
+      </w:r>
+      <w:r>
+        <w:t>position is as close to the park position as possible.</w:t>
+      </w:r>
+    </w:p>
+    <w:p>
+      <w:bookmarkStart w:id="48" w:name="_Toc62017087"/>
       <w:r>
         <w:rPr>
           <w:rStyle w:val="Heading3Char"/>
         </w:rPr>
-        <w:t>ReSync</w:t>
-      </w:r>
-      <w:proofErr w:type="spellEnd"/>
-      <w:r>
-        <w:t xml:space="preserve">– Resets the </w:t>
-      </w:r>
-      <w:r>
-        <w:t xml:space="preserve">mount </w:t>
-      </w:r>
-      <w:r>
-        <w:t xml:space="preserve">axes </w:t>
-      </w:r>
-      <w:r>
-        <w:t xml:space="preserve">encoder </w:t>
-      </w:r>
-      <w:r>
-        <w:t xml:space="preserve">positions to </w:t>
-      </w:r>
-      <w:r>
-        <w:t>either the</w:t>
-      </w:r>
-      <w:r>
-        <w:t xml:space="preserve"> home position</w:t>
-      </w:r>
-      <w:r>
-        <w:t xml:space="preserve"> or a preset park position.</w:t>
-      </w:r>
-      <w:r>
+        <w:t>Flip SOP Button</w:t>
+      </w:r>
+      <w:bookmarkEnd w:id="48"/>
+      <w:r>
+        <w:rPr>
+          <w:rStyle w:val="Heading3Char"/>
+        </w:rPr>
         <w:t xml:space="preserve"> </w:t>
       </w:r>
       <w:r>
-        <w:t>The home position</w:t>
-      </w:r>
-      <w:r>
-        <w:t xml:space="preserve"> for </w:t>
-      </w:r>
-      <w:r>
-        <w:t>equatorial</w:t>
-      </w:r>
-      <w:r>
-        <w:t xml:space="preserve"> mounts</w:t>
-      </w:r>
-      <w:r>
-        <w:t xml:space="preserve"> is defined as </w:t>
-      </w:r>
-      <w:r>
-        <w:t>Dec is</w:t>
-      </w:r>
-      <w:r>
-        <w:t xml:space="preserve"> pointing to the pole and </w:t>
-      </w:r>
-      <w:r>
-        <w:t>R</w:t>
-      </w:r>
-      <w:r>
-        <w:t xml:space="preserve">a with </w:t>
-      </w:r>
-      <w:r>
-        <w:t xml:space="preserve">the </w:t>
-      </w:r>
-      <w:r>
-        <w:t>counterweights</w:t>
-      </w:r>
-      <w:r>
-        <w:t xml:space="preserve"> down.</w:t>
+        <w:t xml:space="preserve">– </w:t>
+      </w:r>
+      <w:r>
+        <w:t xml:space="preserve">for equatorial mounts </w:t>
+      </w:r>
+      <w:r>
+        <w:t>moves the mount to the opposite side of the pier</w:t>
+      </w:r>
+      <w:r>
+        <w:t xml:space="preserve"> if allowed by hardware limits</w:t>
+      </w:r>
+      <w:r>
+        <w:t xml:space="preserve">. </w:t>
+      </w:r>
+      <w:r>
+        <w:t>Works in both directions.</w:t>
+      </w:r>
+      <w:r>
+        <w:t xml:space="preserve"> The button text is color accented when flip is allowed.</w:t>
       </w:r>
       <w:r>
         <w:t xml:space="preserve"> </w:t>
       </w:r>
       <w:r>
-        <w:t xml:space="preserve">For polar mounts the home position is defined as Az pointing South (North for the southern hemisphere) and the telescope tube 5 degrees above horizontal. </w:t>
-      </w:r>
-      <w:r>
-        <w:t>For Alt/Az mounts the home position is defined as Az pointing to North and the telescope tube horizontal</w:t>
-      </w:r>
-      <w:r>
-        <w:t>.</w:t>
-      </w:r>
-    </w:p>
-    <w:p>
-      <w:r>
-        <w:t>When resyncing with a park position make sure the mount is turned on, connected, and in the desired park position.  If not</w:t>
-      </w:r>
-      <w:r>
-        <w:t xml:space="preserve"> in the correct position</w:t>
-      </w:r>
-      <w:r>
-        <w:t xml:space="preserve">, manually move the mount to the desired position and </w:t>
-      </w:r>
-      <w:proofErr w:type="spellStart"/>
-      <w:r>
-        <w:t>ReSync</w:t>
-      </w:r>
-      <w:proofErr w:type="spellEnd"/>
-      <w:r>
-        <w:t xml:space="preserve"> with that </w:t>
-      </w:r>
-      <w:r>
-        <w:t xml:space="preserve">park </w:t>
-      </w:r>
-      <w:r>
-        <w:t xml:space="preserve">position.  For encoder accuracy be sure the </w:t>
-      </w:r>
-      <w:r>
-        <w:t xml:space="preserve">manual </w:t>
-      </w:r>
-      <w:r>
-        <w:t>position is as close to the park position as possible.</w:t>
-      </w:r>
-    </w:p>
-    <w:p>
-      <w:bookmarkStart w:id="48" w:name="_Toc62017087"/>
+        <w:t>An “On” badge is active when a flip is in progress.</w:t>
+      </w:r>
+    </w:p>
+    <w:p>
+      <w:bookmarkStart w:id="49" w:name="_Toc62017088"/>
+      <w:r>
+        <w:t xml:space="preserve">For Alt/Az mounts </w:t>
+      </w:r>
+      <w:r>
+        <w:t>moves the mount in the opposite direction to positions around the South azimuth direction</w:t>
+      </w:r>
+      <w:r>
+        <w:t xml:space="preserve"> pier if allowed by hardware limits.</w:t>
+      </w:r>
+      <w:r>
+        <w:t xml:space="preserve"> Works in both directions. </w:t>
+      </w:r>
+      <w:r>
+        <w:rPr>
+          <w:color w:val="FF0000"/>
+        </w:rPr>
+        <w:t>WARNING: The mount will slew 360 degrees through North to reach the new position. Check that cables will not twist or bind.</w:t>
+      </w:r>
+      <w:r>
+        <w:t xml:space="preserve">  </w:t>
+      </w:r>
+    </w:p>
+    <w:p>
+      <w:r>
+        <w:t>For polar mounts moves the mount to the alternative R</w:t>
+      </w:r>
+      <w:r>
+        <w:t>A</w:t>
+      </w:r>
+      <w:r>
+        <w:t>/Dec position if allowed by hardware limits.</w:t>
+      </w:r>
+    </w:p>
+    <w:p>
+      <w:pPr>
+        <w:rPr>
+          <w:color w:val="FF0000"/>
+        </w:rPr>
+      </w:pPr>
       <w:r>
         <w:rPr>
           <w:rStyle w:val="Heading3Char"/>
         </w:rPr>
-        <w:t>Flip SOP Button</w:t>
-      </w:r>
-      <w:bookmarkEnd w:id="48"/>
+        <w:t>AutoHome Button</w:t>
+      </w:r>
+      <w:bookmarkEnd w:id="49"/>
       <w:r>
         <w:rPr>
           <w:rStyle w:val="Heading3Char"/>
@@ -4625,129 +6336,47 @@
         <w:t xml:space="preserve"> </w:t>
       </w:r>
       <w:r>
-        <w:t xml:space="preserve">– </w:t>
-      </w:r>
-      <w:r>
-        <w:t xml:space="preserve">for equatorial mounts </w:t>
-      </w:r>
-      <w:r>
-        <w:t>moves the mount to the opposite side of the pier</w:t>
-      </w:r>
-      <w:r>
-        <w:t xml:space="preserve"> if allowed by hardware limits</w:t>
-      </w:r>
-      <w:r>
-        <w:t>.  Works in both directions.</w:t>
+        <w:t xml:space="preserve">– If your mount is equipped with auto home sensors then this button will assist in recovering the mount </w:t>
+      </w:r>
+      <w:r>
+        <w:t xml:space="preserve">when it </w:t>
+      </w:r>
+      <w:r>
+        <w:t>start</w:t>
+      </w:r>
+      <w:r>
+        <w:t>s</w:t>
+      </w:r>
+      <w:r>
+        <w:t xml:space="preserve"> in a position that is not recognized as a park or home position.  </w:t>
+      </w:r>
+      <w:r>
+        <w:t xml:space="preserve">This would be helpful if the mount loses power and is then powered on and the axis positions are unknown.  </w:t>
+      </w:r>
+      <w:r>
+        <w:t>Auto</w:t>
+      </w:r>
+      <w:r>
+        <w:t>H</w:t>
+      </w:r>
+      <w:r>
+        <w:t xml:space="preserve">ome will </w:t>
+      </w:r>
+      <w:r>
+        <w:t xml:space="preserve">attempt to find each axis home sensor.  It does this by moving each axis 5 degrees at a time towards the sensor for a maximum of 100 degrees.  If it did not find the home sensor it will tell you at the end of the process.  Once finished you will have the option to run it again for another 100 degrees </w:t>
+      </w:r>
+      <w:r>
+        <w:lastRenderedPageBreak/>
+        <w:t>search.</w:t>
+      </w:r>
+      <w:r>
+        <w:t xml:space="preserve">  If you’re using a side</w:t>
       </w:r>
       <w:r>
         <w:t xml:space="preserve"> </w:t>
       </w:r>
-    </w:p>
-    <w:p>
-      <w:bookmarkStart w:id="49" w:name="_Toc62017088"/>
-      <w:r>
-        <w:t xml:space="preserve">For Alt/Az mounts </w:t>
-      </w:r>
-      <w:r>
-        <w:t>moves the mount in the opposite direction to positions around the South azimuth direction</w:t>
-      </w:r>
-      <w:r>
-        <w:t xml:space="preserve"> pier if allowed by hardware limits.</w:t>
-      </w:r>
-      <w:r>
-        <w:t xml:space="preserve"> Works in both directions. </w:t>
-      </w:r>
-      <w:r>
-        <w:rPr>
-          <w:color w:val="FF0000"/>
-        </w:rPr>
-        <w:t>WARNING: The mount will slew 360 degrees through North to reach the new position. Check that cables will not twist or bind.</w:t>
-      </w:r>
-      <w:r>
-        <w:t xml:space="preserve">  </w:t>
-      </w:r>
-    </w:p>
-    <w:p>
-      <w:r>
-        <w:t>For polar mounts moves the mount to the alternative R</w:t>
-      </w:r>
-      <w:r>
-        <w:t>A</w:t>
-      </w:r>
-      <w:r>
-        <w:t>/Dec position if allowed by hardware limits.</w:t>
-      </w:r>
-    </w:p>
-    <w:p>
-      <w:pPr>
-        <w:rPr>
-          <w:color w:val="FF0000"/>
-        </w:rPr>
-      </w:pPr>
-      <w:r>
-        <w:rPr>
-          <w:rStyle w:val="Heading3Char"/>
-        </w:rPr>
-        <w:t>AutoHome Button</w:t>
-      </w:r>
-      <w:bookmarkEnd w:id="49"/>
-      <w:r>
-        <w:rPr>
-          <w:rStyle w:val="Heading3Char"/>
-        </w:rPr>
-        <w:t xml:space="preserve"> </w:t>
-      </w:r>
-      <w:r>
-        <w:t xml:space="preserve">– If your mount is equipped with auto home sensors then this button will assist in recovering the mount </w:t>
-      </w:r>
-      <w:r>
-        <w:t xml:space="preserve">when it </w:t>
-      </w:r>
-      <w:r>
-        <w:t>start</w:t>
-      </w:r>
-      <w:r>
-        <w:t>s</w:t>
-      </w:r>
-      <w:r>
-        <w:t xml:space="preserve"> in a position that is not recognized as a park or home position.  </w:t>
-      </w:r>
-      <w:r>
-        <w:t xml:space="preserve">This would be helpful if the mount loses power and is then powered on and the axis positions are unknown.  </w:t>
-      </w:r>
-      <w:r>
-        <w:t>Auto</w:t>
-      </w:r>
-      <w:r>
-        <w:t>H</w:t>
-      </w:r>
-      <w:r>
-        <w:t xml:space="preserve">ome will </w:t>
-      </w:r>
-      <w:r>
-        <w:t>attempt to find each axis home sensor.  It does this by moving each axis 5 degrees at a time towards the sensor for a maximum of 100 degrees.  If it did not find the home sensor it will tell you at the end of the process.  Once finished you will have the option to run it again for another 100 degrees search.</w:t>
-      </w:r>
-      <w:r>
-        <w:t xml:space="preserve">  If you’re using a side</w:t>
-      </w:r>
-      <w:r>
-        <w:t xml:space="preserve"> </w:t>
-      </w:r>
-      <w:proofErr w:type="gramStart"/>
-      <w:r>
-        <w:t>saddle</w:t>
-      </w:r>
-      <w:proofErr w:type="gramEnd"/>
-      <w:r>
-        <w:t xml:space="preserve"> you can enter an offset that will move the mount +90 or –90 degrees after home </w:t>
-      </w:r>
-      <w:proofErr w:type="gramStart"/>
-      <w:r>
-        <w:t>is</w:t>
-      </w:r>
-      <w:proofErr w:type="gramEnd"/>
-      <w:r>
-        <w:t xml:space="preserve"> found</w:t>
+      <w:r>
+        <w:t>saddle you can enter an offset that will move the mount +90 or –90 degrees after home is found</w:t>
       </w:r>
       <w:r>
         <w:t xml:space="preserve"> and AutoH</w:t>
@@ -4771,7 +6400,6 @@
         <w:rPr>
           <w:noProof/>
         </w:rPr>
-        <w:lastRenderedPageBreak/>
         <w:drawing>
           <wp:anchor distT="0" distB="0" distL="114300" distR="114300" simplePos="0" relativeHeight="251718656" behindDoc="0" locked="0" layoutInCell="1" allowOverlap="1" wp14:anchorId="16F45D35" wp14:editId="46742FF6">
             <wp:simplePos x="0" y="0"/>
@@ -4889,15 +6517,7 @@
         <w:t>ou can check</w:t>
       </w:r>
       <w:r>
-        <w:t xml:space="preserve"> using the </w:t>
-      </w:r>
-      <w:proofErr w:type="spellStart"/>
-      <w:r>
-        <w:t>RaDec</w:t>
-      </w:r>
-      <w:proofErr w:type="spellEnd"/>
-      <w:r>
-        <w:t xml:space="preserve"> graphic. To </w:t>
+        <w:t xml:space="preserve"> using the RaDec graphic. To </w:t>
       </w:r>
       <w:r>
         <w:t xml:space="preserve">compensate </w:t>
@@ -5041,15 +6661,7 @@
         </w:numPr>
       </w:pPr>
       <w:r>
-        <w:t xml:space="preserve">Note where the mount </w:t>
-      </w:r>
-      <w:proofErr w:type="gramStart"/>
-      <w:r>
-        <w:t>actually homes</w:t>
-      </w:r>
-      <w:proofErr w:type="gramEnd"/>
-      <w:r>
-        <w:t xml:space="preserve"> to</w:t>
+        <w:t>Note where the mount actually homes to</w:t>
       </w:r>
     </w:p>
     <w:p>
@@ -5248,82 +6860,91 @@
         <w:rPr>
           <w:color w:val="FF0000"/>
         </w:rPr>
-        <w:t xml:space="preserve">WARNING - If you slew greater than +180deg from home and loose power, when doing the auto home, instead of slewing in a negative direction to get back it will slew in a Positive direction and possibly twist or bind existing cables.  It’s recommended to </w:t>
-      </w:r>
-      <w:proofErr w:type="gramStart"/>
+        <w:t>WARNING - If you slew greater than +180deg from home and loose power, when doing the auto home, instead of slewing in a negative direction to get back it will slew in a Positive direction and possibly twist or bind existing cables.  It’s recommended to monitor the mount a</w:t>
+      </w:r>
       <w:r>
         <w:rPr>
           <w:color w:val="FF0000"/>
         </w:rPr>
-        <w:t>monitor the mount a</w:t>
+        <w:t>t all times while doing an AutoH</w:t>
       </w:r>
       <w:r>
         <w:rPr>
           <w:color w:val="FF0000"/>
         </w:rPr>
-        <w:t>t all times</w:t>
-      </w:r>
-      <w:proofErr w:type="gramEnd"/>
-      <w:r>
+        <w:t>ome.</w:t>
+      </w:r>
+    </w:p>
+    <w:p>
+      <w:pPr>
         <w:rPr>
           <w:color w:val="FF0000"/>
         </w:rPr>
-        <w:t xml:space="preserve"> while doing an AutoH</w:t>
-      </w:r>
-      <w:r>
+      </w:pPr>
+      <w:bookmarkStart w:id="50" w:name="_Toc62017089"/>
+      <w:r>
+        <w:rPr>
+          <w:rStyle w:val="Heading3Char"/>
+        </w:rPr>
+        <w:lastRenderedPageBreak/>
+        <w:t>Scheduler Button</w:t>
+      </w:r>
+      <w:bookmarkEnd w:id="50"/>
+      <w:r>
+        <w:rPr>
+          <w:rStyle w:val="Heading3Char"/>
+        </w:rPr>
+        <w:t xml:space="preserve"> </w:t>
+      </w:r>
+      <w:r>
+        <w:t xml:space="preserve">– Allows a park to be scheduled at a future date and time.  </w:t>
+      </w:r>
+      <w:r>
+        <w:t>When checked i</w:t>
+      </w:r>
+      <w:r>
+        <w:t xml:space="preserve">t uses the currently selected Park </w:t>
+      </w:r>
+      <w:r>
+        <w:t>Position,</w:t>
+      </w:r>
+      <w:r>
+        <w:t xml:space="preserve"> and the button will display “On” until the event is completed</w:t>
+      </w:r>
+      <w:r>
+        <w:t>.  It’s the user responsibility to ensure no other software is interfering or working the mount at the time the event is scheduled to run.</w:t>
+      </w:r>
+      <w:r>
+        <w:t xml:space="preserve"> </w:t>
+      </w:r>
+      <w:r>
+        <w:t xml:space="preserve"> This option is reset when GS server restarts.</w:t>
+      </w:r>
+    </w:p>
+    <w:p>
+      <w:pPr>
         <w:rPr>
           <w:color w:val="FF0000"/>
         </w:rPr>
-        <w:t>ome.</w:t>
-      </w:r>
-    </w:p>
-    <w:p>
-      <w:pPr>
-        <w:rPr>
-          <w:color w:val="FF0000"/>
-        </w:rPr>
-      </w:pPr>
-      <w:bookmarkStart w:id="50" w:name="_Toc62017089"/>
+      </w:pPr>
+      <w:bookmarkStart w:id="51" w:name="_Toc62017090"/>
       <w:r>
         <w:rPr>
           <w:rStyle w:val="Heading3Char"/>
         </w:rPr>
-        <w:t>Scheduler Button</w:t>
-      </w:r>
-      <w:bookmarkEnd w:id="50"/>
+        <w:t>Limits</w:t>
+      </w:r>
       <w:r>
         <w:rPr>
           <w:rStyle w:val="Heading3Char"/>
         </w:rPr>
-        <w:t xml:space="preserve"> </w:t>
-      </w:r>
-      <w:r>
-        <w:t xml:space="preserve">– Allows a park to be scheduled at a future date and time.  </w:t>
-      </w:r>
-      <w:r>
-        <w:t>When checked i</w:t>
-      </w:r>
-      <w:r>
-        <w:t xml:space="preserve">t uses the currently selected Park </w:t>
-      </w:r>
-      <w:r>
-        <w:t>Position,</w:t>
-      </w:r>
-      <w:r>
-        <w:t xml:space="preserve"> and the button will display “On” until </w:t>
-      </w:r>
-      <w:r>
-        <w:lastRenderedPageBreak/>
-        <w:t>the event is completed</w:t>
-      </w:r>
-      <w:r>
-        <w:t>.  It’s the user responsibility to ensure no other software is interfering or working the mount at the time the event is scheduled to run.</w:t>
-      </w:r>
-      <w:r>
-        <w:t xml:space="preserve"> </w:t>
-      </w:r>
-      <w:r>
-        <w:t xml:space="preserve"> This option is reset when GS server restarts.</w:t>
+        <w:t xml:space="preserve"> Button </w:t>
+      </w:r>
+      <w:r>
+        <w:t xml:space="preserve">– </w:t>
+      </w:r>
+      <w:r>
+        <w:t>Enables or disables tracking and horizon limits. The “On” badge is displayed when limits are active. Click the three dots to display the Set Mount Limits dialog (described below under Settings)</w:t>
       </w:r>
     </w:p>
     <w:p>
@@ -5332,7 +6953,6 @@
           <w:rStyle w:val="Heading2Char"/>
         </w:rPr>
       </w:pPr>
-      <w:bookmarkStart w:id="51" w:name="_Toc62017090"/>
       <w:r>
         <w:rPr>
           <w:rStyle w:val="Heading2Char"/>
@@ -5494,15 +7114,7 @@
         <w:t xml:space="preserve"> </w:t>
       </w:r>
       <w:r>
-        <w:t xml:space="preserve">Opens a separate or new window for the hand controller.  You could open this then minimize the GSS </w:t>
-      </w:r>
-      <w:proofErr w:type="gramStart"/>
-      <w:r>
-        <w:t>application</w:t>
-      </w:r>
-      <w:proofErr w:type="gramEnd"/>
-      <w:r>
-        <w:t xml:space="preserve"> so you have more screen room for other applications</w:t>
+        <w:t>Opens a separate or new window for the hand controller.  You could open this then minimize the GSS application so you have more screen room for other applications</w:t>
       </w:r>
     </w:p>
     <w:p>
@@ -6081,15 +7693,7 @@
         <w:t>engage</w:t>
       </w:r>
       <w:r>
-        <w:t xml:space="preserve"> the </w:t>
-      </w:r>
-      <w:proofErr w:type="gramStart"/>
-      <w:r>
-        <w:t>lock</w:t>
-      </w:r>
-      <w:proofErr w:type="gramEnd"/>
-      <w:r>
-        <w:t xml:space="preserve"> you can </w:t>
+        <w:t xml:space="preserve"> the lock you can </w:t>
       </w:r>
       <w:r>
         <w:t xml:space="preserve">then </w:t>
@@ -6113,15 +7717,7 @@
         <w:t xml:space="preserve"> A popup message will appear as a reminder it’s on.  </w:t>
       </w:r>
       <w:r>
-        <w:t xml:space="preserve"> At the same </w:t>
-      </w:r>
-      <w:proofErr w:type="gramStart"/>
-      <w:r>
-        <w:t>time</w:t>
-      </w:r>
-      <w:proofErr w:type="gramEnd"/>
-      <w:r>
-        <w:t xml:space="preserve"> it enables the mouse buttons for the mount controls below.  </w:t>
+        <w:t xml:space="preserve"> At the same time it enables the mouse buttons for the mount controls below.  </w:t>
       </w:r>
       <w:r>
         <w:t>It’s r</w:t>
@@ -6157,15 +7753,7 @@
         </w:numPr>
       </w:pPr>
       <w:r>
-        <w:t xml:space="preserve">Left or </w:t>
-      </w:r>
-      <w:proofErr w:type="gramStart"/>
-      <w:r>
-        <w:t>Right</w:t>
-      </w:r>
-      <w:proofErr w:type="gramEnd"/>
-      <w:r>
-        <w:t xml:space="preserve"> click for Dec or RA movements</w:t>
+        <w:t>Left or Right click for Dec or RA movements</w:t>
       </w:r>
     </w:p>
     <w:p>
@@ -6189,15 +7777,7 @@
         </w:numPr>
       </w:pPr>
       <w:r>
-        <w:t xml:space="preserve">Center </w:t>
-      </w:r>
-      <w:proofErr w:type="gramStart"/>
-      <w:r>
-        <w:t>wheel</w:t>
-      </w:r>
-      <w:proofErr w:type="gramEnd"/>
-      <w:r>
-        <w:t xml:space="preserve"> click to switch between RA or Dec control</w:t>
+        <w:t>Center wheel click to switch between RA or Dec control</w:t>
       </w:r>
     </w:p>
     <w:p>
@@ -6355,15 +7935,7 @@
         <w:t>GoTo</w:t>
       </w:r>
       <w:r>
-        <w:t xml:space="preserve"> coordinates. If no points </w:t>
-      </w:r>
-      <w:proofErr w:type="gramStart"/>
-      <w:r>
-        <w:t>exist</w:t>
-      </w:r>
-      <w:proofErr w:type="gramEnd"/>
-      <w:r>
-        <w:t xml:space="preserve"> then the next </w:t>
+        <w:t xml:space="preserve"> coordinates. If no points exist then the next </w:t>
       </w:r>
       <w:r>
         <w:t xml:space="preserve">button </w:t>
@@ -6515,15 +8087,7 @@
         <w:t>GoTo</w:t>
       </w:r>
       <w:r>
-        <w:t xml:space="preserve"> to the next outward point.  Once at the end the button will do nothing.  If no points </w:t>
-      </w:r>
-      <w:proofErr w:type="gramStart"/>
-      <w:r>
-        <w:t>exist</w:t>
-      </w:r>
-      <w:proofErr w:type="gramEnd"/>
-      <w:r>
-        <w:t xml:space="preserve"> they will be created on the first outward move.</w:t>
+        <w:t xml:space="preserve"> to the next outward point.  Once at the end the button will do nothing.  If no points exist they will be created on the first outward move.</w:t>
       </w:r>
       <w:r>
         <w:t xml:space="preserve"> Available as a gamepad command.</w:t>
@@ -6720,28 +8284,14 @@
         <w:rPr>
           <w:lang w:eastAsia="en-US"/>
         </w:rPr>
-        <w:t xml:space="preserve">All settings are entered in millimeters (mm).   If searching with a camera enter the camera width and height along with the OTA focal </w:t>
-      </w:r>
-      <w:proofErr w:type="gramStart"/>
-      <w:r>
+        <w:t>All settings are entered in millimeters (mm).   If searching with a camera enter the camera width and height along with the OTA focal length then click the Camera button. When using an eyepiece enter the field stop and OTA focal length and click the Eyepiece button.  When the width and height are populated select accept to copy these values to the spiral window.</w:t>
+      </w:r>
+    </w:p>
+    <w:p>
+      <w:pPr>
         <w:rPr>
           <w:lang w:eastAsia="en-US"/>
         </w:rPr>
-        <w:t>length</w:t>
-      </w:r>
-      <w:proofErr w:type="gramEnd"/>
-      <w:r>
-        <w:rPr>
-          <w:lang w:eastAsia="en-US"/>
-        </w:rPr>
-        <w:t xml:space="preserve"> then click the Camera button. When using an eyepiece enter the field stop and OTA focal length and click the Eyepiece button.  When the width and height are populated select accept to copy these values to the spiral window.</w:t>
-      </w:r>
-    </w:p>
-    <w:p>
-      <w:pPr>
-        <w:rPr>
-          <w:lang w:eastAsia="en-US"/>
-        </w:rPr>
       </w:pPr>
       <w:r>
         <w:t xml:space="preserve">The search strategy is to create an invisible search box using the Width and Height as the field of view (FOV) size.  Each point created on the spiral represents is a single FOV.  </w:t>
@@ -6809,15 +8359,7 @@
         <w:t xml:space="preserve">– When ‘On’ or check marked two limits will be imposed; 1) Meridian flips will not occur, so an ‘Out’ movement would do nothing if it required a flip.  </w:t>
       </w:r>
       <w:r>
-        <w:t xml:space="preserve">2) Distance is a defined as the area around the spiral.  Anytime the mount moves beyond that area the spiral will </w:t>
-      </w:r>
-      <w:proofErr w:type="gramStart"/>
-      <w:r>
-        <w:t>reset</w:t>
-      </w:r>
-      <w:proofErr w:type="gramEnd"/>
-      <w:r>
-        <w:t xml:space="preserve"> and no points will be defined.  The distance is displayed at the top of the spiral and is </w:t>
+        <w:t xml:space="preserve">2) Distance is a defined as the area around the spiral.  Anytime the mount moves beyond that area the spiral will reset and no points will be defined.  The distance is displayed at the top of the spiral and is </w:t>
       </w:r>
       <w:r>
         <w:lastRenderedPageBreak/>
@@ -6923,15 +8465,7 @@
         <w:br/>
       </w:r>
       <w:r>
-        <w:t xml:space="preserve">An alternative to the online tool for a sensor is it to do the calculation manually.  To do this, use the smaller side of the chip. (Width of chip in mm * 3460) / (focal length of optic train in mm) = arc minutes * 60 = arc seconds. i.e.  13mm * 3460 </w:t>
-      </w:r>
-      <w:proofErr w:type="gramStart"/>
-      <w:r>
-        <w:t>/  545</w:t>
-      </w:r>
-      <w:proofErr w:type="gramEnd"/>
-      <w:r>
-        <w:t>mm = 82.5 arc minutes = 4951 arc seconds</w:t>
+        <w:t>An alternative to the online tool for a sensor is it to do the calculation manually.  To do this, use the smaller side of the chip. (Width of chip in mm * 3460) / (focal length of optic train in mm) = arc minutes * 60 = arc seconds. i.e.  13mm * 3460 /  545mm = 82.5 arc minutes = 4951 arc seconds</w:t>
       </w:r>
       <w:r>
         <w:rPr>
@@ -6969,25 +8503,7 @@
           <w:color w:val="333333"/>
           <w:shd w:val="clear" w:color="auto" w:fill="FFFFFF"/>
         </w:rPr>
-        <w:t xml:space="preserve">nother alternative for sensors is to take the smaller pixel size divide by focal length then multiply by 206.3 to get arc seconds per pixel.  Multiply that by the </w:t>
-      </w:r>
-      <w:proofErr w:type="gramStart"/>
-      <w:r>
-        <w:rPr>
-          <w:rFonts w:cstheme="minorHAnsi"/>
-          <w:color w:val="333333"/>
-          <w:shd w:val="clear" w:color="auto" w:fill="FFFFFF"/>
-        </w:rPr>
-        <w:t>amount</w:t>
-      </w:r>
-      <w:proofErr w:type="gramEnd"/>
-      <w:r>
-        <w:rPr>
-          <w:rFonts w:cstheme="minorHAnsi"/>
-          <w:color w:val="333333"/>
-          <w:shd w:val="clear" w:color="auto" w:fill="FFFFFF"/>
-        </w:rPr>
-        <w:t xml:space="preserve"> of pixels on the smaller side of the chip. At binning 1 use the following formula. i.e.  4.63um / 545mm * 206.3 = 1.75 arc seconds per pixel * 2822mm = 4945.8 arc seconds</w:t>
+        <w:t>nother alternative for sensors is to take the smaller pixel size divide by focal length then multiply by 206.3 to get arc seconds per pixel.  Multiply that by the amount of pixels on the smaller side of the chip. At binning 1 use the following formula. i.e.  4.63um / 545mm * 206.3 = 1.75 arc seconds per pixel * 2822mm = 4945.8 arc seconds</w:t>
       </w:r>
       <w:r>
         <w:rPr>
@@ -7133,87 +8649,31 @@
         <w:rPr>
           <w:lang w:eastAsia="en-US"/>
         </w:rPr>
-        <w:t xml:space="preserve">The 3 dots allow you to select one of the graphic modes for </w:t>
-      </w:r>
-      <w:proofErr w:type="gramStart"/>
+        <w:t>The 3 dots allow you to select one of the graphic modes for viewing; None, AltAz, RaDec, or 3D.</w:t>
+      </w:r>
       <w:r>
         <w:rPr>
           <w:lang w:eastAsia="en-US"/>
         </w:rPr>
-        <w:t>viewing;</w:t>
-      </w:r>
-      <w:proofErr w:type="gramEnd"/>
+        <w:t xml:space="preserve"> The 3D model shows a </w:t>
+      </w:r>
       <w:r>
         <w:rPr>
           <w:lang w:eastAsia="en-US"/>
         </w:rPr>
-        <w:t xml:space="preserve"> None, </w:t>
-      </w:r>
-      <w:proofErr w:type="spellStart"/>
+        <w:t>G</w:t>
+      </w:r>
       <w:r>
         <w:rPr>
           <w:lang w:eastAsia="en-US"/>
         </w:rPr>
-        <w:t>AltAz</w:t>
-      </w:r>
-      <w:proofErr w:type="spellEnd"/>
+        <w:t xml:space="preserve">erman equatorial, </w:t>
+      </w:r>
       <w:r>
         <w:rPr>
           <w:lang w:eastAsia="en-US"/>
         </w:rPr>
-        <w:t xml:space="preserve">, </w:t>
-      </w:r>
-      <w:proofErr w:type="spellStart"/>
-      <w:r>
-        <w:rPr>
-          <w:lang w:eastAsia="en-US"/>
-        </w:rPr>
-        <w:t>RaDec</w:t>
-      </w:r>
-      <w:proofErr w:type="spellEnd"/>
-      <w:r>
-        <w:rPr>
-          <w:lang w:eastAsia="en-US"/>
-        </w:rPr>
-        <w:t>, or 3D.</w:t>
-      </w:r>
-      <w:r>
-        <w:rPr>
-          <w:lang w:eastAsia="en-US"/>
-        </w:rPr>
-        <w:t xml:space="preserve"> The 3D model shows a </w:t>
-      </w:r>
-      <w:r>
-        <w:rPr>
-          <w:lang w:eastAsia="en-US"/>
-        </w:rPr>
-        <w:t>G</w:t>
-      </w:r>
-      <w:r>
-        <w:rPr>
-          <w:lang w:eastAsia="en-US"/>
-        </w:rPr>
-        <w:t xml:space="preserve">erman equatorial, </w:t>
-      </w:r>
-      <w:r>
-        <w:rPr>
-          <w:lang w:eastAsia="en-US"/>
-        </w:rPr>
-        <w:t>polar or alt/</w:t>
-      </w:r>
-      <w:proofErr w:type="spellStart"/>
-      <w:r>
-        <w:rPr>
-          <w:lang w:eastAsia="en-US"/>
-        </w:rPr>
-        <w:t>az</w:t>
-      </w:r>
-      <w:proofErr w:type="spellEnd"/>
-      <w:r>
-        <w:rPr>
-          <w:lang w:eastAsia="en-US"/>
-        </w:rPr>
-        <w:t xml:space="preserve"> mount and telescope dependent upon the user selected alignment mode.</w:t>
+        <w:t>polar or alt/az mount and telescope dependent upon the user selected alignment mode.</w:t>
       </w:r>
     </w:p>
     <w:p>
@@ -7371,27 +8831,14 @@
       <w:r>
         <w:t xml:space="preserve"> Within the settings on the 3D </w:t>
       </w:r>
-      <w:proofErr w:type="gramStart"/>
       <w:r>
         <w:t>t</w:t>
       </w:r>
       <w:r>
-        <w:t>ab</w:t>
-      </w:r>
-      <w:proofErr w:type="gramEnd"/>
-      <w:r>
-        <w:t xml:space="preserve"> you can select which 3D model to use.</w:t>
-      </w:r>
-      <w:r>
-        <w:t xml:space="preserve"> Right </w:t>
-      </w:r>
-      <w:proofErr w:type="gramStart"/>
-      <w:r>
-        <w:t>mouse</w:t>
-      </w:r>
-      <w:proofErr w:type="gramEnd"/>
-      <w:r>
-        <w:t xml:space="preserve"> click on the model </w:t>
+        <w:t>ab you can select which 3D model to use.</w:t>
+      </w:r>
+      <w:r>
+        <w:t xml:space="preserve"> Right mouse click on the model </w:t>
       </w:r>
       <w:r>
         <w:t>to</w:t>
@@ -7813,63 +9260,35 @@
           <w:lang w:eastAsia="en-US"/>
         </w:rPr>
       </w:pPr>
-      <w:proofErr w:type="spellStart"/>
       <w:r>
         <w:rPr>
           <w:rStyle w:val="Heading3Char"/>
         </w:rPr>
         <w:t>AzEast</w:t>
       </w:r>
-      <w:proofErr w:type="spellEnd"/>
       <w:r>
         <w:rPr>
           <w:rStyle w:val="Heading3Char"/>
         </w:rPr>
-        <w:t xml:space="preserve"> / </w:t>
-      </w:r>
-      <w:proofErr w:type="spellStart"/>
-      <w:r>
-        <w:rPr>
-          <w:rStyle w:val="Heading3Char"/>
-        </w:rPr>
-        <w:t>AzWest</w:t>
-      </w:r>
-      <w:proofErr w:type="spellEnd"/>
+        <w:t xml:space="preserve"> / AzWest</w:t>
+      </w:r>
       <w:r>
         <w:t xml:space="preserve"> – </w:t>
       </w:r>
       <w:r>
-        <w:t xml:space="preserve">For </w:t>
-      </w:r>
-      <w:proofErr w:type="spellStart"/>
-      <w:r>
-        <w:t>AltAz</w:t>
-      </w:r>
-      <w:proofErr w:type="spellEnd"/>
-      <w:r>
-        <w:t xml:space="preserve"> mounts </w:t>
-      </w:r>
-      <w:proofErr w:type="spellStart"/>
+        <w:t xml:space="preserve">For AltAz mounts </w:t>
+      </w:r>
       <w:r>
         <w:t>Az</w:t>
       </w:r>
       <w:r>
-        <w:t>East</w:t>
-      </w:r>
-      <w:proofErr w:type="spellEnd"/>
-      <w:r>
-        <w:t xml:space="preserve"> when motion is Eastwards from North and </w:t>
-      </w:r>
-      <w:proofErr w:type="spellStart"/>
+        <w:t xml:space="preserve">East when motion is Eastwards from North and </w:t>
+      </w:r>
       <w:r>
         <w:t>Az</w:t>
       </w:r>
       <w:r>
-        <w:t>West</w:t>
-      </w:r>
-      <w:proofErr w:type="spellEnd"/>
-      <w:r>
-        <w:t xml:space="preserve"> when motion is Westwards from North.</w:t>
+        <w:t>West when motion is Westwards from North.</w:t>
       </w:r>
     </w:p>
     <w:p>
@@ -8111,15 +9530,7 @@
         <w:t>I</w:t>
       </w:r>
       <w:r>
-        <w:t xml:space="preserve">s lit green when the mount </w:t>
-      </w:r>
-      <w:proofErr w:type="gramStart"/>
-      <w:r>
-        <w:t>is connected with</w:t>
-      </w:r>
-      <w:proofErr w:type="gramEnd"/>
-      <w:r>
-        <w:t xml:space="preserve"> a serial </w:t>
+        <w:t xml:space="preserve">s lit green when the mount is connected with a serial </w:t>
       </w:r>
       <w:r>
         <w:t xml:space="preserve">or Wi-Fi </w:t>
@@ -8819,15 +10230,15 @@
         </w:rPr>
         <w:lastRenderedPageBreak/>
         <w:drawing>
-          <wp:anchor distT="0" distB="0" distL="114300" distR="114300" simplePos="0" relativeHeight="251701248" behindDoc="0" locked="0" layoutInCell="1" allowOverlap="1" wp14:anchorId="5342F29A" wp14:editId="59C85757">
+          <wp:anchor distT="0" distB="0" distL="114300" distR="114300" simplePos="0" relativeHeight="251701248" behindDoc="0" locked="0" layoutInCell="1" allowOverlap="1" wp14:anchorId="5342F29A" wp14:editId="3D494F33">
             <wp:simplePos x="0" y="0"/>
             <wp:positionH relativeFrom="margin">
-              <wp:posOffset>15240</wp:posOffset>
+              <wp:posOffset>176530</wp:posOffset>
             </wp:positionH>
             <wp:positionV relativeFrom="paragraph">
-              <wp:posOffset>198120</wp:posOffset>
+              <wp:posOffset>198755</wp:posOffset>
             </wp:positionV>
-            <wp:extent cx="5925185" cy="3556000"/>
+            <wp:extent cx="5603240" cy="3556000"/>
             <wp:effectExtent l="0" t="0" r="0" b="6350"/>
             <wp:wrapTopAndBottom/>
             <wp:docPr id="1127298416" name="Picture 1127298416"/>
@@ -8858,7 +10269,7 @@
                   <pic:spPr bwMode="auto">
                     <a:xfrm>
                       <a:off x="0" y="0"/>
-                      <a:ext cx="5925185" cy="3556000"/>
+                      <a:ext cx="5603240" cy="3556000"/>
                     </a:xfrm>
                     <a:prstGeom prst="rect">
                       <a:avLst/>
@@ -9229,23 +10640,7 @@
       </w:r>
       <w:bookmarkEnd w:id="77"/>
       <w:r>
-        <w:t xml:space="preserve"> – Local or </w:t>
-      </w:r>
-      <w:proofErr w:type="spellStart"/>
-      <w:r>
-        <w:t>TopoCentric</w:t>
-      </w:r>
-      <w:proofErr w:type="spellEnd"/>
-      <w:r>
-        <w:t xml:space="preserve"> is the default but. </w:t>
-      </w:r>
-      <w:proofErr w:type="spellStart"/>
-      <w:r>
-        <w:t>TopoCentric</w:t>
-      </w:r>
-      <w:proofErr w:type="spellEnd"/>
-      <w:r>
-        <w:t xml:space="preserve"> is also known as JNOW.  Other is set to apparent.  The server will accept input and output to the display the coordinates selected.</w:t>
+        <w:t xml:space="preserve"> – Local or TopoCentric is the default but. TopoCentric is also known as JNOW.  Other is set to apparent.  The server will accept input and output to the display the coordinates selected.</w:t>
       </w:r>
     </w:p>
     <w:p>
@@ -9386,44 +10781,30 @@
         <w:rPr>
           <w:color w:val="auto"/>
         </w:rPr>
-        <w:t xml:space="preserve"> in your guiding software.  20 milliseconds </w:t>
-      </w:r>
-      <w:proofErr w:type="gramStart"/>
+        <w:t xml:space="preserve"> in your guiding software.  20 milliseconds is the default and will work in almost all cases.  A lower setting could cause poor performance depending on the capabilities of </w:t>
+      </w:r>
       <w:r>
         <w:rPr>
           <w:color w:val="auto"/>
         </w:rPr>
-        <w:t>is</w:t>
-      </w:r>
-      <w:proofErr w:type="gramEnd"/>
+        <w:t>individual</w:t>
+      </w:r>
       <w:r>
         <w:rPr>
           <w:color w:val="auto"/>
         </w:rPr>
-        <w:t xml:space="preserve"> the default and will work in almost all cases.  A lower setting could cause poor performance depending on the capabilities of </w:t>
+        <w:t xml:space="preserve"> mount</w:t>
       </w:r>
       <w:r>
         <w:rPr>
           <w:color w:val="auto"/>
         </w:rPr>
-        <w:t>individual</w:t>
+        <w:t>s</w:t>
       </w:r>
       <w:r>
         <w:rPr>
           <w:color w:val="auto"/>
         </w:rPr>
-        <w:t xml:space="preserve"> mount</w:t>
-      </w:r>
-      <w:r>
-        <w:rPr>
-          <w:color w:val="auto"/>
-        </w:rPr>
-        <w:t>s</w:t>
-      </w:r>
-      <w:r>
-        <w:rPr>
-          <w:color w:val="auto"/>
-        </w:rPr>
         <w:t>.</w:t>
       </w:r>
     </w:p>
@@ -9543,37 +10924,13 @@
         <w:t xml:space="preserve"> </w:t>
       </w:r>
       <w:r>
-        <w:t xml:space="preserve">be randomly cut short because of the timing in PPEC changes.  This problem doesn’t seem to exist for mounts using the ST4 or </w:t>
-      </w:r>
-      <w:proofErr w:type="spellStart"/>
-      <w:r>
-        <w:t>handbox</w:t>
-      </w:r>
-      <w:proofErr w:type="spellEnd"/>
-      <w:r>
-        <w:t xml:space="preserve"> </w:t>
+        <w:t xml:space="preserve">be randomly cut short because of the timing in PPEC changes.  This problem doesn’t seem to exist for mounts using the ST4 or handbox </w:t>
       </w:r>
       <w:r>
         <w:t>interfaces</w:t>
       </w:r>
       <w:r>
-        <w:t xml:space="preserve"> only using an </w:t>
-      </w:r>
-      <w:proofErr w:type="spellStart"/>
-      <w:r>
-        <w:t>EQDir</w:t>
-      </w:r>
-      <w:proofErr w:type="spellEnd"/>
-      <w:r>
-        <w:t xml:space="preserve"> cable and the internal PPEC.  The ST4 and </w:t>
-      </w:r>
-      <w:proofErr w:type="spellStart"/>
-      <w:r>
-        <w:t>Handbox</w:t>
-      </w:r>
-      <w:proofErr w:type="spellEnd"/>
-      <w:r>
-        <w:t xml:space="preserve"> interfaces implement </w:t>
+        <w:t xml:space="preserve"> only using an EQDir cable and the internal PPEC.  The ST4 and Handbox interfaces implement </w:t>
       </w:r>
       <w:r>
         <w:t>a</w:t>
@@ -9598,247 +10955,221 @@
         <w:t xml:space="preserve">Using this option emulates that on/off strategy.  </w:t>
       </w:r>
       <w:r>
-        <w:t xml:space="preserve">Any mount using the internal PPEC and an </w:t>
-      </w:r>
-      <w:proofErr w:type="spellStart"/>
-      <w:r>
-        <w:t>EQDir</w:t>
-      </w:r>
-      <w:proofErr w:type="spellEnd"/>
-      <w:r>
-        <w:t xml:space="preserve"> cable should consider turning this option on and evaluate its </w:t>
+        <w:t xml:space="preserve">Any mount using the internal PPEC and an EQDir cable should consider turning this option on and evaluate its </w:t>
       </w:r>
       <w:r>
         <w:t>long-term</w:t>
       </w:r>
       <w:r>
+        <w:t xml:space="preserve"> affects.</w:t>
+      </w:r>
+      <w:r>
+        <w:t xml:space="preserve">  If not using the internal PPEC then there is </w:t>
+      </w:r>
+      <w:r>
+        <w:t>there is no need to use this option.</w:t>
+      </w:r>
+    </w:p>
+    <w:p>
+      <w:bookmarkStart w:id="86" w:name="_Toc62017126"/>
+      <w:r>
+        <w:rPr>
+          <w:rStyle w:val="Heading3Char"/>
+        </w:rPr>
+        <w:t>Full Current</w:t>
+      </w:r>
+      <w:bookmarkEnd w:id="86"/>
+      <w:r>
+        <w:t xml:space="preserve"> – When you turn on the mount, by default the mount will track at half the watts/amperage.  The full current option tells the mount not to track at half current and to use the full current. Full current is recommended unless </w:t>
+      </w:r>
+      <w:r>
+        <w:t>you’re</w:t>
+      </w:r>
+      <w:r>
+        <w:t xml:space="preserve"> running off a battery and power consumption needs to be at a minimum.</w:t>
+      </w:r>
+    </w:p>
+    <w:p>
+      <w:bookmarkStart w:id="87" w:name="_Toc62017127"/>
+      <w:r>
+        <w:rPr>
+          <w:rStyle w:val="Heading3Char"/>
+        </w:rPr>
+        <w:t>GoTo Dec Pulse</w:t>
+      </w:r>
+      <w:bookmarkEnd w:id="87"/>
+      <w:r>
+        <w:t xml:space="preserve"> – A</w:t>
+      </w:r>
+      <w:r>
+        <w:t xml:space="preserve"> new</w:t>
+      </w:r>
+      <w:r>
+        <w:t xml:space="preserve"> alternative method when tracking</w:t>
+      </w:r>
+      <w:r>
+        <w:t xml:space="preserve"> and guiding</w:t>
+      </w:r>
+      <w:r>
+        <w:t xml:space="preserve">.  This </w:t>
+      </w:r>
+      <w:r>
+        <w:t xml:space="preserve">turns pulses from guiding commands into a </w:t>
+      </w:r>
+      <w:r>
+        <w:t xml:space="preserve">Dec </w:t>
+      </w:r>
+      <w:r>
+        <w:t>GoTo</w:t>
+      </w:r>
+      <w:r>
+        <w:t xml:space="preserve"> command.  </w:t>
+      </w:r>
+      <w:r>
         <w:t xml:space="preserve"> </w:t>
       </w:r>
-      <w:proofErr w:type="spellStart"/>
-      <w:proofErr w:type="gramStart"/>
-      <w:r>
-        <w:t>affects</w:t>
-      </w:r>
-      <w:proofErr w:type="spellEnd"/>
-      <w:proofErr w:type="gramEnd"/>
+      <w:r>
+        <w:t xml:space="preserve">It will slew </w:t>
+      </w:r>
+      <w:r>
+        <w:t xml:space="preserve">like a </w:t>
+      </w:r>
+      <w:r>
+        <w:t xml:space="preserve">normal </w:t>
+      </w:r>
+      <w:r>
+        <w:t>GoTo</w:t>
+      </w:r>
+      <w:r>
+        <w:t xml:space="preserve"> which is different than the default pulse</w:t>
+      </w:r>
+      <w:r>
+        <w:t>, which is based on the guide</w:t>
+      </w:r>
+      <w:r>
+        <w:t xml:space="preserve"> </w:t>
+      </w:r>
+      <w:r>
+        <w:t>rate</w:t>
+      </w:r>
+      <w:r>
+        <w:t xml:space="preserve">.  GoTo </w:t>
+      </w:r>
+      <w:r>
+        <w:t>slews are</w:t>
+      </w:r>
+      <w:r>
+        <w:t xml:space="preserve"> quicker and accurate.  You can turn this on at any time even when guiding or tracking.</w:t>
+      </w:r>
+      <w:r>
+        <w:t xml:space="preserve">  If this option is turned off then guiding in Dec follow the normal guide</w:t>
+      </w:r>
+      <w:r>
+        <w:t xml:space="preserve"> </w:t>
+      </w:r>
+      <w:r>
+        <w:t xml:space="preserve">rate and percentage.  </w:t>
+      </w:r>
+      <w:r>
+        <w:t>It’s</w:t>
+      </w:r>
+      <w:r>
+        <w:t xml:space="preserve"> recommended to use this option and evaluate it over the long term.</w:t>
+      </w:r>
+    </w:p>
+    <w:p>
+      <w:bookmarkStart w:id="88" w:name="_Toc62017129"/>
+      <w:r>
+        <w:rPr>
+          <w:rStyle w:val="Heading3Char"/>
+        </w:rPr>
+        <w:t>Sync Limits</w:t>
+      </w:r>
+      <w:bookmarkEnd w:id="88"/>
+      <w:r>
+        <w:rPr>
+          <w:rStyle w:val="Heading3Char"/>
+        </w:rPr>
+        <w:t xml:space="preserve"> </w:t>
+      </w:r>
+      <w:r>
+        <w:t xml:space="preserve">– When checked </w:t>
+      </w:r>
+      <w:r>
+        <w:t xml:space="preserve">it </w:t>
+      </w:r>
+      <w:r>
+        <w:t>enforces the mount cannot sync to targets that are greater than 30 degrees from the current position.  It’s recommended to leave this checked as a safety precaution</w:t>
+      </w:r>
       <w:r>
         <w:t>.</w:t>
       </w:r>
       <w:r>
-        <w:t xml:space="preserve">  If not using the internal PPEC then there is </w:t>
-      </w:r>
-      <w:r>
-        <w:t>there is no need to use this option.</w:t>
-      </w:r>
-    </w:p>
-    <w:p>
-      <w:bookmarkStart w:id="86" w:name="_Toc62017126"/>
+        <w:t xml:space="preserve"> </w:t>
+      </w:r>
+      <w:r>
+        <w:t xml:space="preserve"> </w:t>
+      </w:r>
+      <w:r>
+        <w:rPr>
+          <w:color w:val="FF0000"/>
+        </w:rPr>
+        <w:t xml:space="preserve">Warning </w:t>
+      </w:r>
+      <w:r>
+        <w:t xml:space="preserve">– </w:t>
+      </w:r>
+      <w:r>
+        <w:t>When not checked the mount could sync to an object that is too far from its current pointing position throwing off the real axis positions to a point where the axis may end up colliding with the pier or something unintended.</w:t>
+      </w:r>
+    </w:p>
+    <w:p>
       <w:r>
         <w:rPr>
           <w:rStyle w:val="Heading3Char"/>
         </w:rPr>
-        <w:t>Full Current</w:t>
-      </w:r>
-      <w:bookmarkEnd w:id="86"/>
-      <w:r>
-        <w:t xml:space="preserve"> – When you turn on the mount, by default the mount will track at half the watts/amperage.  The full current option tells the mount not to track at half current and to use the full current. Full current is recommended unless </w:t>
-      </w:r>
-      <w:r>
-        <w:t>you’re</w:t>
-      </w:r>
-      <w:r>
-        <w:t xml:space="preserve"> running off a battery and power consumption needs to be at a minimum.</w:t>
-      </w:r>
-    </w:p>
-    <w:p>
-      <w:bookmarkStart w:id="87" w:name="_Toc62017127"/>
+        <w:t xml:space="preserve">Global Stop (esc) </w:t>
+      </w:r>
+      <w:r>
+        <w:t xml:space="preserve">– Allows the escape key to stop the mount at </w:t>
+      </w:r>
+      <w:r>
+        <w:t>any time</w:t>
+      </w:r>
+      <w:r>
+        <w:t>.</w:t>
+      </w:r>
+      <w:r>
+        <w:t xml:space="preserve">  When check it works when the GSS window is minimized or is behind other windows.  Be aware that global keys may also be hooked into to other programs that you may be running.  Be sure to check if hitting the escape key will also affect them.</w:t>
+      </w:r>
+    </w:p>
+    <w:p>
+      <w:bookmarkStart w:id="89" w:name="_Toc62017130"/>
       <w:r>
         <w:rPr>
           <w:rStyle w:val="Heading3Char"/>
         </w:rPr>
-        <w:t>GoTo Dec Pulse</w:t>
-      </w:r>
-      <w:bookmarkEnd w:id="87"/>
-      <w:r>
-        <w:t xml:space="preserve"> – A</w:t>
-      </w:r>
-      <w:r>
-        <w:t xml:space="preserve"> new</w:t>
-      </w:r>
-      <w:r>
-        <w:t xml:space="preserve"> alternative method when tracking</w:t>
-      </w:r>
-      <w:r>
-        <w:t xml:space="preserve"> and guiding</w:t>
-      </w:r>
-      <w:r>
-        <w:t xml:space="preserve">.  This </w:t>
-      </w:r>
-      <w:r>
-        <w:t xml:space="preserve">turns pulses from guiding commands into a </w:t>
-      </w:r>
-      <w:r>
-        <w:t xml:space="preserve">Dec </w:t>
-      </w:r>
-      <w:r>
-        <w:t>GoTo</w:t>
-      </w:r>
-      <w:r>
-        <w:t xml:space="preserve"> command.  </w:t>
-      </w:r>
-      <w:r>
+        <w:t xml:space="preserve">Advanced Set </w:t>
+      </w:r>
+      <w:r>
+        <w:t>– Enables Skywatcher mount advanced control commands. These are more efficient and provide additional information. The mount capabilities are checked and, if advanced commands are not available this setting is ignored.</w:t>
+      </w:r>
+    </w:p>
+    <w:p>
+      <w:r>
+        <w:rPr>
+          <w:rStyle w:val="Heading3Char"/>
+        </w:rPr>
+        <w:t>Park Positions</w:t>
+      </w:r>
+      <w:bookmarkEnd w:id="89"/>
+      <w:r>
+        <w:rPr>
+          <w:rStyle w:val="Heading3Char"/>
+        </w:rPr>
         <w:t xml:space="preserve"> </w:t>
       </w:r>
       <w:r>
-        <w:t xml:space="preserve">It will slew </w:t>
-      </w:r>
-      <w:r>
-        <w:t xml:space="preserve">like a </w:t>
-      </w:r>
-      <w:r>
-        <w:t xml:space="preserve">normal </w:t>
-      </w:r>
-      <w:r>
-        <w:t>GoTo</w:t>
-      </w:r>
-      <w:r>
-        <w:t xml:space="preserve"> which is different than the default pulse</w:t>
-      </w:r>
-      <w:r>
-        <w:t>, which is based on the guide</w:t>
-      </w:r>
-      <w:r>
-        <w:t xml:space="preserve"> </w:t>
-      </w:r>
-      <w:r>
-        <w:t>rate</w:t>
-      </w:r>
-      <w:r>
-        <w:t xml:space="preserve">.  GoTo </w:t>
-      </w:r>
-      <w:r>
-        <w:t>slews are</w:t>
-      </w:r>
-      <w:r>
-        <w:t xml:space="preserve"> quicker and accurate.  You can turn this on at any time even when guiding or tracking.</w:t>
-      </w:r>
-      <w:r>
-        <w:t xml:space="preserve">  If this option is turned </w:t>
-      </w:r>
-      <w:proofErr w:type="gramStart"/>
-      <w:r>
-        <w:t>off</w:t>
-      </w:r>
-      <w:proofErr w:type="gramEnd"/>
-      <w:r>
-        <w:t xml:space="preserve"> then guiding in Dec follow the normal guide</w:t>
-      </w:r>
-      <w:r>
-        <w:t xml:space="preserve"> </w:t>
-      </w:r>
-      <w:r>
-        <w:t xml:space="preserve">rate and percentage.  </w:t>
-      </w:r>
-      <w:r>
-        <w:t>It’s</w:t>
-      </w:r>
-      <w:r>
-        <w:t xml:space="preserve"> recommended to use this option and evaluate it over the long term.</w:t>
-      </w:r>
-    </w:p>
-    <w:p>
-      <w:bookmarkStart w:id="88" w:name="_Toc62017129"/>
-      <w:r>
-        <w:rPr>
-          <w:rStyle w:val="Heading3Char"/>
-        </w:rPr>
-        <w:t>Sync Limits</w:t>
-      </w:r>
-      <w:bookmarkEnd w:id="88"/>
-      <w:r>
-        <w:rPr>
-          <w:rStyle w:val="Heading3Char"/>
-        </w:rPr>
-        <w:t xml:space="preserve"> </w:t>
-      </w:r>
-      <w:r>
-        <w:t xml:space="preserve">– When checked </w:t>
-      </w:r>
-      <w:r>
-        <w:t xml:space="preserve">it </w:t>
-      </w:r>
-      <w:r>
-        <w:t>enforces the mount cannot sync to targets that are greater than 30 degrees from the current position.  It’s recommended to leave this checked as a safety precaution</w:t>
-      </w:r>
-      <w:r>
-        <w:t>.</w:t>
-      </w:r>
-      <w:r>
-        <w:t xml:space="preserve"> </w:t>
-      </w:r>
-      <w:r>
-        <w:t xml:space="preserve"> </w:t>
-      </w:r>
-      <w:r>
-        <w:rPr>
-          <w:color w:val="FF0000"/>
-        </w:rPr>
-        <w:t xml:space="preserve">Warning </w:t>
-      </w:r>
-      <w:r>
-        <w:t xml:space="preserve">– </w:t>
-      </w:r>
-      <w:r>
-        <w:t>When not checked the mount could sync to an object that is too far from its current pointing position throwing off the real axis positions to a point where the axis may end up colliding with the pier or something unintended.</w:t>
-      </w:r>
-    </w:p>
-    <w:p>
-      <w:r>
-        <w:rPr>
-          <w:rStyle w:val="Heading3Char"/>
-        </w:rPr>
-        <w:t xml:space="preserve">Global Stop (esc) </w:t>
-      </w:r>
-      <w:r>
-        <w:t xml:space="preserve">– Allows the escape key to stop the mount at </w:t>
-      </w:r>
-      <w:r>
-        <w:t>any time</w:t>
-      </w:r>
-      <w:r>
-        <w:t>.</w:t>
-      </w:r>
-      <w:r>
-        <w:t xml:space="preserve">  When check it works when the GSS window is minimized or is behind other windows.  Be aware that global keys may also be hooked into to other programs that you may be running.  Be sure to check if hitting the escape key will also affect them.</w:t>
-      </w:r>
-    </w:p>
-    <w:p>
-      <w:bookmarkStart w:id="89" w:name="_Toc62017130"/>
-      <w:r>
-        <w:rPr>
-          <w:rStyle w:val="Heading3Char"/>
-        </w:rPr>
-        <w:t xml:space="preserve">Advanced Set </w:t>
-      </w:r>
-      <w:r>
-        <w:t>– Enables Skywatcher mount advanced control commands. These are more efficient and provide additional information. The mount capabilities are checked and, if advanced commands are not available this setting is ignored.</w:t>
-      </w:r>
-    </w:p>
-    <w:p>
-      <w:r>
-        <w:rPr>
-          <w:rStyle w:val="Heading3Char"/>
-        </w:rPr>
-        <w:t>Park Positions</w:t>
-      </w:r>
-      <w:bookmarkEnd w:id="89"/>
-      <w:r>
-        <w:rPr>
-          <w:rStyle w:val="Heading3Char"/>
-        </w:rPr>
-        <w:t xml:space="preserve"> </w:t>
-      </w:r>
-      <w:r>
         <w:t xml:space="preserve">– Click the + and – buttons to Add or remove park positions.  Use the Set button to assign the current mount axes positions to the selected park position.  You cannot edit or modify </w:t>
       </w:r>
       <w:r>
@@ -9857,15 +11188,7 @@
         <w:t xml:space="preserve">  </w:t>
       </w:r>
       <w:r>
-        <w:t xml:space="preserve">If you need to change a </w:t>
-      </w:r>
-      <w:proofErr w:type="gramStart"/>
-      <w:r>
-        <w:t>name</w:t>
-      </w:r>
-      <w:proofErr w:type="gramEnd"/>
-      <w:r>
-        <w:t xml:space="preserve"> </w:t>
+        <w:t xml:space="preserve">If you need to change a name </w:t>
       </w:r>
       <w:r>
         <w:t xml:space="preserve">it’s best to create a new </w:t>
@@ -9893,6 +11216,66 @@
       <w:r>
         <w:t>local positions.</w:t>
       </w:r>
+      <w:r>
+        <w:t xml:space="preserve"> </w:t>
+      </w:r>
+      <w:r>
+        <w:t xml:space="preserve">Click the + and – buttons to Add or </w:t>
+      </w:r>
+      <w:r>
+        <w:t>R</w:t>
+      </w:r>
+      <w:r>
+        <w:t xml:space="preserve">emove </w:t>
+      </w:r>
+      <w:r>
+        <w:t>observatory</w:t>
+      </w:r>
+      <w:r>
+        <w:t xml:space="preserve"> </w:t>
+      </w:r>
+      <w:r>
+        <w:t>locations</w:t>
+      </w:r>
+      <w:r>
+        <w:t xml:space="preserve">.  Use the Set button to assign the </w:t>
+      </w:r>
+      <w:r>
+        <w:t>currently displayed</w:t>
+      </w:r>
+      <w:r>
+        <w:t xml:space="preserve"> </w:t>
+      </w:r>
+      <w:r>
+        <w:t xml:space="preserve">latitude and longitude </w:t>
+      </w:r>
+      <w:r>
+        <w:t xml:space="preserve">to the selected </w:t>
+      </w:r>
+      <w:r>
+        <w:t>observatory location</w:t>
+      </w:r>
+      <w:r>
+        <w:t>.</w:t>
+      </w:r>
+      <w:r>
+        <w:t xml:space="preserve"> </w:t>
+      </w:r>
+      <w:r>
+        <w:t xml:space="preserve">You cannot edit or modify the name of an existing </w:t>
+      </w:r>
+      <w:r>
+        <w:t>observatory location</w:t>
+      </w:r>
+      <w:r>
+        <w:t>, but you can reset its</w:t>
+      </w:r>
+      <w:r>
+        <w:t xml:space="preserve"> latitude and longitude</w:t>
+      </w:r>
+      <w:r>
+        <w:t xml:space="preserve"> using the Set button.  </w:t>
+      </w:r>
     </w:p>
     <w:p>
       <w:bookmarkStart w:id="91" w:name="_Toc62017132"/>
@@ -9937,15 +11320,7 @@
         <w:t>S</w:t>
       </w:r>
       <w:r>
-        <w:t xml:space="preserve"> as </w:t>
-      </w:r>
-      <w:proofErr w:type="gramStart"/>
-      <w:r>
-        <w:t>Administrator</w:t>
-      </w:r>
-      <w:proofErr w:type="gramEnd"/>
-      <w:r>
-        <w:t xml:space="preserve"> you will see a checkbox to update the system time.   Check your Windows system options for items that may change the time again like Internet Time Services.  For viewing, guiding, and imaging a few seconds off isn’t going to matter. </w:t>
+        <w:t xml:space="preserve"> as Administrator you will see a checkbox to update the system time.   Check your Windows system options for items that may change the time again like Internet Time Services.  For viewing, guiding, and imaging a few seconds off isn’t going to matter. </w:t>
       </w:r>
     </w:p>
     <w:p>
@@ -10125,18 +11500,10 @@
         <w:t>Custom Gearing</w:t>
       </w:r>
       <w:r>
-        <w:t xml:space="preserve"> – If you </w:t>
-      </w:r>
-      <w:proofErr w:type="gramStart"/>
-      <w:r>
-        <w:t xml:space="preserve">have </w:t>
-      </w:r>
-      <w:r>
-        <w:t>to</w:t>
-      </w:r>
-      <w:proofErr w:type="gramEnd"/>
-      <w:r>
-        <w:t xml:space="preserve"> </w:t>
+        <w:t xml:space="preserve"> – If you have </w:t>
+      </w:r>
+      <w:r>
+        <w:t xml:space="preserve">to </w:t>
       </w:r>
       <w:r>
         <w:t>replace any gears on your mount or changed the ratio then this will allow you to enter that information.</w:t>
@@ -10247,24 +11614,78 @@
         <w:rPr>
           <w:color w:val="FF0000"/>
         </w:rPr>
-        <w:t xml:space="preserve">WARNING:  Only enter the custom information if different gearing was put in the mount.  Using the default gearing from SkyWatcher does not require the custom information.   Entering invalid information can result unexpected results and possible harm to the mount.  If you do not know what gearing is in the </w:t>
-      </w:r>
-      <w:proofErr w:type="gramStart"/>
-      <w:r>
-        <w:rPr>
-          <w:color w:val="FF0000"/>
-        </w:rPr>
-        <w:t>mount</w:t>
-      </w:r>
-      <w:proofErr w:type="gramEnd"/>
-      <w:r>
-        <w:rPr>
-          <w:color w:val="FF0000"/>
-        </w:rPr>
-        <w:t xml:space="preserve"> please use one of the support links at the end of this manual.</w:t>
-      </w:r>
-    </w:p>
-    <w:p>
+        <w:t>WARNING:  Only enter the custom information if different gearing was put in the mount.  Using the default gearing from SkyWatcher does not require the custom information.   Entering invalid information can result unexpected results and possible harm to the mount.  If you do not know what gearing is in the mount please use one of the support links at the end of this manual.</w:t>
+      </w:r>
+    </w:p>
+    <w:p>
+      <w:r>
+        <w:rPr>
+          <w:noProof/>
+        </w:rPr>
+        <w:drawing>
+          <wp:anchor distT="0" distB="0" distL="114300" distR="114300" simplePos="0" relativeHeight="251710464" behindDoc="0" locked="0" layoutInCell="1" allowOverlap="1" wp14:anchorId="24C3A1FA" wp14:editId="239CD3EF">
+            <wp:simplePos x="0" y="0"/>
+            <wp:positionH relativeFrom="margin">
+              <wp:align>right</wp:align>
+            </wp:positionH>
+            <wp:positionV relativeFrom="paragraph">
+              <wp:posOffset>28934</wp:posOffset>
+            </wp:positionV>
+            <wp:extent cx="3148330" cy="1574165"/>
+            <wp:effectExtent l="0" t="0" r="0" b="6985"/>
+            <wp:wrapSquare wrapText="bothSides"/>
+            <wp:docPr id="1219022048" name="Picture 1"/>
+            <wp:cNvGraphicFramePr>
+              <a:graphicFrameLocks xmlns:a="http://schemas.openxmlformats.org/drawingml/2006/main" noChangeAspect="1"/>
+            </wp:cNvGraphicFramePr>
+            <a:graphic xmlns:a="http://schemas.openxmlformats.org/drawingml/2006/main">
+              <a:graphicData uri="http://schemas.openxmlformats.org/drawingml/2006/picture">
+                <pic:pic xmlns:pic="http://schemas.openxmlformats.org/drawingml/2006/picture">
+                  <pic:nvPicPr>
+                    <pic:cNvPr id="1219022048" name="Picture 1"/>
+                    <pic:cNvPicPr/>
+                  </pic:nvPicPr>
+                  <pic:blipFill>
+                    <a:blip r:embed="rId56" cstate="print">
+                      <a:extLst>
+                        <a:ext uri="{28A0092B-C50C-407E-A947-70E740481C1C}">
+                          <a14:useLocalDpi xmlns:a14="http://schemas.microsoft.com/office/drawing/2010/main" val="0"/>
+                        </a:ext>
+                      </a:extLst>
+                    </a:blip>
+                    <a:stretch>
+                      <a:fillRect/>
+                    </a:stretch>
+                  </pic:blipFill>
+                  <pic:spPr bwMode="auto">
+                    <a:xfrm>
+                      <a:off x="0" y="0"/>
+                      <a:ext cx="3148330" cy="1574165"/>
+                    </a:xfrm>
+                    <a:prstGeom prst="rect">
+                      <a:avLst/>
+                    </a:prstGeom>
+                    <a:ln>
+                      <a:noFill/>
+                    </a:ln>
+                    <a:extLst>
+                      <a:ext uri="{53640926-AAD7-44D8-BBD7-CCE9431645EC}">
+                        <a14:shadowObscured xmlns:a14="http://schemas.microsoft.com/office/drawing/2010/main"/>
+                      </a:ext>
+                    </a:extLst>
+                  </pic:spPr>
+                </pic:pic>
+              </a:graphicData>
+            </a:graphic>
+            <wp14:sizeRelH relativeFrom="margin">
+              <wp14:pctWidth>0</wp14:pctWidth>
+            </wp14:sizeRelH>
+            <wp14:sizeRelV relativeFrom="margin">
+              <wp14:pctHeight>0</wp14:pctHeight>
+            </wp14:sizeRelV>
+          </wp:anchor>
+        </w:drawing>
+      </w:r>
       <w:r>
         <w:rPr>
           <w:noProof/>
@@ -10296,7 +11717,7 @@
                     </pic:cNvPicPr>
                   </pic:nvPicPr>
                   <pic:blipFill>
-                    <a:blip r:embed="rId56">
+                    <a:blip r:embed="rId57">
                       <a:extLst>
                         <a:ext uri="{28A0092B-C50C-407E-A947-70E740481C1C}">
                           <a14:useLocalDpi xmlns:a14="http://schemas.microsoft.com/office/drawing/2010/main" val="0"/>
@@ -10331,7 +11752,7 @@
         <w:rPr>
           <w:rStyle w:val="Heading3Char"/>
         </w:rPr>
-        <w:t>Set Mount Hardware Limits</w:t>
+        <w:t>Set Mount Limits</w:t>
       </w:r>
       <w:r>
         <w:t xml:space="preserve"> </w:t>
@@ -10344,69 +11765,6 @@
       <w:pPr>
         <w:ind w:left="426"/>
       </w:pPr>
-      <w:r>
-        <w:rPr>
-          <w:noProof/>
-        </w:rPr>
-        <w:drawing>
-          <wp:anchor distT="0" distB="0" distL="114300" distR="114300" simplePos="0" relativeHeight="251710464" behindDoc="0" locked="0" layoutInCell="1" allowOverlap="1" wp14:anchorId="24C3A1FA" wp14:editId="3FEB273C">
-            <wp:simplePos x="0" y="0"/>
-            <wp:positionH relativeFrom="margin">
-              <wp:align>right</wp:align>
-            </wp:positionH>
-            <wp:positionV relativeFrom="paragraph">
-              <wp:posOffset>9222</wp:posOffset>
-            </wp:positionV>
-            <wp:extent cx="3315335" cy="1281430"/>
-            <wp:effectExtent l="0" t="0" r="0" b="0"/>
-            <wp:wrapSquare wrapText="bothSides"/>
-            <wp:docPr id="1219022048" name="Picture 1"/>
-            <wp:cNvGraphicFramePr>
-              <a:graphicFrameLocks xmlns:a="http://schemas.openxmlformats.org/drawingml/2006/main" noChangeAspect="1"/>
-            </wp:cNvGraphicFramePr>
-            <a:graphic xmlns:a="http://schemas.openxmlformats.org/drawingml/2006/main">
-              <a:graphicData uri="http://schemas.openxmlformats.org/drawingml/2006/picture">
-                <pic:pic xmlns:pic="http://schemas.openxmlformats.org/drawingml/2006/picture">
-                  <pic:nvPicPr>
-                    <pic:cNvPr id="1219022048" name=""/>
-                    <pic:cNvPicPr/>
-                  </pic:nvPicPr>
-                  <pic:blipFill rotWithShape="1">
-                    <a:blip r:embed="rId57" cstate="print">
-                      <a:extLst>
-                        <a:ext uri="{28A0092B-C50C-407E-A947-70E740481C1C}">
-                          <a14:useLocalDpi xmlns:a14="http://schemas.microsoft.com/office/drawing/2010/main" val="0"/>
-                        </a:ext>
-                      </a:extLst>
-                    </a:blip>
-                    <a:srcRect/>
-                    <a:stretch>
-                      <a:fillRect/>
-                    </a:stretch>
-                  </pic:blipFill>
-                  <pic:spPr bwMode="auto">
-                    <a:xfrm>
-                      <a:off x="0" y="0"/>
-                      <a:ext cx="3315335" cy="1281430"/>
-                    </a:xfrm>
-                    <a:prstGeom prst="rect">
-                      <a:avLst/>
-                    </a:prstGeom>
-                    <a:ln>
-                      <a:noFill/>
-                    </a:ln>
-                    <a:extLst>
-                      <a:ext uri="{53640926-AAD7-44D8-BBD7-CCE9431645EC}">
-                        <a14:shadowObscured xmlns:a14="http://schemas.microsoft.com/office/drawing/2010/main"/>
-                      </a:ext>
-                    </a:extLst>
-                  </pic:spPr>
-                </pic:pic>
-              </a:graphicData>
-            </a:graphic>
-          </wp:anchor>
-        </w:drawing>
-      </w:r>
       <w:r>
         <w:t xml:space="preserve">When a </w:t>
       </w:r>
@@ -10487,6 +11845,20 @@
       </w:r>
       <w:r>
         <w:t>stop all motion</w:t>
+      </w:r>
+    </w:p>
+    <w:p>
+      <w:pPr>
+        <w:ind w:left="426"/>
+      </w:pPr>
+      <w:r>
+        <w:t xml:space="preserve">The ASCOM Slews option enables automatic rejection of slew and go to actions (RA Dec and Alt Az) from external clients that would move the mount to an unsafe position below the horizon limit. This limit does not apply to </w:t>
+      </w:r>
+      <w:r>
+        <w:t>user-initiated</w:t>
+      </w:r>
+      <w:r>
+        <w:t xml:space="preserve"> slewing from the Go To panel.</w:t>
       </w:r>
     </w:p>
     <w:p>
@@ -10529,7 +11901,7 @@
                     </pic:cNvPicPr>
                   </pic:nvPicPr>
                   <pic:blipFill>
-                    <a:blip r:embed="rId56">
+                    <a:blip r:embed="rId57">
                       <a:extLst>
                         <a:ext uri="{28A0092B-C50C-407E-A947-70E740481C1C}">
                           <a14:useLocalDpi xmlns:a14="http://schemas.microsoft.com/office/drawing/2010/main" val="0"/>
@@ -10591,21 +11963,11 @@
       <w:r>
         <w:t xml:space="preserve">The right ascension limit is symmetric about the home position – South in the Northern hemisphere and North in the Southern hemisphere. The angle of the canted polar pier </w:t>
       </w:r>
-      <w:proofErr w:type="spellStart"/>
-      <w:r>
-        <w:t>detemines</w:t>
-      </w:r>
-      <w:proofErr w:type="spellEnd"/>
-      <w:r>
-        <w:t xml:space="preserve"> the lower limit. The angle of </w:t>
-      </w:r>
-      <w:proofErr w:type="gramStart"/>
-      <w:r>
-        <w:t>cant</w:t>
-      </w:r>
-      <w:proofErr w:type="gramEnd"/>
-      <w:r>
-        <w:t xml:space="preserve"> is latitude dependent and this is automatically added on to the value of the lower limit. The upper limit is usually set to 90 degrees to allow the mount to be horizontal when pointing North.</w:t>
+      <w:r>
+        <w:t>determines</w:t>
+      </w:r>
+      <w:r>
+        <w:t xml:space="preserve"> the lower limit. The angle of cant is latitude dependent and this is automatically added on to the value of the lower limit. The upper limit is usually set to 90 degrees to allow the mount to be horizontal when pointing North.</w:t>
       </w:r>
     </w:p>
     <w:p>
@@ -10632,6 +11994,7 @@
         <w:rPr>
           <w:noProof/>
         </w:rPr>
+        <w:lastRenderedPageBreak/>
         <w:drawing>
           <wp:inline distT="0" distB="0" distL="0" distR="0" wp14:anchorId="7C8CB17B" wp14:editId="5313F6AD">
             <wp:extent cx="4644000" cy="3484488"/>
@@ -10681,7 +12044,6 @@
           <w:rStyle w:val="Heading3Char"/>
           <w:noProof/>
         </w:rPr>
-        <w:lastRenderedPageBreak/>
         <w:drawing>
           <wp:anchor distT="0" distB="0" distL="114300" distR="114300" simplePos="0" relativeHeight="251715584" behindDoc="0" locked="0" layoutInCell="1" allowOverlap="1" wp14:anchorId="661CE9A1" wp14:editId="65826D63">
             <wp:simplePos x="0" y="0"/>
@@ -10771,7 +12133,7 @@
                     </pic:cNvPicPr>
                   </pic:nvPicPr>
                   <pic:blipFill>
-                    <a:blip r:embed="rId56">
+                    <a:blip r:embed="rId57">
                       <a:extLst>
                         <a:ext uri="{28A0092B-C50C-407E-A947-70E740481C1C}">
                           <a14:useLocalDpi xmlns:a14="http://schemas.microsoft.com/office/drawing/2010/main" val="0"/>
@@ -10953,6 +12315,7 @@
         <w:rPr>
           <w:noProof/>
         </w:rPr>
+        <w:lastRenderedPageBreak/>
         <w:drawing>
           <wp:anchor distT="0" distB="0" distL="114300" distR="114300" simplePos="0" relativeHeight="251717632" behindDoc="1" locked="0" layoutInCell="1" allowOverlap="1" wp14:anchorId="781E24F6" wp14:editId="6DD2F458">
             <wp:simplePos x="0" y="0"/>
@@ -11113,7 +12476,6 @@
     </w:p>
     <w:p>
       <w:r>
-        <w:lastRenderedPageBreak/>
         <w:t xml:space="preserve">Use the park positions dialog on the “Settings” page to manage park positions using RA and Dec position values. </w:t>
       </w:r>
     </w:p>
@@ -11239,7 +12601,6 @@
         <w:t>0 degrees (i.e. above the horizon).</w:t>
       </w:r>
     </w:p>
-    <w:p/>
     <w:p>
       <w:pPr>
         <w:pStyle w:val="Heading1"/>
@@ -11396,21 +12757,7 @@
         <w:rPr>
           <w:rStyle w:val="Heading3Char"/>
         </w:rPr>
-        <w:t xml:space="preserve">Start Window </w:t>
-      </w:r>
-      <w:proofErr w:type="gramStart"/>
-      <w:r>
-        <w:rPr>
-          <w:rStyle w:val="Heading3Char"/>
-        </w:rPr>
-        <w:t>On</w:t>
-      </w:r>
-      <w:proofErr w:type="gramEnd"/>
-      <w:r>
-        <w:rPr>
-          <w:rStyle w:val="Heading3Char"/>
-        </w:rPr>
-        <w:t xml:space="preserve"> Top</w:t>
+        <w:t>Start Window On Top</w:t>
       </w:r>
       <w:bookmarkEnd w:id="98"/>
       <w:r>
@@ -11628,19 +12975,7 @@
         <w:t xml:space="preserve"> </w:t>
       </w:r>
       <w:r>
-        <w:t>– Sets the culture.  If interested in creating a specific Language file.  There are 3 English versions is available in the C:\Program Files (x</w:t>
-      </w:r>
-      <w:proofErr w:type="gramStart"/>
-      <w:r>
-        <w:t>86)\</w:t>
-      </w:r>
-      <w:proofErr w:type="gramEnd"/>
-      <w:r>
-        <w:t>Common Files</w:t>
-      </w:r>
-      <w:proofErr w:type="gramStart"/>
-      <w:r>
-        <w:t>\ASCOM\Telescope</w:t>
+        <w:t>– Sets the culture.  If interested in creating a specific Language file.  There are 3 English versions is available in the C:\Program Files (x86)\Common Files\ASCOM\Telescope</w:t>
       </w:r>
       <w:r>
         <w:rPr>
@@ -11650,9 +12985,8 @@
           <w:sz w:val="22"/>
           <w:szCs w:val="22"/>
         </w:rPr>
-        <w:t>\GSServer\</w:t>
-      </w:r>
-      <w:proofErr w:type="spellStart"/>
+        <w:t>\GSServer\LanguageFiles</w:t>
+      </w:r>
       <w:r>
         <w:rPr>
           <w:rStyle w:val="Heading3Char"/>
@@ -11661,9 +12995,8 @@
           <w:sz w:val="22"/>
           <w:szCs w:val="22"/>
         </w:rPr>
-        <w:t>LanguageFiles</w:t>
-      </w:r>
-      <w:proofErr w:type="spellEnd"/>
+        <w:t>;</w:t>
+      </w:r>
       <w:r>
         <w:rPr>
           <w:rStyle w:val="Heading3Char"/>
@@ -11672,94 +13005,7 @@
           <w:sz w:val="22"/>
           <w:szCs w:val="22"/>
         </w:rPr>
-        <w:t>;</w:t>
-      </w:r>
-      <w:r>
-        <w:rPr>
-          <w:rStyle w:val="Heading3Char"/>
-          <w:rFonts w:asciiTheme="minorHAnsi" w:eastAsiaTheme="minorEastAsia" w:hAnsiTheme="minorHAnsi" w:cstheme="minorBidi"/>
-          <w:color w:val="595959" w:themeColor="text1" w:themeTint="A6"/>
-          <w:sz w:val="22"/>
-          <w:szCs w:val="22"/>
-        </w:rPr>
-        <w:t xml:space="preserve">  </w:t>
-      </w:r>
-      <w:proofErr w:type="spellStart"/>
-      <w:r>
-        <w:rPr>
-          <w:rStyle w:val="Heading3Char"/>
-          <w:rFonts w:asciiTheme="minorHAnsi" w:eastAsiaTheme="minorEastAsia" w:hAnsiTheme="minorHAnsi" w:cstheme="minorBidi"/>
-          <w:color w:val="595959" w:themeColor="text1" w:themeTint="A6"/>
-          <w:sz w:val="22"/>
-          <w:szCs w:val="22"/>
-        </w:rPr>
-        <w:t>GSServer</w:t>
-      </w:r>
-      <w:proofErr w:type="gramEnd"/>
-      <w:r>
-        <w:rPr>
-          <w:rStyle w:val="Heading3Char"/>
-          <w:rFonts w:asciiTheme="minorHAnsi" w:eastAsiaTheme="minorEastAsia" w:hAnsiTheme="minorHAnsi" w:cstheme="minorBidi"/>
-          <w:color w:val="595959" w:themeColor="text1" w:themeTint="A6"/>
-          <w:sz w:val="22"/>
-          <w:szCs w:val="22"/>
-        </w:rPr>
-        <w:t>_en-US.xaml</w:t>
-      </w:r>
-      <w:proofErr w:type="spellEnd"/>
-      <w:r>
-        <w:rPr>
-          <w:rStyle w:val="Heading3Char"/>
-          <w:rFonts w:asciiTheme="minorHAnsi" w:eastAsiaTheme="minorEastAsia" w:hAnsiTheme="minorHAnsi" w:cstheme="minorBidi"/>
-          <w:color w:val="595959" w:themeColor="text1" w:themeTint="A6"/>
-          <w:sz w:val="22"/>
-          <w:szCs w:val="22"/>
-        </w:rPr>
-        <w:t xml:space="preserve">, </w:t>
-      </w:r>
-      <w:proofErr w:type="spellStart"/>
-      <w:r>
-        <w:rPr>
-          <w:rStyle w:val="Heading3Char"/>
-          <w:rFonts w:asciiTheme="minorHAnsi" w:eastAsiaTheme="minorEastAsia" w:hAnsiTheme="minorHAnsi" w:cstheme="minorBidi"/>
-          <w:color w:val="595959" w:themeColor="text1" w:themeTint="A6"/>
-          <w:sz w:val="22"/>
-          <w:szCs w:val="22"/>
-        </w:rPr>
-        <w:t>GSChart_en-US.xaml</w:t>
-      </w:r>
-      <w:proofErr w:type="spellEnd"/>
-      <w:r>
-        <w:rPr>
-          <w:rStyle w:val="Heading3Char"/>
-          <w:rFonts w:asciiTheme="minorHAnsi" w:eastAsiaTheme="minorEastAsia" w:hAnsiTheme="minorHAnsi" w:cstheme="minorBidi"/>
-          <w:color w:val="595959" w:themeColor="text1" w:themeTint="A6"/>
-          <w:sz w:val="22"/>
-          <w:szCs w:val="22"/>
-        </w:rPr>
-        <w:t xml:space="preserve">, and </w:t>
-      </w:r>
-      <w:proofErr w:type="spellStart"/>
-      <w:r>
-        <w:rPr>
-          <w:rStyle w:val="Heading3Char"/>
-          <w:rFonts w:asciiTheme="minorHAnsi" w:eastAsiaTheme="minorEastAsia" w:hAnsiTheme="minorHAnsi" w:cstheme="minorBidi"/>
-          <w:color w:val="595959" w:themeColor="text1" w:themeTint="A6"/>
-          <w:sz w:val="22"/>
-          <w:szCs w:val="22"/>
-        </w:rPr>
-        <w:t>GSUtil_en-US.xaml</w:t>
-      </w:r>
-      <w:proofErr w:type="spellEnd"/>
-      <w:r>
-        <w:rPr>
-          <w:rStyle w:val="Heading3Char"/>
-          <w:rFonts w:asciiTheme="minorHAnsi" w:eastAsiaTheme="minorEastAsia" w:hAnsiTheme="minorHAnsi" w:cstheme="minorBidi"/>
-          <w:color w:val="595959" w:themeColor="text1" w:themeTint="A6"/>
-          <w:sz w:val="22"/>
-          <w:szCs w:val="22"/>
-        </w:rPr>
-        <w:t xml:space="preserve">.  </w:t>
+        <w:t xml:space="preserve">  GSServer_en-US.xaml, GSChart_en-US.xaml, and GSUtil_en-US.xaml.  </w:t>
       </w:r>
       <w:r>
         <w:rPr>
@@ -11969,15 +13215,7 @@
         <w:t xml:space="preserve"> driver.  Interface would be the User Interface commands such as the hand controller items.  Category Server would be the internal workings of GS Server.</w:t>
       </w:r>
       <w:r>
-        <w:t xml:space="preserve">  When the monitor is started it will not quit until turned off, even is the GS server is </w:t>
-      </w:r>
-      <w:proofErr w:type="gramStart"/>
-      <w:r>
-        <w:t>exited</w:t>
-      </w:r>
-      <w:proofErr w:type="gramEnd"/>
-      <w:r>
-        <w:t xml:space="preserve"> and started again.  All files logged are kept in My Documents/GSServer.</w:t>
+        <w:t xml:space="preserve">  When the monitor is started it will not quit until turned off, even is the GS server is exited and started again.  All files logged are kept in My Documents/GSServer.</w:t>
       </w:r>
     </w:p>
     <w:p>
@@ -12096,15 +13334,7 @@
         <w:t>using the Monitor screen.</w:t>
       </w:r>
       <w:r>
-        <w:t xml:space="preserve">  All log entries are created by the </w:t>
-      </w:r>
-      <w:proofErr w:type="gramStart"/>
-      <w:r>
-        <w:t>Monitor</w:t>
-      </w:r>
-      <w:proofErr w:type="gramEnd"/>
-      <w:r>
-        <w:t xml:space="preserve"> so they are also available using the Monitor screen. </w:t>
+        <w:t xml:space="preserve">  All log entries are created by the Monitor so they are also available using the Monitor screen. </w:t>
       </w:r>
     </w:p>
     <w:p>
@@ -12157,203 +13387,65 @@
           <w:color w:val="auto"/>
           <w:sz w:val="19"/>
         </w:rPr>
-        <w:t>GSSessionLogyyyy-dd-MM-HH.txt {record Number}, {</w:t>
-      </w:r>
-      <w:proofErr w:type="spellStart"/>
+        <w:t>GSSessionLogyyyy-dd-MM-HH.txt {record Number}, {yyyy:dd:MM:HH:mm:ss.fff}, {Device}, {Category}, {Type}, {Thread}, {Method}, {Message}</w:t>
+      </w:r>
+    </w:p>
+    <w:p>
+      <w:pPr>
+        <w:rPr>
+          <w:color w:val="auto"/>
+        </w:rPr>
+      </w:pPr>
+      <w:bookmarkStart w:id="115" w:name="_Toc62017153"/>
+      <w:r>
+        <w:rPr>
+          <w:rStyle w:val="Heading3Char"/>
+        </w:rPr>
+        <w:t>Error log</w:t>
+      </w:r>
+      <w:bookmarkEnd w:id="115"/>
+      <w:r>
+        <w:rPr>
+          <w:color w:val="auto"/>
+        </w:rPr>
+        <w:t xml:space="preserve"> – All errors issued by GS.  Format:  </w:t>
+      </w:r>
       <w:r>
         <w:rPr>
           <w:rFonts w:ascii="Consolas" w:hAnsi="Consolas"/>
           <w:color w:val="auto"/>
           <w:sz w:val="19"/>
         </w:rPr>
-        <w:t>yyyy:dd:</w:t>
-      </w:r>
-      <w:proofErr w:type="gramStart"/>
+        <w:t>GSErrorLogyyyy-dd-MM-HH.txt {record Number}, {yyyy:dd:MM:HH:mm:ss.fff}, {Device}, {Category}, {Type}, {Thread}, {Method}, {Message}</w:t>
+      </w:r>
+    </w:p>
+    <w:p>
+      <w:pPr>
+        <w:rPr>
+          <w:color w:val="auto"/>
+        </w:rPr>
+      </w:pPr>
+      <w:bookmarkStart w:id="116" w:name="_Toc62017154"/>
+      <w:r>
+        <w:rPr>
+          <w:rStyle w:val="Heading3Char"/>
+        </w:rPr>
+        <w:t>Monitor log</w:t>
+      </w:r>
+      <w:bookmarkEnd w:id="116"/>
+      <w:r>
+        <w:rPr>
+          <w:color w:val="auto"/>
+        </w:rPr>
+        <w:t xml:space="preserve"> – Items created from the Monitor screen.  Format:  </w:t>
+      </w:r>
       <w:r>
         <w:rPr>
           <w:rFonts w:ascii="Consolas" w:hAnsi="Consolas"/>
           <w:color w:val="auto"/>
           <w:sz w:val="19"/>
         </w:rPr>
-        <w:t>MM:HH</w:t>
-      </w:r>
-      <w:proofErr w:type="gramEnd"/>
-      <w:r>
-        <w:rPr>
-          <w:rFonts w:ascii="Consolas" w:hAnsi="Consolas"/>
-          <w:color w:val="auto"/>
-          <w:sz w:val="19"/>
-        </w:rPr>
-        <w:t>:</w:t>
-      </w:r>
-      <w:proofErr w:type="gramStart"/>
-      <w:r>
-        <w:rPr>
-          <w:rFonts w:ascii="Consolas" w:hAnsi="Consolas"/>
-          <w:color w:val="auto"/>
-          <w:sz w:val="19"/>
-        </w:rPr>
-        <w:t>mm:ss.fff</w:t>
-      </w:r>
-      <w:proofErr w:type="spellEnd"/>
-      <w:proofErr w:type="gramEnd"/>
-      <w:r>
-        <w:rPr>
-          <w:rFonts w:ascii="Consolas" w:hAnsi="Consolas"/>
-          <w:color w:val="auto"/>
-          <w:sz w:val="19"/>
-        </w:rPr>
-        <w:t>}, {Device}, {Category}, {Type}, {Thread}, {Method}, {Message}</w:t>
-      </w:r>
-    </w:p>
-    <w:p>
-      <w:pPr>
-        <w:rPr>
-          <w:color w:val="auto"/>
-        </w:rPr>
-      </w:pPr>
-      <w:bookmarkStart w:id="115" w:name="_Toc62017153"/>
-      <w:r>
-        <w:rPr>
-          <w:rStyle w:val="Heading3Char"/>
-        </w:rPr>
-        <w:t>Error log</w:t>
-      </w:r>
-      <w:bookmarkEnd w:id="115"/>
-      <w:r>
-        <w:rPr>
-          <w:color w:val="auto"/>
-        </w:rPr>
-        <w:t xml:space="preserve"> – All errors issued by GS.  Format:  </w:t>
-      </w:r>
-      <w:r>
-        <w:rPr>
-          <w:rFonts w:ascii="Consolas" w:hAnsi="Consolas"/>
-          <w:color w:val="auto"/>
-          <w:sz w:val="19"/>
-        </w:rPr>
-        <w:t>GSErrorLogyyyy-dd-MM-HH.txt {record Number}, {</w:t>
-      </w:r>
-      <w:proofErr w:type="spellStart"/>
-      <w:r>
-        <w:rPr>
-          <w:rFonts w:ascii="Consolas" w:hAnsi="Consolas"/>
-          <w:color w:val="auto"/>
-          <w:sz w:val="19"/>
-        </w:rPr>
-        <w:t>yyyy:dd:</w:t>
-      </w:r>
-      <w:proofErr w:type="gramStart"/>
-      <w:r>
-        <w:rPr>
-          <w:rFonts w:ascii="Consolas" w:hAnsi="Consolas"/>
-          <w:color w:val="auto"/>
-          <w:sz w:val="19"/>
-        </w:rPr>
-        <w:t>MM:HH</w:t>
-      </w:r>
-      <w:proofErr w:type="gramEnd"/>
-      <w:r>
-        <w:rPr>
-          <w:rFonts w:ascii="Consolas" w:hAnsi="Consolas"/>
-          <w:color w:val="auto"/>
-          <w:sz w:val="19"/>
-        </w:rPr>
-        <w:t>:</w:t>
-      </w:r>
-      <w:proofErr w:type="gramStart"/>
-      <w:r>
-        <w:rPr>
-          <w:rFonts w:ascii="Consolas" w:hAnsi="Consolas"/>
-          <w:color w:val="auto"/>
-          <w:sz w:val="19"/>
-        </w:rPr>
-        <w:t>mm:ss.fff</w:t>
-      </w:r>
-      <w:proofErr w:type="spellEnd"/>
-      <w:proofErr w:type="gramEnd"/>
-      <w:r>
-        <w:rPr>
-          <w:rFonts w:ascii="Consolas" w:hAnsi="Consolas"/>
-          <w:color w:val="auto"/>
-          <w:sz w:val="19"/>
-        </w:rPr>
-        <w:t>}, {Device}, {Category}, {Type}, {Thread}, {Method}, {Message}</w:t>
-      </w:r>
-    </w:p>
-    <w:p>
-      <w:pPr>
-        <w:rPr>
-          <w:color w:val="auto"/>
-        </w:rPr>
-      </w:pPr>
-      <w:bookmarkStart w:id="116" w:name="_Toc62017154"/>
-      <w:r>
-        <w:rPr>
-          <w:rStyle w:val="Heading3Char"/>
-        </w:rPr>
-        <w:t>Monitor log</w:t>
-      </w:r>
-      <w:bookmarkEnd w:id="116"/>
-      <w:r>
-        <w:rPr>
-          <w:color w:val="auto"/>
-        </w:rPr>
-        <w:t xml:space="preserve"> – Items created from the Monitor screen.  Format:  </w:t>
-      </w:r>
-      <w:r>
-        <w:rPr>
-          <w:rFonts w:ascii="Consolas" w:hAnsi="Consolas"/>
-          <w:color w:val="auto"/>
-          <w:sz w:val="19"/>
-        </w:rPr>
-        <w:t>GSMonitorLogyyyy-dd-MM-HH.txt {record Number}, {</w:t>
-      </w:r>
-      <w:proofErr w:type="spellStart"/>
-      <w:r>
-        <w:rPr>
-          <w:rFonts w:ascii="Consolas" w:hAnsi="Consolas"/>
-          <w:color w:val="auto"/>
-          <w:sz w:val="19"/>
-        </w:rPr>
-        <w:t>yyyy:dd:</w:t>
-      </w:r>
-      <w:proofErr w:type="gramStart"/>
-      <w:r>
-        <w:rPr>
-          <w:rFonts w:ascii="Consolas" w:hAnsi="Consolas"/>
-          <w:color w:val="auto"/>
-          <w:sz w:val="19"/>
-        </w:rPr>
-        <w:t>MM:HH</w:t>
-      </w:r>
-      <w:proofErr w:type="gramEnd"/>
-      <w:r>
-        <w:rPr>
-          <w:rFonts w:ascii="Consolas" w:hAnsi="Consolas"/>
-          <w:color w:val="auto"/>
-          <w:sz w:val="19"/>
-        </w:rPr>
-        <w:t>:</w:t>
-      </w:r>
-      <w:proofErr w:type="gramStart"/>
-      <w:r>
-        <w:rPr>
-          <w:rFonts w:ascii="Consolas" w:hAnsi="Consolas"/>
-          <w:color w:val="auto"/>
-          <w:sz w:val="19"/>
-        </w:rPr>
-        <w:t>mm:ss.fff</w:t>
-      </w:r>
-      <w:proofErr w:type="spellEnd"/>
-      <w:proofErr w:type="gramEnd"/>
-      <w:r>
-        <w:rPr>
-          <w:rFonts w:ascii="Consolas" w:hAnsi="Consolas"/>
-          <w:color w:val="auto"/>
-          <w:sz w:val="19"/>
-        </w:rPr>
-        <w:t>}, {Device}, {Category}, {Type}, {Thread}, {Method}, {Message}</w:t>
+        <w:t>GSMonitorLogyyyy-dd-MM-HH.txt {record Number}, {yyyy:dd:MM:HH:mm:ss.fff}, {Device}, {Category}, {Type}, {Thread}, {Method}, {Message}</w:t>
       </w:r>
     </w:p>
     <w:p>
@@ -12547,15 +13639,7 @@
         <w:t>How to PPEC train your mount</w:t>
       </w:r>
       <w:r>
-        <w:t xml:space="preserve"> - Before starting a training session your mount should be able to track and guide at a stable rate.  When you are happy with the way in which the mount is guiding and you </w:t>
-      </w:r>
-      <w:proofErr w:type="gramStart"/>
-      <w:r>
-        <w:t>thinks</w:t>
-      </w:r>
-      <w:proofErr w:type="gramEnd"/>
-      <w:r>
-        <w:t xml:space="preserve"> its stable</w:t>
+        <w:t xml:space="preserve"> - Before starting a training session your mount should be able to track and guide at a stable rate.  When you are happy with the way in which the mount is guiding and you thinks its stable</w:t>
       </w:r>
       <w:r>
         <w:t xml:space="preserve"> and consistent</w:t>
@@ -12609,15 +13693,7 @@
         <w:t xml:space="preserve">  You can retrain the mount</w:t>
       </w:r>
       <w:r>
-        <w:t xml:space="preserve"> at any time </w:t>
-      </w:r>
-      <w:proofErr w:type="gramStart"/>
-      <w:r>
-        <w:t>as long as</w:t>
-      </w:r>
-      <w:proofErr w:type="gramEnd"/>
-      <w:r>
-        <w:t xml:space="preserve"> tracking is </w:t>
+        <w:t xml:space="preserve"> at any time as long as tracking is </w:t>
       </w:r>
       <w:r>
         <w:t xml:space="preserve">turned </w:t>
@@ -12804,15 +13880,7 @@
         <w:t xml:space="preserve">setting.  This way the limits can be used as a safety factor and an action can be taken if the flip failed from the image acquisition application.  </w:t>
       </w:r>
       <w:r>
-        <w:t xml:space="preserve">Applications like Voyager use the “Destination Side of Pier” to determine when a flip can occur.  </w:t>
-      </w:r>
-      <w:proofErr w:type="gramStart"/>
-      <w:r>
-        <w:t>Basically</w:t>
-      </w:r>
-      <w:proofErr w:type="gramEnd"/>
-      <w:r>
-        <w:t xml:space="preserve"> it ask</w:t>
+        <w:t>Applications like Voyager use the “Destination Side of Pier” to determine when a flip can occur.  Basically it ask</w:t>
       </w:r>
       <w:r>
         <w:t>s</w:t>
@@ -12860,15 +13928,7 @@
         <w:t>Then t</w:t>
       </w:r>
       <w:r>
-        <w:t xml:space="preserve">ell the application to wait </w:t>
-      </w:r>
-      <w:proofErr w:type="gramStart"/>
-      <w:r>
-        <w:t>a number of</w:t>
-      </w:r>
-      <w:proofErr w:type="gramEnd"/>
-      <w:r>
-        <w:t xml:space="preserve"> minutes</w:t>
+        <w:t>ell the application to wait a number of minutes</w:t>
       </w:r>
       <w:r>
         <w:t>, typically 1-5 minutes</w:t>
@@ -12877,15 +13937,7 @@
         <w:t xml:space="preserve"> after passing the meridian to test for the flip.  </w:t>
       </w:r>
       <w:r>
-        <w:t xml:space="preserve">If the flip </w:t>
-      </w:r>
-      <w:proofErr w:type="gramStart"/>
-      <w:r>
-        <w:t>fails</w:t>
-      </w:r>
-      <w:proofErr w:type="gramEnd"/>
-      <w:r>
-        <w:t xml:space="preserve"> then the “Tracking Limit” will be hit and the action selected will be taken.</w:t>
+        <w:t>If the flip fails then the “Tracking Limit” will be hit and the action selected will be taken.</w:t>
       </w:r>
     </w:p>
     <w:p>
@@ -12898,14 +13950,12 @@
       <w:r>
         <w:t xml:space="preserve">” also affects </w:t>
       </w:r>
-      <w:proofErr w:type="spellStart"/>
       <w:r>
         <w:t>GoTo</w:t>
       </w:r>
       <w:r>
         <w:t>s</w:t>
       </w:r>
-      <w:proofErr w:type="spellEnd"/>
       <w:r>
         <w:t xml:space="preserve"> and slews.  Any target within the </w:t>
       </w:r>
@@ -12919,15 +13969,7 @@
         <w:t xml:space="preserve">zone.  </w:t>
       </w:r>
       <w:r>
-        <w:t xml:space="preserve">To determine which side of pier </w:t>
-      </w:r>
-      <w:proofErr w:type="gramStart"/>
-      <w:r>
-        <w:t>takes action</w:t>
-      </w:r>
-      <w:proofErr w:type="gramEnd"/>
-      <w:r>
-        <w:t xml:space="preserve"> depends on what side is closest.  i.e.  Say you</w:t>
+        <w:t>To determine which side of pier takes action depends on what side is closest.  i.e.  Say you</w:t>
       </w:r>
       <w:r>
         <w:t>’</w:t>
@@ -12945,15 +13987,7 @@
         <w:t>mount</w:t>
       </w:r>
       <w:r>
-        <w:t xml:space="preserve"> because the axis is closer on the current side.  If the target was passed the flip </w:t>
-      </w:r>
-      <w:proofErr w:type="gramStart"/>
-      <w:r>
-        <w:t>zone</w:t>
-      </w:r>
-      <w:proofErr w:type="gramEnd"/>
-      <w:r>
-        <w:t xml:space="preserve"> then an automatic flip would occur since that’s the only pointing state that will work.</w:t>
+        <w:t xml:space="preserve"> because the axis is closer on the current side.  If the target was passed the flip zone then an automatic flip would occur since that’s the only pointing state that will work.</w:t>
       </w:r>
     </w:p>
     <w:p>
@@ -13223,7 +14257,13 @@
     </w:p>
     <w:p>
       <w:r>
-        <w:t>With the 3d tab you can watch a model of the mount as it moves in real time.  The position of the mount is dependent on the proper starting of the mount and GS being in the home position or a parked position.   If the mount starts up in an unknown position this view may not be correct.</w:t>
+        <w:t>With the 3</w:t>
+      </w:r>
+      <w:r>
+        <w:t>D</w:t>
+      </w:r>
+      <w:r>
+        <w:t xml:space="preserve"> tab you can watch a model of the mount as it moves in real time.  The position of the mount is dependent on the proper starting of the mount and GS being in the home position or a parked position.   If the mount starts up in an unknown position this view may not be correct.</w:t>
       </w:r>
     </w:p>
     <w:p>
@@ -13354,23 +14394,7 @@
     </w:p>
     <w:p>
       <w:r>
-        <w:t xml:space="preserve">If you don’t have access to hardware like </w:t>
-      </w:r>
-      <w:proofErr w:type="spellStart"/>
-      <w:r>
-        <w:t>Polemaster</w:t>
-      </w:r>
-      <w:proofErr w:type="spellEnd"/>
-      <w:r>
-        <w:t xml:space="preserve"> or camera for plate </w:t>
-      </w:r>
-      <w:proofErr w:type="gramStart"/>
-      <w:r>
-        <w:t>solving</w:t>
-      </w:r>
-      <w:proofErr w:type="gramEnd"/>
-      <w:r>
-        <w:t xml:space="preserve"> then using the polar scope maybe your only option.  </w:t>
+        <w:t xml:space="preserve">If you don’t have access to hardware like Polemaster or camera for plate solving then using the polar scope maybe your only option.  </w:t>
       </w:r>
       <w:r>
         <w:t xml:space="preserve">Use </w:t>
@@ -13712,15 +14736,7 @@
         <w:t xml:space="preserve">the </w:t>
       </w:r>
       <w:r>
-        <w:t xml:space="preserve">correct position for Polaris (red dot).  The dash circle line represents position for </w:t>
-      </w:r>
-      <w:proofErr w:type="gramStart"/>
-      <w:r>
-        <w:t>2020</w:t>
-      </w:r>
-      <w:proofErr w:type="gramEnd"/>
-      <w:r>
-        <w:t xml:space="preserve"> and the inside circle is 2028.  </w:t>
+        <w:t xml:space="preserve">correct position for Polaris (red dot).  The dash circle line represents position for 2020 and the inside circle is 2028.  </w:t>
       </w:r>
     </w:p>
     <w:p>
@@ -13919,35 +14935,11 @@
         <w:rPr>
           <w:rStyle w:val="Heading3Char"/>
         </w:rPr>
-        <w:t xml:space="preserve">GS </w:t>
-      </w:r>
-      <w:proofErr w:type="spellStart"/>
-      <w:r>
-        <w:rPr>
-          <w:rStyle w:val="Heading3Char"/>
-        </w:rPr>
-        <w:t>ChartViewer</w:t>
+        <w:t>GS ChartViewer</w:t>
       </w:r>
       <w:bookmarkEnd w:id="149"/>
-      <w:proofErr w:type="spellEnd"/>
-      <w:r>
-        <w:t xml:space="preserve"> – </w:t>
-      </w:r>
-      <w:proofErr w:type="spellStart"/>
-      <w:r>
-        <w:t>ChartViewer</w:t>
-      </w:r>
-      <w:proofErr w:type="spellEnd"/>
-      <w:r>
-        <w:t xml:space="preserve"> is another program packaged with GS that allow external viewing of the Pulses Logs.  This allows logs to be viewed by others that have the </w:t>
-      </w:r>
-      <w:proofErr w:type="spellStart"/>
-      <w:r>
-        <w:t>ChartViewer</w:t>
-      </w:r>
-      <w:proofErr w:type="spellEnd"/>
-      <w:r>
-        <w:t xml:space="preserve"> program.  Locate GS.ChartViewer.exe in the install directory.</w:t>
+      <w:r>
+        <w:t xml:space="preserve"> – ChartViewer is another program packaged with GS that allow external viewing of the Pulses Logs.  This allows logs to be viewed by others that have the ChartViewer program.  Locate GS.ChartViewer.exe in the install directory.</w:t>
       </w:r>
     </w:p>
     <w:p>
@@ -14191,15 +15183,7 @@
         </w:numPr>
       </w:pPr>
       <w:r>
-        <w:t xml:space="preserve">RA PHD and Dec PHD – Displays the guiding performance from PHD2.  If one is checked a connection will be made to the PHD2 server </w:t>
-      </w:r>
-      <w:proofErr w:type="gramStart"/>
-      <w:r>
-        <w:t>so</w:t>
-      </w:r>
-      <w:proofErr w:type="gramEnd"/>
-      <w:r>
-        <w:t xml:space="preserve"> make sure it’s turned on in the PHD2 settings.  The PHD Host IP is also required for the connection to work.  </w:t>
+        <w:t xml:space="preserve">RA PHD and Dec PHD – Displays the guiding performance from PHD2.  If one is checked a connection will be made to the PHD2 server so make sure it’s turned on in the PHD2 settings.  The PHD Host IP is also required for the connection to work.  </w:t>
       </w:r>
     </w:p>
     <w:p>
@@ -14210,15 +15194,7 @@
         <w:t>SkyWatcher</w:t>
       </w:r>
       <w:r>
-        <w:t xml:space="preserve"> tab.  Specific minimum settings are mount specific but typically 20 milliseconds is a good generic setting.   If lots of pulses are being </w:t>
-      </w:r>
-      <w:proofErr w:type="gramStart"/>
-      <w:r>
-        <w:t>rejected</w:t>
-      </w:r>
-      <w:proofErr w:type="gramEnd"/>
-      <w:r>
-        <w:t xml:space="preserve"> you might have to adjust the guiding application or adjust the minimum pulse setting. </w:t>
+        <w:t xml:space="preserve"> tab.  Specific minimum settings are mount specific but typically 20 milliseconds is a good generic setting.   If lots of pulses are being rejected you might have to adjust the guiding application or adjust the minimum pulse setting. </w:t>
       </w:r>
     </w:p>
     <w:p>
@@ -14253,15 +15229,7 @@
       </w:r>
       <w:bookmarkEnd w:id="158"/>
       <w:r>
-        <w:t xml:space="preserve"> – Some series can show specific points on the </w:t>
-      </w:r>
-      <w:proofErr w:type="gramStart"/>
-      <w:r>
-        <w:t>chart</w:t>
-      </w:r>
-      <w:proofErr w:type="gramEnd"/>
-      <w:r>
-        <w:t xml:space="preserve"> and this would determine the size.</w:t>
+        <w:t xml:space="preserve"> – Some series can show specific points on the chart and this would determine the size.</w:t>
       </w:r>
     </w:p>
     <w:p>
@@ -14309,15 +15277,7 @@
       </w:r>
       <w:bookmarkEnd w:id="161"/>
       <w:r>
-        <w:t xml:space="preserve"> – Determines how much detail to show when zoomed out or in.  If set to low the </w:t>
-      </w:r>
-      <w:proofErr w:type="gramStart"/>
-      <w:r>
-        <w:t>farther</w:t>
-      </w:r>
-      <w:proofErr w:type="gramEnd"/>
-      <w:r>
-        <w:t xml:space="preserve"> you zoom out the less detail is shown.  The more you zoom in more detail will be shown.  Low is </w:t>
+        <w:t xml:space="preserve"> – Determines how much detail to show when zoomed out or in.  If set to low the farther you zoom out the less detail is shown.  The more you zoom in more detail will be shown.  Low is </w:t>
       </w:r>
       <w:r>
         <w:t xml:space="preserve">the </w:t>
@@ -14347,7 +15307,6 @@
     </w:p>
     <w:p>
       <w:bookmarkStart w:id="163" w:name="_Toc62017187"/>
-      <w:proofErr w:type="spellStart"/>
       <w:r>
         <w:rPr>
           <w:rStyle w:val="Heading3Char"/>
@@ -14355,7 +15314,6 @@
         <w:t>XScale</w:t>
       </w:r>
       <w:bookmarkEnd w:id="163"/>
-      <w:proofErr w:type="spellEnd"/>
       <w:r>
         <w:t xml:space="preserve"> – How many seconds to show on the timeline</w:t>
       </w:r>
@@ -14645,7 +15603,6 @@
     </w:p>
     <w:p>
       <w:bookmarkStart w:id="175" w:name="_Toc62017197"/>
-      <w:proofErr w:type="gramStart"/>
       <w:r>
         <w:rPr>
           <w:rStyle w:val="Heading3Char"/>
@@ -14653,7 +15610,6 @@
         <w:t>Y  Scale</w:t>
       </w:r>
       <w:bookmarkEnd w:id="175"/>
-      <w:proofErr w:type="gramEnd"/>
       <w:r>
         <w:t xml:space="preserve"> – Display plots in </w:t>
       </w:r>
@@ -14686,15 +15642,7 @@
         <w:t>,</w:t>
       </w:r>
       <w:r>
-        <w:t xml:space="preserve"> more detailed is shown at zoomed out distances.  Default is set to </w:t>
-      </w:r>
-      <w:proofErr w:type="gramStart"/>
-      <w:r>
-        <w:t>Low</w:t>
-      </w:r>
-      <w:proofErr w:type="gramEnd"/>
-      <w:r>
-        <w:t xml:space="preserve"> so you need to zoom in to improve the details.  Low is best used for performance reasons.</w:t>
+        <w:t xml:space="preserve"> more detailed is shown at zoomed out distances.  Default is set to Low so you need to zoom in to improve the details.  Low is best used for performance reasons.</w:t>
       </w:r>
     </w:p>
     <w:p>
@@ -14713,22 +15661,14 @@
         <w:rPr>
           <w:rStyle w:val="Heading3Char"/>
         </w:rPr>
-        <w:t xml:space="preserve">Log to </w:t>
-      </w:r>
-      <w:proofErr w:type="spellStart"/>
+        <w:t>Log to GSChart</w:t>
+      </w:r>
       <w:r>
         <w:rPr>
           <w:rStyle w:val="Heading3Char"/>
         </w:rPr>
-        <w:t>GSChart</w:t>
-      </w:r>
-      <w:r>
-        <w:rPr>
-          <w:rStyle w:val="Heading3Char"/>
-        </w:rPr>
         <w:t>Log</w:t>
       </w:r>
-      <w:proofErr w:type="spellEnd"/>
       <w:r>
         <w:t xml:space="preserve"> – Log plot data to file for later display and analysis</w:t>
       </w:r>
@@ -14939,15 +15879,7 @@
       </w:r>
       <w:r>
         <w:br/>
-        <w:t xml:space="preserve">C = false/off = </w:t>
-      </w:r>
-      <w:proofErr w:type="gramStart"/>
-      <w:r>
-        <w:t>0 ,</w:t>
-      </w:r>
-      <w:proofErr w:type="gramEnd"/>
-      <w:r>
-        <w:t xml:space="preserve"> true/on = 1</w:t>
+        <w:t>C = false/off = 0 , true/on = 1</w:t>
       </w:r>
     </w:p>
     <w:p>
@@ -14982,27 +15914,11 @@
       </w:r>
       <w:r>
         <w:br/>
-        <w:t xml:space="preserve">To start Snap1 </w:t>
-      </w:r>
-      <w:proofErr w:type="gramStart"/>
-      <w:r>
-        <w:t>send :O</w:t>
-      </w:r>
-      <w:proofErr w:type="gramEnd"/>
-      <w:r>
-        <w:t>11</w:t>
+        <w:t>To start Snap1 send :O11</w:t>
       </w:r>
       <w:r>
         <w:br/>
-        <w:t xml:space="preserve">To stop Snap1 </w:t>
-      </w:r>
-      <w:proofErr w:type="gramStart"/>
-      <w:r>
-        <w:t>send :O</w:t>
-      </w:r>
-      <w:proofErr w:type="gramEnd"/>
-      <w:r>
-        <w:t>10</w:t>
+        <w:t>To stop Snap1 send :O10</w:t>
       </w:r>
     </w:p>
     <w:p>
@@ -15031,7 +15947,7 @@
           <w:lang w:eastAsia="en-GB"/>
         </w:rPr>
         <w:drawing>
-          <wp:inline distT="0" distB="0" distL="0" distR="0" wp14:anchorId="2B301A81" wp14:editId="3C08FD85">
+          <wp:inline distT="0" distB="0" distL="0" distR="0" wp14:anchorId="2B301A81" wp14:editId="560BF402">
             <wp:extent cx="5943600" cy="3566795"/>
             <wp:effectExtent l="0" t="0" r="0" b="0"/>
             <wp:docPr id="680616814" name="Picture 1" descr="A screenshot of a computer&#10;&#10;Description automatically generated"/>
@@ -15415,7 +16331,7 @@
         </w:rPr>
         <w:lastRenderedPageBreak/>
         <w:drawing>
-          <wp:inline distT="0" distB="0" distL="0" distR="0" wp14:anchorId="6C609232" wp14:editId="26A5A71E">
+          <wp:inline distT="0" distB="0" distL="0" distR="0" wp14:anchorId="6C609232" wp14:editId="44DC6498">
             <wp:extent cx="5943600" cy="4933315"/>
             <wp:effectExtent l="0" t="0" r="0" b="635"/>
             <wp:docPr id="9779759" name="Picture 1" descr="A screenshot of a computer&#10;&#10;Description automatically generated"/>
@@ -15552,28 +16468,15 @@
       <w:r>
         <w:br/>
       </w:r>
-      <w:proofErr w:type="spellStart"/>
       <w:r>
         <w:rPr>
           <w:rStyle w:val="Heading4Char"/>
         </w:rPr>
-        <w:t>Pierside</w:t>
-      </w:r>
-      <w:proofErr w:type="spellEnd"/>
-      <w:r>
-        <w:rPr>
-          <w:rStyle w:val="Heading4Char"/>
-        </w:rPr>
-        <w:t xml:space="preserve"> Only</w:t>
-      </w:r>
-      <w:r>
-        <w:t xml:space="preserve"> – Only points on the same pier side as the target position are considered; </w:t>
-      </w:r>
-      <w:proofErr w:type="gramStart"/>
-      <w:r>
-        <w:t>or,</w:t>
-      </w:r>
-      <w:proofErr w:type="gramEnd"/>
+        <w:t>Pierside Only</w:t>
+      </w:r>
+      <w:r>
+        <w:t xml:space="preserve"> – Only points on the same pier side as the target position are considered; or,</w:t>
+      </w:r>
       <w:r>
         <w:br/>
       </w:r>
@@ -15635,15 +16538,7 @@
         <w:t>– Take the 3 points that are closest to the target telescope position</w:t>
       </w:r>
       <w:r>
-        <w:t xml:space="preserve"> </w:t>
-      </w:r>
-      <w:proofErr w:type="gramStart"/>
-      <w:r>
-        <w:t>whether or not</w:t>
-      </w:r>
-      <w:proofErr w:type="gramEnd"/>
-      <w:r>
-        <w:t xml:space="preserve"> they form an enclosing triangle.</w:t>
+        <w:t xml:space="preserve"> whether or not they form an enclosing triangle.</w:t>
       </w:r>
     </w:p>
     <w:p>
@@ -15726,7 +16621,7 @@
           <w:lang w:eastAsia="en-GB"/>
         </w:rPr>
         <w:drawing>
-          <wp:inline distT="0" distB="0" distL="0" distR="0" wp14:anchorId="2AB5C7AB" wp14:editId="051C3839">
+          <wp:inline distT="0" distB="0" distL="0" distR="0" wp14:anchorId="2AB5C7AB" wp14:editId="4199D064">
             <wp:extent cx="5943600" cy="3562985"/>
             <wp:effectExtent l="0" t="0" r="0" b="0"/>
             <wp:docPr id="471132737" name="Picture 1" descr="A screenshot of a computer&#10;&#10;Description automatically generated"/>
@@ -15882,7 +16777,7 @@
           <w:lang w:eastAsia="en-GB"/>
         </w:rPr>
         <w:drawing>
-          <wp:inline distT="0" distB="0" distL="0" distR="0" wp14:anchorId="0D802248" wp14:editId="2F52588F">
+          <wp:inline distT="0" distB="0" distL="0" distR="0" wp14:anchorId="0D802248" wp14:editId="15178018">
             <wp:extent cx="5943600" cy="3562985"/>
             <wp:effectExtent l="0" t="0" r="0" b="0"/>
             <wp:docPr id="1653949960" name="Picture 1" descr="A screenshot of a computer&#10;&#10;Description automatically generated"/>
@@ -15980,15 +16875,7 @@
     <w:p/>
     <w:p>
       <w:r>
-        <w:t xml:space="preserve">GSS supports three types of </w:t>
-      </w:r>
-      <w:proofErr w:type="gramStart"/>
-      <w:r>
-        <w:t>mount</w:t>
-      </w:r>
-      <w:proofErr w:type="gramEnd"/>
-      <w:r>
-        <w:t>:</w:t>
+        <w:t>GSS supports three types of mount:</w:t>
       </w:r>
     </w:p>
     <w:p>
@@ -16449,15 +17336,7 @@
         <w:t>Altitude Azimuth</w:t>
       </w:r>
       <w:r>
-        <w:t xml:space="preserve"> – The altitude azimuth (</w:t>
-      </w:r>
-      <w:proofErr w:type="spellStart"/>
-      <w:r>
-        <w:t>AltAz</w:t>
-      </w:r>
-      <w:proofErr w:type="spellEnd"/>
-      <w:r>
-        <w:t>) mount is a simple two-axis mount for supporting and rotating a telescope about two perpendicular axes: one vertical and the other horizontal. Celestial objects can only be tracking by simultaneously rotating both axes</w:t>
+        <w:t xml:space="preserve"> – The altitude azimuth (AltAz) mount is a simple two-axis mount for supporting and rotating a telescope about two perpendicular axes: one vertical and the other horizontal. Celestial objects can only be tracking by simultaneously rotating both axes</w:t>
       </w:r>
       <w:r>
         <w:t>.</w:t>
@@ -16572,15 +17451,7 @@
         <w:t xml:space="preserve"> </w:t>
       </w:r>
       <w:r>
-        <w:t xml:space="preserve">Az mounts allow some azimuth movement </w:t>
-      </w:r>
-      <w:proofErr w:type="gramStart"/>
-      <w:r>
-        <w:t>in excess of</w:t>
-      </w:r>
-      <w:proofErr w:type="gramEnd"/>
-      <w:r>
-        <w:t xml:space="preserve"> 180 degrees from the zero position, usually North. Thus, there will be a range of azimuth positions around the South that can be reached in two ways.</w:t>
+        <w:t>Az mounts allow some azimuth movement in excess of 180 degrees from the zero position, usually North. Thus, there will be a range of azimuth positions around the South that can be reached in two ways.</w:t>
       </w:r>
     </w:p>
     <w:p>
@@ -16622,36 +17493,12 @@
     </w:p>
     <w:p>
       <w:r>
-        <w:t xml:space="preserve">GSS exposes </w:t>
-      </w:r>
-      <w:proofErr w:type="gramStart"/>
-      <w:r>
-        <w:t>a number of</w:t>
-      </w:r>
-      <w:proofErr w:type="gramEnd"/>
-      <w:r>
-        <w:t xml:space="preserve"> class members available to external programs and scripting languages.  There are PowerShell example scripts located in the GSS Program files scripting directory. Find the installation section of this manual for directory locations.</w:t>
-      </w:r>
-    </w:p>
-    <w:p>
-      <w:r>
-        <w:t xml:space="preserve">The example scripts we’re created using the Windows 10 PowerShell ISE.  To run PowerShell, type in the Windows search box “PowerShell ISE” and run either the 64 bit or X86 versions.  You may run into problems executing scripts because of Windows security settings.  There are </w:t>
-      </w:r>
-      <w:proofErr w:type="gramStart"/>
-      <w:r>
-        <w:t>a number of</w:t>
-      </w:r>
-      <w:proofErr w:type="gramEnd"/>
-      <w:r>
-        <w:t xml:space="preserve"> ways to correct </w:t>
-      </w:r>
-      <w:proofErr w:type="gramStart"/>
-      <w:r>
-        <w:t>this</w:t>
-      </w:r>
-      <w:proofErr w:type="gramEnd"/>
-      <w:r>
-        <w:t xml:space="preserve"> and you should search google for Microsoft’s recommended approach.  One way is to allow the current logged in user the </w:t>
+        <w:t>GSS exposes a number of class members available to external programs and scripting languages.  There are PowerShell example scripts located in the GSS Program files scripting directory. Find the installation section of this manual for directory locations.</w:t>
+      </w:r>
+    </w:p>
+    <w:p>
+      <w:r>
+        <w:t xml:space="preserve">The example scripts we’re created using the Windows 10 PowerShell ISE.  To run PowerShell, type in the Windows search box “PowerShell ISE” and run either the 64 bit or X86 versions.  You may run into problems executing scripts because of Windows security settings.  There are a number of ways to correct this and you should search google for Microsoft’s recommended approach.  One way is to allow the current logged in user the </w:t>
       </w:r>
       <w:r>
         <w:lastRenderedPageBreak/>
@@ -16660,31 +17507,7 @@
     </w:p>
     <w:p>
       <w:r>
-        <w:t>Set-</w:t>
-      </w:r>
-      <w:proofErr w:type="spellStart"/>
-      <w:r>
-        <w:t>ExecutionPolicy</w:t>
-      </w:r>
-      <w:proofErr w:type="spellEnd"/>
-      <w:r>
-        <w:t xml:space="preserve"> -Scope </w:t>
-      </w:r>
-      <w:proofErr w:type="spellStart"/>
-      <w:r>
-        <w:t>CurrentUser</w:t>
-      </w:r>
-      <w:proofErr w:type="spellEnd"/>
-      <w:r>
-        <w:t xml:space="preserve"> -</w:t>
-      </w:r>
-      <w:proofErr w:type="spellStart"/>
-      <w:r>
-        <w:t>ExecutionPolicy</w:t>
-      </w:r>
-      <w:proofErr w:type="spellEnd"/>
-      <w:r>
-        <w:t xml:space="preserve"> Bypass -Force;</w:t>
+        <w:t>Set-ExecutionPolicy -Scope CurrentUser -ExecutionPolicy Bypass -Force;</w:t>
       </w:r>
       <w:r>
         <w:br/>
@@ -16717,13 +17540,8 @@
         <w:pStyle w:val="NoSpacing"/>
       </w:pPr>
       <w:r>
-        <w:t xml:space="preserve">public interface </w:t>
-      </w:r>
-      <w:proofErr w:type="spellStart"/>
-      <w:r>
-        <w:t>ISky</w:t>
-      </w:r>
-      <w:proofErr w:type="spellEnd"/>
+        <w:t>public interface ISky</w:t>
+      </w:r>
     </w:p>
     <w:p>
       <w:pPr>
@@ -16746,23 +17564,7 @@
         <w:pStyle w:val="NoSpacing"/>
       </w:pPr>
       <w:r>
-        <w:t xml:space="preserve">    /// Tells GSS not to process any </w:t>
-      </w:r>
-      <w:proofErr w:type="spellStart"/>
-      <w:r>
-        <w:t>AsCoM</w:t>
-      </w:r>
-      <w:proofErr w:type="spellEnd"/>
-      <w:r>
-        <w:t xml:space="preserve"> moment commands for external programs using the </w:t>
-      </w:r>
-      <w:proofErr w:type="spellStart"/>
-      <w:r>
-        <w:t>AsCoM</w:t>
-      </w:r>
-      <w:proofErr w:type="spellEnd"/>
-      <w:r>
-        <w:t xml:space="preserve"> driver. </w:t>
+        <w:t xml:space="preserve">    /// Tells GSS not to process any AsCoM moment commands for external programs using the AsCoM driver. </w:t>
       </w:r>
     </w:p>
     <w:p>
@@ -16790,29 +17592,8 @@
         </w:numPr>
       </w:pPr>
       <w:r>
-        <w:t xml:space="preserve">bool </w:t>
-      </w:r>
-      <w:proofErr w:type="spellStart"/>
-      <w:r>
-        <w:t>AscomOn</w:t>
-      </w:r>
-      <w:proofErr w:type="spellEnd"/>
-      <w:r>
-        <w:t xml:space="preserve"> </w:t>
-      </w:r>
-      <w:proofErr w:type="gramStart"/>
-      <w:r>
-        <w:t>{ get</w:t>
-      </w:r>
-      <w:proofErr w:type="gramEnd"/>
-      <w:r>
-        <w:t>; set</w:t>
-      </w:r>
-      <w:proofErr w:type="gramStart"/>
-      <w:r>
-        <w:t>; }</w:t>
-      </w:r>
-      <w:proofErr w:type="gramEnd"/>
+        <w:t>bool AscomOn { get; set; }</w:t>
+      </w:r>
     </w:p>
     <w:p>
       <w:pPr>
@@ -16843,31 +17624,15 @@
         <w:pStyle w:val="NoSpacing"/>
       </w:pPr>
       <w:r>
-        <w:t xml:space="preserve">    /// &lt;param name="</w:t>
-      </w:r>
-      <w:proofErr w:type="spellStart"/>
-      <w:r>
-        <w:t>degreelimit</w:t>
-      </w:r>
-      <w:proofErr w:type="spellEnd"/>
-      <w:r>
-        <w:t>"&gt;&lt;/param&gt;</w:t>
-      </w:r>
-    </w:p>
-    <w:p>
-      <w:pPr>
-        <w:pStyle w:val="NoSpacing"/>
-      </w:pPr>
-      <w:r>
-        <w:t xml:space="preserve">    /// &lt;param name="</w:t>
-      </w:r>
-      <w:proofErr w:type="spellStart"/>
-      <w:r>
-        <w:t>offsetdec</w:t>
-      </w:r>
-      <w:proofErr w:type="spellEnd"/>
-      <w:r>
-        <w:t>"&gt;&lt;/param&gt;</w:t>
+        <w:t xml:space="preserve">    /// &lt;param name="degreelimit"&gt;&lt;/param&gt;</w:t>
+      </w:r>
+    </w:p>
+    <w:p>
+      <w:pPr>
+        <w:pStyle w:val="NoSpacing"/>
+      </w:pPr>
+      <w:r>
+        <w:t xml:space="preserve">    /// &lt;param name="offsetdec"&gt;&lt;/param&gt;</w:t>
       </w:r>
     </w:p>
     <w:p>
@@ -16879,42 +17644,8 @@
         </w:numPr>
       </w:pPr>
       <w:r>
-        <w:t xml:space="preserve">void </w:t>
-      </w:r>
-      <w:proofErr w:type="spellStart"/>
-      <w:proofErr w:type="gramStart"/>
-      <w:r>
-        <w:t>AutoHomeStart</w:t>
-      </w:r>
-      <w:proofErr w:type="spellEnd"/>
-      <w:r>
-        <w:t>(</w:t>
-      </w:r>
-      <w:proofErr w:type="gramEnd"/>
-      <w:r>
-        <w:t xml:space="preserve">int </w:t>
-      </w:r>
-      <w:proofErr w:type="spellStart"/>
-      <w:r>
-        <w:t>degreelimit</w:t>
-      </w:r>
-      <w:proofErr w:type="spellEnd"/>
-      <w:r>
-        <w:t xml:space="preserve"> = 100, int </w:t>
-      </w:r>
-      <w:proofErr w:type="spellStart"/>
-      <w:r>
-        <w:t>offsetdec</w:t>
-      </w:r>
-      <w:proofErr w:type="spellEnd"/>
-      <w:r>
-        <w:t xml:space="preserve"> = 0</w:t>
-      </w:r>
-      <w:proofErr w:type="gramStart"/>
-      <w:r>
-        <w:t>);</w:t>
-      </w:r>
-      <w:proofErr w:type="gramEnd"/>
+        <w:t>void AutoHomeStart(int degreelimit = 100, int offsetdec = 0);</w:t>
+      </w:r>
     </w:p>
     <w:p>
       <w:pPr>
@@ -16949,18 +17680,8 @@
         </w:numPr>
       </w:pPr>
       <w:r>
-        <w:t xml:space="preserve">void </w:t>
-      </w:r>
-      <w:proofErr w:type="spellStart"/>
-      <w:proofErr w:type="gramStart"/>
-      <w:r>
-        <w:t>AutoHomeStop</w:t>
-      </w:r>
-      <w:proofErr w:type="spellEnd"/>
-      <w:r>
-        <w:t>();</w:t>
-      </w:r>
-      <w:proofErr w:type="gramEnd"/>
+        <w:t>void AutoHomeStop();</w:t>
+      </w:r>
     </w:p>
     <w:p>
       <w:pPr>
@@ -17019,26 +17740,8 @@
         </w:numPr>
       </w:pPr>
       <w:r>
-        <w:t xml:space="preserve">void </w:t>
-      </w:r>
-      <w:proofErr w:type="spellStart"/>
-      <w:proofErr w:type="gramStart"/>
-      <w:r>
-        <w:t>AxisMoveSteps</w:t>
-      </w:r>
-      <w:proofErr w:type="spellEnd"/>
-      <w:r>
-        <w:t>(</w:t>
-      </w:r>
-      <w:proofErr w:type="gramEnd"/>
-      <w:r>
-        <w:t>int axis, long steps</w:t>
-      </w:r>
-      <w:proofErr w:type="gramStart"/>
-      <w:r>
-        <w:t>);</w:t>
-      </w:r>
-      <w:proofErr w:type="gramEnd"/>
+        <w:t>void AxisMoveSteps(int axis, long steps);</w:t>
+      </w:r>
     </w:p>
     <w:p>
       <w:pPr>
@@ -17078,23 +17781,7 @@
       </w:pPr>
       <w:r>
         <w:lastRenderedPageBreak/>
-        <w:t xml:space="preserve">    /// &lt;param name="</w:t>
-      </w:r>
-      <w:proofErr w:type="spellStart"/>
-      <w:r>
-        <w:t>guideRate</w:t>
-      </w:r>
-      <w:proofErr w:type="spellEnd"/>
-      <w:r>
-        <w:t>"&gt;</w:t>
-      </w:r>
-      <w:proofErr w:type="spellStart"/>
-      <w:r>
-        <w:t>GuideRate</w:t>
-      </w:r>
-      <w:proofErr w:type="spellEnd"/>
-      <w:r>
-        <w:t xml:space="preserve"> degrees, 15.041/3600*.5, negative value denotes direction&lt;/param&gt;</w:t>
+        <w:t xml:space="preserve">    /// &lt;param name="guideRate"&gt;GuideRate degrees, 15.041/3600*.5, negative value denotes direction&lt;/param&gt;</w:t>
       </w:r>
     </w:p>
     <w:p>
@@ -17110,15 +17797,7 @@
         <w:pStyle w:val="NoSpacing"/>
       </w:pPr>
       <w:r>
-        <w:t xml:space="preserve">    /// &lt;param name="</w:t>
-      </w:r>
-      <w:proofErr w:type="spellStart"/>
-      <w:r>
-        <w:t>backlashSteps</w:t>
-      </w:r>
-      <w:proofErr w:type="spellEnd"/>
-      <w:r>
-        <w:t>"&gt;Positive micro steps added for backlash&lt;/param&gt;</w:t>
+        <w:t xml:space="preserve">    /// &lt;param name="backlashSteps"&gt;Positive micro steps added for backlash&lt;/param&gt;</w:t>
       </w:r>
     </w:p>
     <w:p>
@@ -17138,42 +17817,8 @@
         </w:numPr>
       </w:pPr>
       <w:r>
-        <w:t xml:space="preserve">void </w:t>
-      </w:r>
-      <w:proofErr w:type="spellStart"/>
-      <w:proofErr w:type="gramStart"/>
-      <w:r>
-        <w:t>AxisPulse</w:t>
-      </w:r>
-      <w:proofErr w:type="spellEnd"/>
-      <w:r>
-        <w:t>(</w:t>
-      </w:r>
-      <w:proofErr w:type="gramEnd"/>
-      <w:r>
-        <w:t xml:space="preserve">int axis, double </w:t>
-      </w:r>
-      <w:proofErr w:type="spellStart"/>
-      <w:r>
-        <w:t>guideRate</w:t>
-      </w:r>
-      <w:proofErr w:type="spellEnd"/>
-      <w:r>
-        <w:t xml:space="preserve">, int duration, int </w:t>
-      </w:r>
-      <w:proofErr w:type="spellStart"/>
-      <w:r>
-        <w:t>backlashSteps</w:t>
-      </w:r>
-      <w:proofErr w:type="spellEnd"/>
-      <w:r>
-        <w:t xml:space="preserve"> = 0</w:t>
-      </w:r>
-      <w:proofErr w:type="gramStart"/>
-      <w:r>
-        <w:t>);</w:t>
-      </w:r>
-      <w:proofErr w:type="gramEnd"/>
+        <w:t>void AxisPulse(int axis, double guideRate, int duration, int backlashSteps = 0);</w:t>
+      </w:r>
     </w:p>
     <w:p>
       <w:pPr>
@@ -17212,15 +17857,7 @@
         <w:pStyle w:val="NoSpacing"/>
       </w:pPr>
       <w:r>
-        <w:t xml:space="preserve">    /// &lt;param name="</w:t>
-      </w:r>
-      <w:proofErr w:type="spellStart"/>
-      <w:r>
-        <w:t>targetPosition</w:t>
-      </w:r>
-      <w:proofErr w:type="spellEnd"/>
-      <w:r>
-        <w:t>"&gt;position in degrees&lt;/param&gt;</w:t>
+        <w:t xml:space="preserve">    /// &lt;param name="targetPosition"&gt;position in degrees&lt;/param&gt;</w:t>
       </w:r>
     </w:p>
     <w:p>
@@ -17240,31 +17877,8 @@
         </w:numPr>
       </w:pPr>
       <w:r>
-        <w:t xml:space="preserve">void </w:t>
-      </w:r>
-      <w:proofErr w:type="spellStart"/>
-      <w:proofErr w:type="gramStart"/>
-      <w:r>
-        <w:t>AxisGoToTarget</w:t>
-      </w:r>
-      <w:proofErr w:type="spellEnd"/>
-      <w:r>
-        <w:t>(</w:t>
-      </w:r>
-      <w:proofErr w:type="gramEnd"/>
-      <w:r>
-        <w:t xml:space="preserve">int axis, double </w:t>
-      </w:r>
-      <w:proofErr w:type="spellStart"/>
-      <w:r>
-        <w:t>targetPosition</w:t>
-      </w:r>
-      <w:proofErr w:type="spellEnd"/>
-      <w:proofErr w:type="gramStart"/>
-      <w:r>
-        <w:t>);</w:t>
-      </w:r>
-      <w:proofErr w:type="gramEnd"/>
+        <w:t>void AxisGoToTarget(int axis, double targetPosition);</w:t>
+      </w:r>
     </w:p>
     <w:p>
       <w:pPr>
@@ -17287,13 +17901,8 @@
         <w:pStyle w:val="NoSpacing"/>
       </w:pPr>
       <w:r>
-        <w:t xml:space="preserve">    /// like pulse guiding, rate changes, guiding changes, not go </w:t>
-      </w:r>
-      <w:proofErr w:type="spellStart"/>
-      <w:r>
-        <w:t>tos</w:t>
-      </w:r>
-      <w:proofErr w:type="spellEnd"/>
+        <w:t xml:space="preserve">    /// like pulse guiding, rate changes, guiding changes, not go tos</w:t>
+      </w:r>
     </w:p>
     <w:p>
       <w:pPr>
@@ -17336,26 +17945,8 @@
         </w:numPr>
       </w:pPr>
       <w:r>
-        <w:t xml:space="preserve">void </w:t>
-      </w:r>
-      <w:proofErr w:type="spellStart"/>
-      <w:proofErr w:type="gramStart"/>
-      <w:r>
-        <w:t>AxisSlew</w:t>
-      </w:r>
-      <w:proofErr w:type="spellEnd"/>
-      <w:r>
-        <w:t>(</w:t>
-      </w:r>
-      <w:proofErr w:type="gramEnd"/>
-      <w:r>
-        <w:t>int axis, double rate</w:t>
-      </w:r>
-      <w:proofErr w:type="gramStart"/>
-      <w:r>
-        <w:t>);</w:t>
-      </w:r>
-      <w:proofErr w:type="gramEnd"/>
+        <w:t>void AxisSlew(int axis, double rate);</w:t>
+      </w:r>
     </w:p>
     <w:p>
       <w:pPr>
@@ -17398,26 +17989,8 @@
         </w:numPr>
       </w:pPr>
       <w:r>
-        <w:t xml:space="preserve">void </w:t>
-      </w:r>
-      <w:proofErr w:type="spellStart"/>
-      <w:proofErr w:type="gramStart"/>
-      <w:r>
-        <w:t>AxisStop</w:t>
-      </w:r>
-      <w:proofErr w:type="spellEnd"/>
-      <w:r>
-        <w:t>(</w:t>
-      </w:r>
-      <w:proofErr w:type="gramEnd"/>
-      <w:r>
-        <w:t>int axis</w:t>
-      </w:r>
-      <w:proofErr w:type="gramStart"/>
-      <w:r>
-        <w:t>);</w:t>
-      </w:r>
-      <w:proofErr w:type="gramEnd"/>
+        <w:t>void AxisStop(int axis);</w:t>
+      </w:r>
     </w:p>
     <w:p>
       <w:pPr>
@@ -17468,26 +18041,8 @@
         </w:numPr>
       </w:pPr>
       <w:r>
-        <w:t xml:space="preserve">void </w:t>
-      </w:r>
-      <w:proofErr w:type="spellStart"/>
-      <w:proofErr w:type="gramStart"/>
-      <w:r>
-        <w:t>AxisStopInstant</w:t>
-      </w:r>
-      <w:proofErr w:type="spellEnd"/>
-      <w:r>
-        <w:t>(</w:t>
-      </w:r>
-      <w:proofErr w:type="gramEnd"/>
-      <w:r>
-        <w:t>int axis</w:t>
-      </w:r>
-      <w:proofErr w:type="gramStart"/>
-      <w:r>
-        <w:t>);</w:t>
-      </w:r>
-      <w:proofErr w:type="gramEnd"/>
+        <w:t>void AxisStopInstant(int axis);</w:t>
+      </w:r>
     </w:p>
     <w:p>
       <w:pPr>
@@ -17522,21 +18077,8 @@
         </w:numPr>
       </w:pPr>
       <w:r>
-        <w:t xml:space="preserve">bool </w:t>
-      </w:r>
-      <w:proofErr w:type="spellStart"/>
-      <w:r>
-        <w:t>CanAxisSlewsIndependent</w:t>
-      </w:r>
-      <w:proofErr w:type="spellEnd"/>
-      <w:r>
-        <w:t xml:space="preserve"> </w:t>
-      </w:r>
-      <w:proofErr w:type="gramStart"/>
-      <w:r>
-        <w:t>{ get; }</w:t>
-      </w:r>
-      <w:proofErr w:type="gramEnd"/>
+        <w:t>bool CanAxisSlewsIndependent { get; }</w:t>
+      </w:r>
     </w:p>
     <w:p>
       <w:pPr>
@@ -17571,21 +18113,8 @@
         </w:numPr>
       </w:pPr>
       <w:r>
-        <w:t xml:space="preserve">bool </w:t>
-      </w:r>
-      <w:proofErr w:type="spellStart"/>
-      <w:r>
-        <w:t>CanAzEq</w:t>
-      </w:r>
-      <w:proofErr w:type="spellEnd"/>
-      <w:r>
-        <w:t xml:space="preserve"> </w:t>
-      </w:r>
-      <w:proofErr w:type="gramStart"/>
-      <w:r>
-        <w:t>{ get; }</w:t>
-      </w:r>
-      <w:proofErr w:type="gramEnd"/>
+        <w:t>bool CanAzEq { get; }</w:t>
+      </w:r>
     </w:p>
     <w:p>
       <w:pPr>
@@ -17621,21 +18150,8 @@
       </w:pPr>
       <w:r>
         <w:lastRenderedPageBreak/>
-        <w:t xml:space="preserve">bool </w:t>
-      </w:r>
-      <w:proofErr w:type="spellStart"/>
-      <w:r>
-        <w:t>CanDualEncoders</w:t>
-      </w:r>
-      <w:proofErr w:type="spellEnd"/>
-      <w:r>
-        <w:t xml:space="preserve"> </w:t>
-      </w:r>
-      <w:proofErr w:type="gramStart"/>
-      <w:r>
-        <w:t>{ get; }</w:t>
-      </w:r>
-      <w:proofErr w:type="gramEnd"/>
+        <w:t>bool CanDualEncoders { get; }</w:t>
+      </w:r>
     </w:p>
     <w:p>
       <w:pPr>
@@ -17670,21 +18186,8 @@
         </w:numPr>
       </w:pPr>
       <w:r>
-        <w:t xml:space="preserve">bool </w:t>
-      </w:r>
-      <w:proofErr w:type="spellStart"/>
-      <w:r>
-        <w:t>CanHalfTrack</w:t>
-      </w:r>
-      <w:proofErr w:type="spellEnd"/>
-      <w:r>
-        <w:t xml:space="preserve"> </w:t>
-      </w:r>
-      <w:proofErr w:type="gramStart"/>
-      <w:r>
-        <w:t>{ get; }</w:t>
-      </w:r>
-      <w:proofErr w:type="gramEnd"/>
+        <w:t>bool CanHalfTrack { get; }</w:t>
+      </w:r>
     </w:p>
     <w:p>
       <w:pPr>
@@ -17719,21 +18222,8 @@
         </w:numPr>
       </w:pPr>
       <w:r>
-        <w:t xml:space="preserve">bool </w:t>
-      </w:r>
-      <w:proofErr w:type="spellStart"/>
-      <w:r>
-        <w:t>CanHomeSensors</w:t>
-      </w:r>
-      <w:proofErr w:type="spellEnd"/>
-      <w:r>
-        <w:t xml:space="preserve"> </w:t>
-      </w:r>
-      <w:proofErr w:type="gramStart"/>
-      <w:r>
-        <w:t>{ get; }</w:t>
-      </w:r>
-      <w:proofErr w:type="gramEnd"/>
+        <w:t>bool CanHomeSensors { get; }</w:t>
+      </w:r>
     </w:p>
     <w:p>
       <w:pPr>
@@ -17768,21 +18258,8 @@
         </w:numPr>
       </w:pPr>
       <w:r>
-        <w:t xml:space="preserve">bool </w:t>
-      </w:r>
-      <w:proofErr w:type="spellStart"/>
-      <w:r>
-        <w:t>CanPolarLed</w:t>
-      </w:r>
-      <w:proofErr w:type="spellEnd"/>
-      <w:r>
-        <w:t xml:space="preserve"> </w:t>
-      </w:r>
-      <w:proofErr w:type="gramStart"/>
-      <w:r>
-        <w:t>{ get; }</w:t>
-      </w:r>
-      <w:proofErr w:type="gramEnd"/>
+        <w:t>bool CanPolarLed { get; }</w:t>
+      </w:r>
     </w:p>
     <w:p>
       <w:pPr>
@@ -17797,13 +18274,8 @@
         <w:pStyle w:val="NoSpacing"/>
       </w:pPr>
       <w:r>
-        <w:t xml:space="preserve">    /// q Does mount support </w:t>
-      </w:r>
-      <w:proofErr w:type="spellStart"/>
-      <w:r>
-        <w:t>PPec</w:t>
-      </w:r>
-      <w:proofErr w:type="spellEnd"/>
+        <w:t xml:space="preserve">    /// q Does mount support PPec</w:t>
+      </w:r>
     </w:p>
     <w:p>
       <w:pPr>
@@ -17822,21 +18294,8 @@
         </w:numPr>
       </w:pPr>
       <w:r>
-        <w:t xml:space="preserve">bool </w:t>
-      </w:r>
-      <w:proofErr w:type="spellStart"/>
-      <w:r>
-        <w:t>CanPPec</w:t>
-      </w:r>
-      <w:proofErr w:type="spellEnd"/>
-      <w:r>
-        <w:t xml:space="preserve"> </w:t>
-      </w:r>
-      <w:proofErr w:type="gramStart"/>
-      <w:r>
-        <w:t>{ get; }</w:t>
-      </w:r>
-      <w:proofErr w:type="gramEnd"/>
+        <w:t>bool CanPPec { get; }</w:t>
+      </w:r>
     </w:p>
     <w:p>
       <w:pPr>
@@ -17851,13 +18310,8 @@
         <w:pStyle w:val="NoSpacing"/>
       </w:pPr>
       <w:r>
-        <w:t xml:space="preserve">    /// q Does mount support </w:t>
-      </w:r>
-      <w:proofErr w:type="spellStart"/>
-      <w:r>
-        <w:t>WiFi</w:t>
-      </w:r>
-      <w:proofErr w:type="spellEnd"/>
+        <w:t xml:space="preserve">    /// q Does mount support WiFi</w:t>
+      </w:r>
     </w:p>
     <w:p>
       <w:pPr>
@@ -17876,21 +18330,8 @@
         </w:numPr>
       </w:pPr>
       <w:r>
-        <w:t xml:space="preserve">bool </w:t>
-      </w:r>
-      <w:proofErr w:type="spellStart"/>
-      <w:r>
-        <w:t>CanWifi</w:t>
-      </w:r>
-      <w:proofErr w:type="spellEnd"/>
-      <w:r>
-        <w:t xml:space="preserve"> </w:t>
-      </w:r>
-      <w:proofErr w:type="gramStart"/>
-      <w:r>
-        <w:t>{ get; }</w:t>
-      </w:r>
-      <w:proofErr w:type="gramEnd"/>
+        <w:t>bool CanWifi { get; }</w:t>
+      </w:r>
     </w:p>
     <w:p>
       <w:pPr>
@@ -17929,95 +18370,39 @@
         <w:pStyle w:val="NoSpacing"/>
       </w:pPr>
       <w:r>
-        <w:t xml:space="preserve">    /// &lt;param name="</w:t>
-      </w:r>
-      <w:proofErr w:type="spellStart"/>
-      <w:r>
-        <w:t>cmd</w:t>
-      </w:r>
-      <w:proofErr w:type="spellEnd"/>
-      <w:r>
-        <w:t>"&gt;The command char set&lt;/param&gt;</w:t>
-      </w:r>
-    </w:p>
-    <w:p>
-      <w:pPr>
-        <w:pStyle w:val="NoSpacing"/>
-      </w:pPr>
-      <w:r>
-        <w:t xml:space="preserve">    /// &lt;param name="</w:t>
-      </w:r>
-      <w:proofErr w:type="spellStart"/>
-      <w:r>
-        <w:t>cmdData</w:t>
-      </w:r>
-      <w:proofErr w:type="spellEnd"/>
-      <w:r>
-        <w:t>"&gt;The data need to send&lt;/param&gt;</w:t>
-      </w:r>
-    </w:p>
-    <w:p>
-      <w:pPr>
-        <w:pStyle w:val="NoSpacing"/>
-      </w:pPr>
-      <w:r>
-        <w:t xml:space="preserve">    /// &lt;param name="</w:t>
-      </w:r>
-      <w:proofErr w:type="spellStart"/>
-      <w:r>
-        <w:t>ignoreWarnings</w:t>
-      </w:r>
-      <w:proofErr w:type="spellEnd"/>
-      <w:r>
-        <w:t xml:space="preserve">"&gt;ignore serial response </w:t>
-      </w:r>
-      <w:proofErr w:type="gramStart"/>
-      <w:r>
-        <w:t>issues?&lt;</w:t>
-      </w:r>
-      <w:proofErr w:type="gramEnd"/>
-      <w:r>
-        <w:t>/param&gt;</w:t>
-      </w:r>
-    </w:p>
-    <w:p>
-      <w:pPr>
-        <w:pStyle w:val="NoSpacing"/>
-      </w:pPr>
-      <w:r>
-        <w:t xml:space="preserve">    /// &lt;returns&gt;mount data, null for </w:t>
-      </w:r>
-      <w:proofErr w:type="spellStart"/>
-      <w:r>
-        <w:t>IsNullOrEmpty</w:t>
-      </w:r>
-      <w:proofErr w:type="spellEnd"/>
-      <w:r>
-        <w:t>&lt;/returns&gt;</w:t>
-      </w:r>
-    </w:p>
-    <w:p>
-      <w:pPr>
-        <w:pStyle w:val="NoSpacing"/>
-      </w:pPr>
-      <w:r>
-        <w:t xml:space="preserve">    /// &lt;example&gt;</w:t>
-      </w:r>
-      <w:proofErr w:type="spellStart"/>
-      <w:r>
-        <w:t>CmdToMount</w:t>
-      </w:r>
-      <w:proofErr w:type="spellEnd"/>
-      <w:r>
-        <w:t>(1,"X","0003","true</w:t>
-      </w:r>
-      <w:proofErr w:type="gramStart"/>
-      <w:r>
-        <w:t>")&lt;</w:t>
-      </w:r>
-      <w:proofErr w:type="gramEnd"/>
-      <w:r>
-        <w:t>/example&gt;</w:t>
+        <w:t xml:space="preserve">    /// &lt;param name="cmd"&gt;The command char set&lt;/param&gt;</w:t>
+      </w:r>
+    </w:p>
+    <w:p>
+      <w:pPr>
+        <w:pStyle w:val="NoSpacing"/>
+      </w:pPr>
+      <w:r>
+        <w:t xml:space="preserve">    /// &lt;param name="cmdData"&gt;The data need to send&lt;/param&gt;</w:t>
+      </w:r>
+    </w:p>
+    <w:p>
+      <w:pPr>
+        <w:pStyle w:val="NoSpacing"/>
+      </w:pPr>
+      <w:r>
+        <w:t xml:space="preserve">    /// &lt;param name="ignoreWarnings"&gt;ignore serial response issues?&lt;/param&gt;</w:t>
+      </w:r>
+    </w:p>
+    <w:p>
+      <w:pPr>
+        <w:pStyle w:val="NoSpacing"/>
+      </w:pPr>
+      <w:r>
+        <w:t xml:space="preserve">    /// &lt;returns&gt;mount data, null for IsNullOrEmpty&lt;/returns&gt;</w:t>
+      </w:r>
+    </w:p>
+    <w:p>
+      <w:pPr>
+        <w:pStyle w:val="NoSpacing"/>
+      </w:pPr>
+      <w:r>
+        <w:t xml:space="preserve">    /// &lt;example&gt;CmdToMount(1,"X","0003","true")&lt;/example&gt;</w:t>
       </w:r>
     </w:p>
     <w:p>
@@ -18029,47 +18414,8 @@
         </w:numPr>
       </w:pPr>
       <w:r>
-        <w:t xml:space="preserve">string </w:t>
-      </w:r>
-      <w:proofErr w:type="spellStart"/>
-      <w:proofErr w:type="gramStart"/>
-      <w:r>
-        <w:t>CmdToMount</w:t>
-      </w:r>
-      <w:proofErr w:type="spellEnd"/>
-      <w:r>
-        <w:t>(</w:t>
-      </w:r>
-      <w:proofErr w:type="gramEnd"/>
-      <w:r>
-        <w:t xml:space="preserve">int axis, string </w:t>
-      </w:r>
-      <w:proofErr w:type="spellStart"/>
-      <w:r>
-        <w:t>cmd</w:t>
-      </w:r>
-      <w:proofErr w:type="spellEnd"/>
-      <w:r>
-        <w:t xml:space="preserve">, string </w:t>
-      </w:r>
-      <w:proofErr w:type="spellStart"/>
-      <w:r>
-        <w:t>cmdData</w:t>
-      </w:r>
-      <w:proofErr w:type="spellEnd"/>
-      <w:r>
-        <w:t xml:space="preserve">, string </w:t>
-      </w:r>
-      <w:proofErr w:type="spellStart"/>
-      <w:r>
-        <w:t>ignoreWarnings</w:t>
-      </w:r>
-      <w:proofErr w:type="spellEnd"/>
-      <w:proofErr w:type="gramStart"/>
-      <w:r>
-        <w:t>);</w:t>
-      </w:r>
-      <w:proofErr w:type="gramEnd"/>
+        <w:t>string CmdToMount(int axis, string cmd, string cmdData, string ignoreWarnings);</w:t>
+      </w:r>
     </w:p>
     <w:p>
       <w:pPr>
@@ -18084,15 +18430,7 @@
         <w:pStyle w:val="NoSpacing"/>
       </w:pPr>
       <w:r>
-        <w:t xml:space="preserve">    /// Sets the </w:t>
-      </w:r>
-      <w:proofErr w:type="gramStart"/>
-      <w:r>
-        <w:t>amount</w:t>
-      </w:r>
-      <w:proofErr w:type="gramEnd"/>
-      <w:r>
-        <w:t xml:space="preserve"> of steps added to Dec for reverse backlash pulse</w:t>
+        <w:t xml:space="preserve">    /// Sets the amount of steps added to Dec for reverse backlash pulse</w:t>
       </w:r>
     </w:p>
     <w:p>
@@ -18112,29 +18450,8 @@
         </w:numPr>
       </w:pPr>
       <w:r>
-        <w:t xml:space="preserve">int </w:t>
-      </w:r>
-      <w:proofErr w:type="spellStart"/>
-      <w:r>
-        <w:t>DecBacklash</w:t>
-      </w:r>
-      <w:proofErr w:type="spellEnd"/>
-      <w:r>
-        <w:t xml:space="preserve"> </w:t>
-      </w:r>
-      <w:proofErr w:type="gramStart"/>
-      <w:r>
-        <w:t>{ get</w:t>
-      </w:r>
-      <w:proofErr w:type="gramEnd"/>
-      <w:r>
-        <w:t>; set</w:t>
-      </w:r>
-      <w:proofErr w:type="gramStart"/>
-      <w:r>
-        <w:t>; }</w:t>
-      </w:r>
-      <w:proofErr w:type="gramEnd"/>
+        <w:t>int DecBacklash { get; set; }</w:t>
+      </w:r>
     </w:p>
     <w:p>
       <w:pPr>
@@ -18173,15 +18490,7 @@
         <w:pStyle w:val="NoSpacing"/>
       </w:pPr>
       <w:r>
-        <w:t xml:space="preserve">    /// &lt;param name="</w:t>
-      </w:r>
-      <w:proofErr w:type="spellStart"/>
-      <w:r>
-        <w:t>angleInRad</w:t>
-      </w:r>
-      <w:proofErr w:type="spellEnd"/>
-      <w:r>
-        <w:t>"&gt;&lt;/param&gt;</w:t>
+        <w:t xml:space="preserve">    /// &lt;param name="angleInRad"&gt;&lt;/param&gt;</w:t>
       </w:r>
     </w:p>
     <w:p>
@@ -18201,31 +18510,8 @@
         </w:numPr>
       </w:pPr>
       <w:r>
-        <w:t xml:space="preserve">long </w:t>
-      </w:r>
-      <w:proofErr w:type="spellStart"/>
-      <w:proofErr w:type="gramStart"/>
-      <w:r>
-        <w:t>GetAngleToStep</w:t>
-      </w:r>
-      <w:proofErr w:type="spellEnd"/>
-      <w:r>
-        <w:t>(</w:t>
-      </w:r>
-      <w:proofErr w:type="gramEnd"/>
-      <w:r>
-        <w:t xml:space="preserve">int axis, double </w:t>
-      </w:r>
-      <w:proofErr w:type="spellStart"/>
-      <w:r>
-        <w:t>angleInRad</w:t>
-      </w:r>
-      <w:proofErr w:type="spellEnd"/>
-      <w:proofErr w:type="gramStart"/>
-      <w:r>
-        <w:t>);</w:t>
-      </w:r>
-      <w:proofErr w:type="gramEnd"/>
+        <w:t>long GetAngleToStep(int axis, double angleInRad);</w:t>
+      </w:r>
     </w:p>
     <w:p>
       <w:pPr>
@@ -18277,26 +18563,8 @@
         </w:numPr>
       </w:pPr>
       <w:r>
-        <w:t xml:space="preserve">long </w:t>
-      </w:r>
-      <w:proofErr w:type="spellStart"/>
-      <w:proofErr w:type="gramStart"/>
-      <w:r>
-        <w:t>GetAxisVersion</w:t>
-      </w:r>
-      <w:proofErr w:type="spellEnd"/>
-      <w:r>
-        <w:t>(</w:t>
-      </w:r>
-      <w:proofErr w:type="gramEnd"/>
-      <w:r>
-        <w:t>int axis</w:t>
-      </w:r>
-      <w:proofErr w:type="gramStart"/>
-      <w:r>
-        <w:t>);</w:t>
-      </w:r>
-      <w:proofErr w:type="gramEnd"/>
+        <w:t>long GetAxisVersion(int axis);</w:t>
+      </w:r>
     </w:p>
     <w:p>
       <w:pPr>
@@ -18347,26 +18615,8 @@
         </w:numPr>
       </w:pPr>
       <w:r>
-        <w:t xml:space="preserve">string </w:t>
-      </w:r>
-      <w:proofErr w:type="spellStart"/>
-      <w:proofErr w:type="gramStart"/>
-      <w:r>
-        <w:t>GetAxisStringVersion</w:t>
-      </w:r>
-      <w:proofErr w:type="spellEnd"/>
-      <w:r>
-        <w:t>(</w:t>
-      </w:r>
-      <w:proofErr w:type="gramEnd"/>
-      <w:r>
-        <w:t>int axis</w:t>
-      </w:r>
-      <w:proofErr w:type="gramStart"/>
-      <w:r>
-        <w:t>);</w:t>
-      </w:r>
-      <w:proofErr w:type="gramEnd"/>
+        <w:t>string GetAxisStringVersion(int axis);</w:t>
+      </w:r>
     </w:p>
     <w:p>
       <w:pPr>
@@ -18417,26 +18667,8 @@
         </w:numPr>
       </w:pPr>
       <w:r>
-        <w:t xml:space="preserve">double </w:t>
-      </w:r>
-      <w:proofErr w:type="spellStart"/>
-      <w:proofErr w:type="gramStart"/>
-      <w:r>
-        <w:t>GetAxisPosition</w:t>
-      </w:r>
-      <w:proofErr w:type="spellEnd"/>
-      <w:r>
-        <w:t>(</w:t>
-      </w:r>
-      <w:proofErr w:type="gramEnd"/>
-      <w:r>
-        <w:t>int axis</w:t>
-      </w:r>
-      <w:proofErr w:type="gramStart"/>
-      <w:r>
-        <w:t>);</w:t>
-      </w:r>
-      <w:proofErr w:type="gramEnd"/>
+        <w:t>double GetAxisPosition(int axis);</w:t>
+      </w:r>
     </w:p>
     <w:p>
       <w:pPr>
@@ -18483,15 +18715,7 @@
         <w:pStyle w:val="NoSpacing"/>
       </w:pPr>
       <w:r>
-        <w:t xml:space="preserve">    /// &lt;returns&gt;Cardinal encoder </w:t>
-      </w:r>
-      <w:proofErr w:type="gramStart"/>
-      <w:r>
-        <w:t>count</w:t>
-      </w:r>
-      <w:proofErr w:type="gramEnd"/>
-      <w:r>
-        <w:t xml:space="preserve"> as long&lt;/returns&gt;</w:t>
+        <w:t xml:space="preserve">    /// &lt;returns&gt;Cardinal encoder count as long&lt;/returns&gt;</w:t>
       </w:r>
     </w:p>
     <w:p>
@@ -18503,26 +18727,8 @@
         </w:numPr>
       </w:pPr>
       <w:r>
-        <w:t xml:space="preserve">long </w:t>
-      </w:r>
-      <w:proofErr w:type="spellStart"/>
-      <w:proofErr w:type="gramStart"/>
-      <w:r>
-        <w:t>GetAxisPositionCounter</w:t>
-      </w:r>
-      <w:proofErr w:type="spellEnd"/>
-      <w:r>
-        <w:t>(</w:t>
-      </w:r>
-      <w:proofErr w:type="gramEnd"/>
-      <w:r>
-        <w:t>int axis, bool raw = false</w:t>
-      </w:r>
-      <w:proofErr w:type="gramStart"/>
-      <w:r>
-        <w:t>);</w:t>
-      </w:r>
-      <w:proofErr w:type="gramEnd"/>
+        <w:t>long GetAxisPositionCounter(int axis, bool raw = false);</w:t>
+      </w:r>
     </w:p>
     <w:p>
       <w:pPr>
@@ -18573,26 +18779,8 @@
         </w:numPr>
       </w:pPr>
       <w:r>
-        <w:t xml:space="preserve">double </w:t>
-      </w:r>
-      <w:proofErr w:type="spellStart"/>
-      <w:proofErr w:type="gramStart"/>
-      <w:r>
-        <w:t>GetEncoderCount</w:t>
-      </w:r>
-      <w:proofErr w:type="spellEnd"/>
-      <w:r>
-        <w:t>(</w:t>
-      </w:r>
-      <w:proofErr w:type="gramEnd"/>
-      <w:r>
-        <w:t>int axis</w:t>
-      </w:r>
-      <w:proofErr w:type="gramStart"/>
-      <w:r>
-        <w:t>);</w:t>
-      </w:r>
-      <w:proofErr w:type="gramEnd"/>
+        <w:t>double GetEncoderCount(int axis);</w:t>
+      </w:r>
     </w:p>
     <w:p>
       <w:pPr>
@@ -18607,15 +18795,7 @@
         <w:pStyle w:val="NoSpacing"/>
       </w:pPr>
       <w:r>
-        <w:t xml:space="preserve">    /// </w:t>
-      </w:r>
-      <w:proofErr w:type="gramStart"/>
-      <w:r>
-        <w:t>Get :j</w:t>
-      </w:r>
-      <w:proofErr w:type="gramEnd"/>
-      <w:r>
-        <w:t xml:space="preserve"> data only not dependent on the advanced set</w:t>
+        <w:t xml:space="preserve">    /// Get :j data only not dependent on the advanced set</w:t>
       </w:r>
     </w:p>
     <w:p>
@@ -18647,15 +18827,7 @@
         <w:pStyle w:val="NoSpacing"/>
       </w:pPr>
       <w:r>
-        <w:t xml:space="preserve">    /// &lt;returns&gt;Cardinal encoder </w:t>
-      </w:r>
-      <w:proofErr w:type="gramStart"/>
-      <w:r>
-        <w:t>count</w:t>
-      </w:r>
-      <w:proofErr w:type="gramEnd"/>
-      <w:r>
-        <w:t xml:space="preserve"> as long&lt;/returns&gt;</w:t>
+        <w:t xml:space="preserve">    /// &lt;returns&gt;Cardinal encoder count as long&lt;/returns&gt;</w:t>
       </w:r>
     </w:p>
     <w:p>
@@ -18667,29 +18839,8 @@
         </w:numPr>
       </w:pPr>
       <w:r>
-        <w:t xml:space="preserve">double </w:t>
-      </w:r>
-      <w:proofErr w:type="spellStart"/>
-      <w:r>
-        <w:t>Get_</w:t>
-      </w:r>
-      <w:proofErr w:type="gramStart"/>
-      <w:r>
-        <w:t>j</w:t>
-      </w:r>
-      <w:proofErr w:type="spellEnd"/>
-      <w:r>
-        <w:t>(</w:t>
-      </w:r>
-      <w:proofErr w:type="gramEnd"/>
-      <w:r>
-        <w:t>int axis, bool raw</w:t>
-      </w:r>
-      <w:proofErr w:type="gramStart"/>
-      <w:r>
-        <w:t>);</w:t>
-      </w:r>
-      <w:proofErr w:type="gramEnd"/>
+        <w:t>double Get_j(int axis, bool raw);</w:t>
+      </w:r>
     </w:p>
     <w:p>
       <w:pPr>
@@ -18740,26 +18891,8 @@
         </w:numPr>
       </w:pPr>
       <w:r>
-        <w:t xml:space="preserve">double </w:t>
-      </w:r>
-      <w:proofErr w:type="spellStart"/>
-      <w:proofErr w:type="gramStart"/>
-      <w:r>
-        <w:t>GetFactorRadRateToInt</w:t>
-      </w:r>
-      <w:proofErr w:type="spellEnd"/>
-      <w:r>
-        <w:t>(</w:t>
-      </w:r>
-      <w:proofErr w:type="gramEnd"/>
-      <w:r>
-        <w:t>int axis</w:t>
-      </w:r>
-      <w:proofErr w:type="gramStart"/>
-      <w:r>
-        <w:t>);</w:t>
-      </w:r>
-      <w:proofErr w:type="gramEnd"/>
+        <w:t>double GetFactorRadRateToInt(int axis);</w:t>
+      </w:r>
     </w:p>
     <w:p>
       <w:pPr>
@@ -18811,26 +18944,8 @@
         </w:numPr>
       </w:pPr>
       <w:r>
-        <w:t xml:space="preserve">long </w:t>
-      </w:r>
-      <w:proofErr w:type="spellStart"/>
-      <w:proofErr w:type="gramStart"/>
-      <w:r>
-        <w:t>GetHighSpeedRatio</w:t>
-      </w:r>
-      <w:proofErr w:type="spellEnd"/>
-      <w:r>
-        <w:t>(</w:t>
-      </w:r>
-      <w:proofErr w:type="gramEnd"/>
-      <w:r>
-        <w:t>int axis</w:t>
-      </w:r>
-      <w:proofErr w:type="gramStart"/>
-      <w:r>
-        <w:t>);</w:t>
-      </w:r>
-      <w:proofErr w:type="gramEnd"/>
+        <w:t>long GetHighSpeedRatio(int axis);</w:t>
+      </w:r>
     </w:p>
     <w:p>
       <w:pPr>
@@ -18873,26 +18988,8 @@
         </w:numPr>
       </w:pPr>
       <w:r>
-        <w:t xml:space="preserve">long </w:t>
-      </w:r>
-      <w:proofErr w:type="spellStart"/>
-      <w:proofErr w:type="gramStart"/>
-      <w:r>
-        <w:t>GetHomePosition</w:t>
-      </w:r>
-      <w:proofErr w:type="spellEnd"/>
-      <w:r>
-        <w:t>(</w:t>
-      </w:r>
-      <w:proofErr w:type="gramEnd"/>
-      <w:r>
-        <w:t>int axis</w:t>
-      </w:r>
-      <w:proofErr w:type="gramStart"/>
-      <w:r>
-        <w:t>);</w:t>
-      </w:r>
-      <w:proofErr w:type="gramEnd"/>
+        <w:t>long GetHomePosition(int axis);</w:t>
+      </w:r>
     </w:p>
     <w:p>
       <w:pPr>
@@ -18907,15 +19004,7 @@
         <w:pStyle w:val="NoSpacing"/>
       </w:pPr>
       <w:r>
-        <w:t xml:space="preserve">    /// h Get Current "</w:t>
-      </w:r>
-      <w:proofErr w:type="spellStart"/>
-      <w:r>
-        <w:t>goto</w:t>
-      </w:r>
-      <w:proofErr w:type="spellEnd"/>
-      <w:r>
-        <w:t>" target</w:t>
+        <w:t xml:space="preserve">    /// h Get Current "goto" target</w:t>
       </w:r>
     </w:p>
     <w:p>
@@ -18943,26 +19032,8 @@
         </w:numPr>
       </w:pPr>
       <w:r>
-        <w:t xml:space="preserve">double </w:t>
-      </w:r>
-      <w:proofErr w:type="spellStart"/>
-      <w:proofErr w:type="gramStart"/>
-      <w:r>
-        <w:t>GetLastGoToTarget</w:t>
-      </w:r>
-      <w:proofErr w:type="spellEnd"/>
-      <w:r>
-        <w:t>(</w:t>
-      </w:r>
-      <w:proofErr w:type="gramEnd"/>
-      <w:r>
-        <w:t>int axis</w:t>
-      </w:r>
-      <w:proofErr w:type="gramStart"/>
-      <w:r>
-        <w:t>);</w:t>
-      </w:r>
-      <w:proofErr w:type="gramEnd"/>
+        <w:t>double GetLastGoToTarget(int axis);</w:t>
+      </w:r>
     </w:p>
     <w:p>
       <w:pPr>
@@ -18977,15 +19048,7 @@
         <w:pStyle w:val="NoSpacing"/>
       </w:pPr>
       <w:r>
-        <w:t xml:space="preserve">    /// </w:t>
-      </w:r>
-      <w:proofErr w:type="spellStart"/>
-      <w:r>
-        <w:t>i</w:t>
-      </w:r>
-      <w:proofErr w:type="spellEnd"/>
-      <w:r>
-        <w:t xml:space="preserve"> Get Current "slew" speed</w:t>
+        <w:t xml:space="preserve">    /// i Get Current "slew" speed</w:t>
       </w:r>
     </w:p>
     <w:p>
@@ -19013,26 +19076,8 @@
         </w:numPr>
       </w:pPr>
       <w:r>
-        <w:t xml:space="preserve">long </w:t>
-      </w:r>
-      <w:proofErr w:type="spellStart"/>
-      <w:proofErr w:type="gramStart"/>
-      <w:r>
-        <w:t>GetLastSlewSpeed</w:t>
-      </w:r>
-      <w:proofErr w:type="spellEnd"/>
-      <w:r>
-        <w:t>(</w:t>
-      </w:r>
-      <w:proofErr w:type="gramEnd"/>
-      <w:r>
-        <w:t>int axis</w:t>
-      </w:r>
-      <w:proofErr w:type="gramStart"/>
-      <w:r>
-        <w:t>);</w:t>
-      </w:r>
-      <w:proofErr w:type="gramEnd"/>
+        <w:t>long GetLastSlewSpeed(int axis);</w:t>
+      </w:r>
     </w:p>
     <w:p>
       <w:pPr>
@@ -19083,26 +19128,8 @@
         </w:numPr>
       </w:pPr>
       <w:r>
-        <w:t xml:space="preserve">long </w:t>
-      </w:r>
-      <w:proofErr w:type="spellStart"/>
-      <w:proofErr w:type="gramStart"/>
-      <w:r>
-        <w:t>GetLowSpeedGotoMargin</w:t>
-      </w:r>
-      <w:proofErr w:type="spellEnd"/>
-      <w:r>
-        <w:t>(</w:t>
-      </w:r>
-      <w:proofErr w:type="gramEnd"/>
-      <w:r>
-        <w:t>int axis</w:t>
-      </w:r>
-      <w:proofErr w:type="gramStart"/>
-      <w:r>
-        <w:t>);</w:t>
-      </w:r>
-      <w:proofErr w:type="gramEnd"/>
+        <w:t>long GetLowSpeedGotoMargin(int axis);</w:t>
+      </w:r>
     </w:p>
     <w:p>
       <w:pPr>
@@ -19145,26 +19172,8 @@
         </w:numPr>
       </w:pPr>
       <w:r>
-        <w:t xml:space="preserve">string </w:t>
-      </w:r>
-      <w:proofErr w:type="spellStart"/>
-      <w:proofErr w:type="gramStart"/>
-      <w:r>
-        <w:t>GetMotorCardVersion</w:t>
-      </w:r>
-      <w:proofErr w:type="spellEnd"/>
-      <w:r>
-        <w:t>(</w:t>
-      </w:r>
-      <w:proofErr w:type="gramEnd"/>
-      <w:r>
-        <w:t>int axis</w:t>
-      </w:r>
-      <w:proofErr w:type="gramStart"/>
-      <w:r>
-        <w:t>);</w:t>
-      </w:r>
-      <w:proofErr w:type="gramEnd"/>
+        <w:t>string GetMotorCardVersion(int axis);</w:t>
+      </w:r>
     </w:p>
     <w:p>
       <w:pPr>
@@ -19179,15 +19188,7 @@
         <w:pStyle w:val="NoSpacing"/>
       </w:pPr>
       <w:r>
-        <w:t xml:space="preserve">    /// s Inquire PEC Period </w:t>
-      </w:r>
-      <w:proofErr w:type="gramStart"/>
-      <w:r>
-        <w:t>":s</w:t>
-      </w:r>
-      <w:proofErr w:type="gramEnd"/>
-      <w:r>
-        <w:t>(*1)", where *1: '1'= CH1, '2'= CH2, '3'= Both.</w:t>
+        <w:t xml:space="preserve">    /// s Inquire PEC Period ":s(*1)", where *1: '1'= CH1, '2'= CH2, '3'= Both.</w:t>
       </w:r>
     </w:p>
     <w:p>
@@ -19215,26 +19216,8 @@
         </w:numPr>
       </w:pPr>
       <w:r>
-        <w:t xml:space="preserve">double </w:t>
-      </w:r>
-      <w:proofErr w:type="spellStart"/>
-      <w:proofErr w:type="gramStart"/>
-      <w:r>
-        <w:t>GetPecPeriod</w:t>
-      </w:r>
-      <w:proofErr w:type="spellEnd"/>
-      <w:r>
-        <w:t>(</w:t>
-      </w:r>
-      <w:proofErr w:type="gramEnd"/>
-      <w:r>
-        <w:t>int axis</w:t>
-      </w:r>
-      <w:proofErr w:type="gramStart"/>
-      <w:r>
-        <w:t>);</w:t>
-      </w:r>
-      <w:proofErr w:type="gramEnd"/>
+        <w:t>double GetPecPeriod(int axis);</w:t>
+      </w:r>
     </w:p>
     <w:p>
       <w:pPr>
@@ -19249,39 +19232,7 @@
         <w:pStyle w:val="NoSpacing"/>
       </w:pPr>
       <w:r>
-        <w:t xml:space="preserve">    /// Capture axes position and timestamp. 8 </w:t>
-      </w:r>
-      <w:proofErr w:type="gramStart"/>
-      <w:r>
-        <w:t>hex</w:t>
-      </w:r>
-      <w:proofErr w:type="gramEnd"/>
-      <w:r>
-        <w:t xml:space="preserve"> for </w:t>
-      </w:r>
-      <w:proofErr w:type="spellStart"/>
-      <w:r>
-        <w:t>ra</w:t>
-      </w:r>
-      <w:proofErr w:type="spellEnd"/>
-      <w:r>
-        <w:t xml:space="preserve">, 8 </w:t>
-      </w:r>
-      <w:proofErr w:type="gramStart"/>
-      <w:r>
-        <w:t>hex</w:t>
-      </w:r>
-      <w:proofErr w:type="gramEnd"/>
-      <w:r>
-        <w:t xml:space="preserve"> for dec, 16 </w:t>
-      </w:r>
-      <w:proofErr w:type="gramStart"/>
-      <w:r>
-        <w:t>hex</w:t>
-      </w:r>
-      <w:proofErr w:type="gramEnd"/>
-      <w:r>
-        <w:t xml:space="preserve"> in microseconds</w:t>
+        <w:t xml:space="preserve">    /// Capture axes position and timestamp. 8 hex for ra, 8 hex for dec, 16 hex in microseconds</w:t>
       </w:r>
     </w:p>
     <w:p>
@@ -19317,26 +19268,8 @@
         </w:numPr>
       </w:pPr>
       <w:r>
-        <w:t xml:space="preserve">string </w:t>
-      </w:r>
-      <w:proofErr w:type="spellStart"/>
-      <w:proofErr w:type="gramStart"/>
-      <w:r>
-        <w:t>GetPositionsAndTime</w:t>
-      </w:r>
-      <w:proofErr w:type="spellEnd"/>
-      <w:r>
-        <w:t>(</w:t>
-      </w:r>
-      <w:proofErr w:type="gramEnd"/>
-      <w:r>
-        <w:t>bool raw</w:t>
-      </w:r>
-      <w:proofErr w:type="gramStart"/>
-      <w:r>
-        <w:t>);</w:t>
-      </w:r>
-      <w:proofErr w:type="gramEnd"/>
+        <w:t>string GetPositionsAndTime(bool raw);</w:t>
+      </w:r>
     </w:p>
     <w:p>
       <w:pPr>
@@ -19380,26 +19313,8 @@
         </w:numPr>
       </w:pPr>
       <w:r>
-        <w:t xml:space="preserve">double </w:t>
-      </w:r>
-      <w:proofErr w:type="spellStart"/>
-      <w:proofErr w:type="gramStart"/>
-      <w:r>
-        <w:t>GetRampDownRange</w:t>
-      </w:r>
-      <w:proofErr w:type="spellEnd"/>
-      <w:r>
-        <w:t>(</w:t>
-      </w:r>
-      <w:proofErr w:type="gramEnd"/>
-      <w:r>
-        <w:t>int axis</w:t>
-      </w:r>
-      <w:proofErr w:type="gramStart"/>
-      <w:r>
-        <w:t>);</w:t>
-      </w:r>
-      <w:proofErr w:type="gramEnd"/>
+        <w:t>double GetRampDownRange(int axis);</w:t>
+      </w:r>
     </w:p>
     <w:p>
       <w:pPr>
@@ -19450,26 +19365,8 @@
         </w:numPr>
       </w:pPr>
       <w:r>
-        <w:t xml:space="preserve">long </w:t>
-      </w:r>
-      <w:proofErr w:type="spellStart"/>
-      <w:proofErr w:type="gramStart"/>
-      <w:r>
-        <w:t>GetSiderealRate</w:t>
-      </w:r>
-      <w:proofErr w:type="spellEnd"/>
-      <w:r>
-        <w:t>(</w:t>
-      </w:r>
-      <w:proofErr w:type="gramEnd"/>
-      <w:r>
-        <w:t>int axis</w:t>
-      </w:r>
-      <w:proofErr w:type="gramStart"/>
-      <w:r>
-        <w:t>);</w:t>
-      </w:r>
-      <w:proofErr w:type="gramEnd"/>
+        <w:t>long GetSiderealRate(int axis);</w:t>
+      </w:r>
     </w:p>
     <w:p>
       <w:pPr>
@@ -19528,26 +19425,8 @@
         </w:numPr>
       </w:pPr>
       <w:r>
-        <w:t xml:space="preserve">double </w:t>
-      </w:r>
-      <w:proofErr w:type="spellStart"/>
-      <w:proofErr w:type="gramStart"/>
-      <w:r>
-        <w:t>GetStepToAngle</w:t>
-      </w:r>
-      <w:proofErr w:type="spellEnd"/>
-      <w:r>
-        <w:t>(</w:t>
-      </w:r>
-      <w:proofErr w:type="gramEnd"/>
-      <w:r>
-        <w:t>int axis, long steps</w:t>
-      </w:r>
-      <w:proofErr w:type="gramStart"/>
-      <w:r>
-        <w:t>);</w:t>
-      </w:r>
-      <w:proofErr w:type="gramEnd"/>
+        <w:t>double GetStepToAngle(int axis, long steps);</w:t>
+      </w:r>
     </w:p>
     <w:p>
       <w:pPr>
@@ -19598,26 +19477,8 @@
         </w:numPr>
       </w:pPr>
       <w:r>
-        <w:t xml:space="preserve">long </w:t>
-      </w:r>
-      <w:proofErr w:type="spellStart"/>
-      <w:proofErr w:type="gramStart"/>
-      <w:r>
-        <w:t>GetStepsPerRevolution</w:t>
-      </w:r>
-      <w:proofErr w:type="spellEnd"/>
-      <w:r>
-        <w:t>(</w:t>
-      </w:r>
-      <w:proofErr w:type="gramEnd"/>
-      <w:r>
-        <w:t>int axis</w:t>
-      </w:r>
-      <w:proofErr w:type="gramStart"/>
-      <w:r>
-        <w:t>);</w:t>
-      </w:r>
-      <w:proofErr w:type="gramEnd"/>
+        <w:t>long GetStepsPerRevolution(int axis);</w:t>
+      </w:r>
     </w:p>
     <w:p>
       <w:pPr>
@@ -19668,26 +19529,8 @@
         </w:numPr>
       </w:pPr>
       <w:r>
-        <w:t xml:space="preserve">long </w:t>
-      </w:r>
-      <w:proofErr w:type="spellStart"/>
-      <w:proofErr w:type="gramStart"/>
-      <w:r>
-        <w:t>GetStepTimeFreq</w:t>
-      </w:r>
-      <w:proofErr w:type="spellEnd"/>
-      <w:r>
-        <w:t>(</w:t>
-      </w:r>
-      <w:proofErr w:type="gramEnd"/>
-      <w:r>
-        <w:t>int axis</w:t>
-      </w:r>
-      <w:proofErr w:type="gramStart"/>
-      <w:r>
-        <w:t>);</w:t>
-      </w:r>
-      <w:proofErr w:type="gramEnd"/>
+        <w:t>long GetStepTimeFreq(int axis);</w:t>
+      </w:r>
     </w:p>
     <w:p>
       <w:pPr>
@@ -19722,29 +19565,8 @@
         </w:numPr>
       </w:pPr>
       <w:r>
-        <w:t xml:space="preserve">double </w:t>
-      </w:r>
-      <w:proofErr w:type="spellStart"/>
-      <w:r>
-        <w:t>GuideRateDeclination</w:t>
-      </w:r>
-      <w:proofErr w:type="spellEnd"/>
-      <w:r>
-        <w:t xml:space="preserve"> </w:t>
-      </w:r>
-      <w:proofErr w:type="gramStart"/>
-      <w:r>
-        <w:t>{ get</w:t>
-      </w:r>
-      <w:proofErr w:type="gramEnd"/>
-      <w:r>
-        <w:t>; set</w:t>
-      </w:r>
-      <w:proofErr w:type="gramStart"/>
-      <w:r>
-        <w:t>; }</w:t>
-      </w:r>
-      <w:proofErr w:type="gramEnd"/>
+        <w:t>double GuideRateDeclination { get; set; }</w:t>
+      </w:r>
     </w:p>
     <w:p>
       <w:pPr>
@@ -19779,29 +19601,8 @@
         </w:numPr>
       </w:pPr>
       <w:r>
-        <w:t xml:space="preserve">double </w:t>
-      </w:r>
-      <w:proofErr w:type="spellStart"/>
-      <w:r>
-        <w:t>GuideRateRightAscension</w:t>
-      </w:r>
-      <w:proofErr w:type="spellEnd"/>
-      <w:r>
-        <w:t xml:space="preserve"> </w:t>
-      </w:r>
-      <w:proofErr w:type="gramStart"/>
-      <w:r>
-        <w:t>{ get</w:t>
-      </w:r>
-      <w:proofErr w:type="gramEnd"/>
-      <w:r>
-        <w:t>; set</w:t>
-      </w:r>
-      <w:proofErr w:type="gramStart"/>
-      <w:r>
-        <w:t>; }</w:t>
-      </w:r>
-      <w:proofErr w:type="gramEnd"/>
+        <w:t>double GuideRateRightAscension { get; set; }</w:t>
+      </w:r>
     </w:p>
     <w:p>
       <w:pPr>
@@ -19836,18 +19637,8 @@
         </w:numPr>
       </w:pPr>
       <w:r>
-        <w:t xml:space="preserve">void </w:t>
-      </w:r>
-      <w:proofErr w:type="spellStart"/>
-      <w:proofErr w:type="gramStart"/>
-      <w:r>
-        <w:t>InitializeAxes</w:t>
-      </w:r>
-      <w:proofErr w:type="spellEnd"/>
-      <w:r>
-        <w:t>();</w:t>
-      </w:r>
-      <w:proofErr w:type="gramEnd"/>
+        <w:t>void InitializeAxes();</w:t>
+      </w:r>
     </w:p>
     <w:p>
       <w:pPr>
@@ -19882,21 +19673,8 @@
         </w:numPr>
       </w:pPr>
       <w:r>
-        <w:t xml:space="preserve">bool </w:t>
-      </w:r>
-      <w:proofErr w:type="spellStart"/>
-      <w:r>
-        <w:t>IsAutoHomeRunning</w:t>
-      </w:r>
-      <w:proofErr w:type="spellEnd"/>
-      <w:r>
-        <w:t xml:space="preserve"> </w:t>
-      </w:r>
-      <w:proofErr w:type="gramStart"/>
-      <w:r>
-        <w:t>{ get; }</w:t>
-      </w:r>
-      <w:proofErr w:type="gramEnd"/>
+        <w:t>bool IsAutoHomeRunning { get; }</w:t>
+      </w:r>
     </w:p>
     <w:p>
       <w:pPr>
@@ -19932,21 +19710,8 @@
         </w:numPr>
       </w:pPr>
       <w:r>
-        <w:t xml:space="preserve">bool </w:t>
-      </w:r>
-      <w:proofErr w:type="spellStart"/>
-      <w:r>
-        <w:t>IsConnected</w:t>
-      </w:r>
-      <w:proofErr w:type="spellEnd"/>
-      <w:r>
-        <w:t xml:space="preserve"> </w:t>
-      </w:r>
-      <w:proofErr w:type="gramStart"/>
-      <w:r>
-        <w:t>{ get; }</w:t>
-      </w:r>
-      <w:proofErr w:type="gramEnd"/>
+        <w:t>bool IsConnected { get; }</w:t>
+      </w:r>
     </w:p>
     <w:p>
       <w:pPr>
@@ -19981,29 +19746,8 @@
         </w:numPr>
       </w:pPr>
       <w:r>
-        <w:t xml:space="preserve">bool </w:t>
-      </w:r>
-      <w:proofErr w:type="spellStart"/>
-      <w:r>
-        <w:t>IsMountRunning</w:t>
-      </w:r>
-      <w:proofErr w:type="spellEnd"/>
-      <w:r>
-        <w:t xml:space="preserve"> </w:t>
-      </w:r>
-      <w:proofErr w:type="gramStart"/>
-      <w:r>
-        <w:t>{ get</w:t>
-      </w:r>
-      <w:proofErr w:type="gramEnd"/>
-      <w:r>
-        <w:t>; set</w:t>
-      </w:r>
-      <w:proofErr w:type="gramStart"/>
-      <w:r>
-        <w:t>; }</w:t>
-      </w:r>
-      <w:proofErr w:type="gramEnd"/>
+        <w:t>bool IsMountRunning { get; set; }</w:t>
+      </w:r>
     </w:p>
     <w:p>
       <w:pPr>
@@ -20038,21 +19782,8 @@
         </w:numPr>
       </w:pPr>
       <w:r>
-        <w:t xml:space="preserve">bool </w:t>
-      </w:r>
-      <w:proofErr w:type="spellStart"/>
-      <w:r>
-        <w:t>IsParked</w:t>
-      </w:r>
-      <w:proofErr w:type="spellEnd"/>
-      <w:r>
-        <w:t xml:space="preserve"> </w:t>
-      </w:r>
-      <w:proofErr w:type="gramStart"/>
-      <w:r>
-        <w:t>{ get; }</w:t>
-      </w:r>
-      <w:proofErr w:type="gramEnd"/>
+        <w:t>bool IsParked { get; }</w:t>
+      </w:r>
     </w:p>
     <w:p>
       <w:pPr>
@@ -20067,15 +19798,7 @@
         <w:pStyle w:val="NoSpacing"/>
       </w:pPr>
       <w:r>
-        <w:t xml:space="preserve">    /// q Is the mount collecting </w:t>
-      </w:r>
-      <w:proofErr w:type="spellStart"/>
-      <w:r>
-        <w:t>PPec</w:t>
-      </w:r>
-      <w:proofErr w:type="spellEnd"/>
-      <w:r>
-        <w:t xml:space="preserve"> data</w:t>
+        <w:t xml:space="preserve">    /// q Is the mount collecting PPec data</w:t>
       </w:r>
     </w:p>
     <w:p>
@@ -20095,21 +19818,8 @@
         </w:numPr>
       </w:pPr>
       <w:r>
-        <w:t xml:space="preserve">bool </w:t>
-      </w:r>
-      <w:proofErr w:type="spellStart"/>
-      <w:r>
-        <w:t>IsPPecInTrainingOn</w:t>
-      </w:r>
-      <w:proofErr w:type="spellEnd"/>
-      <w:r>
-        <w:t xml:space="preserve"> </w:t>
-      </w:r>
-      <w:proofErr w:type="gramStart"/>
-      <w:r>
-        <w:t>{ get; }</w:t>
-      </w:r>
-      <w:proofErr w:type="gramEnd"/>
+        <w:t>bool IsPPecInTrainingOn { get; }</w:t>
+      </w:r>
     </w:p>
     <w:p>
       <w:pPr>
@@ -20124,15 +19834,7 @@
         <w:pStyle w:val="NoSpacing"/>
       </w:pPr>
       <w:r>
-        <w:t xml:space="preserve">    /// q Does the mount have </w:t>
-      </w:r>
-      <w:proofErr w:type="spellStart"/>
-      <w:r>
-        <w:t>PPec</w:t>
-      </w:r>
-      <w:proofErr w:type="spellEnd"/>
-      <w:r>
-        <w:t xml:space="preserve"> turned on</w:t>
+        <w:t xml:space="preserve">    /// q Does the mount have PPec turned on</w:t>
       </w:r>
     </w:p>
     <w:p>
@@ -20152,21 +19854,8 @@
         </w:numPr>
       </w:pPr>
       <w:r>
-        <w:t xml:space="preserve">bool </w:t>
-      </w:r>
-      <w:proofErr w:type="spellStart"/>
-      <w:r>
-        <w:t>IsPPecOn</w:t>
-      </w:r>
-      <w:proofErr w:type="spellEnd"/>
-      <w:r>
-        <w:t xml:space="preserve"> </w:t>
-      </w:r>
-      <w:proofErr w:type="gramStart"/>
-      <w:r>
-        <w:t>{ get; }</w:t>
-      </w:r>
-      <w:proofErr w:type="gramEnd"/>
+        <w:t>bool IsPPecOn { get; }</w:t>
+      </w:r>
     </w:p>
     <w:p>
       <w:pPr>
@@ -20217,26 +19906,8 @@
         </w:numPr>
       </w:pPr>
       <w:r>
-        <w:t xml:space="preserve">bool </w:t>
-      </w:r>
-      <w:proofErr w:type="spellStart"/>
-      <w:proofErr w:type="gramStart"/>
-      <w:r>
-        <w:t>IsFullStop</w:t>
-      </w:r>
-      <w:proofErr w:type="spellEnd"/>
-      <w:r>
-        <w:t>(</w:t>
-      </w:r>
-      <w:proofErr w:type="gramEnd"/>
-      <w:r>
-        <w:t>int axis</w:t>
-      </w:r>
-      <w:proofErr w:type="gramStart"/>
-      <w:r>
-        <w:t>);</w:t>
-      </w:r>
-      <w:proofErr w:type="gramEnd"/>
+        <w:t>bool IsFullStop(int axis);</w:t>
+      </w:r>
     </w:p>
     <w:p>
       <w:pPr>
@@ -20251,15 +19922,7 @@
         <w:pStyle w:val="NoSpacing"/>
       </w:pPr>
       <w:r>
-        <w:t xml:space="preserve">    /// j Is axis in </w:t>
-      </w:r>
-      <w:proofErr w:type="gramStart"/>
-      <w:r>
-        <w:t>high speed</w:t>
-      </w:r>
-      <w:proofErr w:type="gramEnd"/>
-      <w:r>
-        <w:t xml:space="preserve"> mode</w:t>
+        <w:t xml:space="preserve">    /// j Is axis in high speed mode</w:t>
       </w:r>
     </w:p>
     <w:p>
@@ -20295,26 +19958,8 @@
         </w:numPr>
       </w:pPr>
       <w:r>
-        <w:t xml:space="preserve">bool </w:t>
-      </w:r>
-      <w:proofErr w:type="spellStart"/>
-      <w:proofErr w:type="gramStart"/>
-      <w:r>
-        <w:t>IsHighSpeed</w:t>
-      </w:r>
-      <w:proofErr w:type="spellEnd"/>
-      <w:r>
-        <w:t>(</w:t>
-      </w:r>
-      <w:proofErr w:type="gramEnd"/>
-      <w:r>
-        <w:t>int axis</w:t>
-      </w:r>
-      <w:proofErr w:type="gramStart"/>
-      <w:r>
-        <w:t>);</w:t>
-      </w:r>
-      <w:proofErr w:type="gramEnd"/>
+        <w:t>bool IsHighSpeed(int axis);</w:t>
+      </w:r>
     </w:p>
     <w:p>
       <w:pPr>
@@ -20349,21 +19994,8 @@
         </w:numPr>
       </w:pPr>
       <w:r>
-        <w:t xml:space="preserve">bool </w:t>
-      </w:r>
-      <w:proofErr w:type="spellStart"/>
-      <w:r>
-        <w:t>IsServerSkyWatcher</w:t>
-      </w:r>
-      <w:proofErr w:type="spellEnd"/>
-      <w:r>
-        <w:t xml:space="preserve"> </w:t>
-      </w:r>
-      <w:proofErr w:type="gramStart"/>
-      <w:r>
-        <w:t>{ get; }</w:t>
-      </w:r>
-      <w:proofErr w:type="gramEnd"/>
+        <w:t>bool IsServerSkyWatcher { get; }</w:t>
+      </w:r>
     </w:p>
     <w:p>
       <w:pPr>
@@ -20414,26 +20046,8 @@
         </w:numPr>
       </w:pPr>
       <w:r>
-        <w:t xml:space="preserve">bool </w:t>
-      </w:r>
-      <w:proofErr w:type="spellStart"/>
-      <w:proofErr w:type="gramStart"/>
-      <w:r>
-        <w:t>IsSlewing</w:t>
-      </w:r>
-      <w:proofErr w:type="spellEnd"/>
-      <w:r>
-        <w:t>(</w:t>
-      </w:r>
-      <w:proofErr w:type="gramEnd"/>
-      <w:r>
-        <w:t>int axis</w:t>
-      </w:r>
-      <w:proofErr w:type="gramStart"/>
-      <w:r>
-        <w:t>);</w:t>
-      </w:r>
-      <w:proofErr w:type="gramEnd"/>
+        <w:t>bool IsSlewing(int axis);</w:t>
+      </w:r>
     </w:p>
     <w:p>
       <w:pPr>
@@ -20485,26 +20099,8 @@
         </w:numPr>
       </w:pPr>
       <w:r>
-        <w:t xml:space="preserve">bool </w:t>
-      </w:r>
-      <w:proofErr w:type="spellStart"/>
-      <w:proofErr w:type="gramStart"/>
-      <w:r>
-        <w:t>IsSlewingForward</w:t>
-      </w:r>
-      <w:proofErr w:type="spellEnd"/>
-      <w:r>
-        <w:t>(</w:t>
-      </w:r>
-      <w:proofErr w:type="gramEnd"/>
-      <w:r>
-        <w:t>int axis</w:t>
-      </w:r>
-      <w:proofErr w:type="gramStart"/>
-      <w:r>
-        <w:t>);</w:t>
-      </w:r>
-      <w:proofErr w:type="gramEnd"/>
+        <w:t>bool IsSlewingForward(int axis);</w:t>
+      </w:r>
     </w:p>
     <w:p>
       <w:pPr>
@@ -20519,15 +20115,7 @@
         <w:pStyle w:val="NoSpacing"/>
       </w:pPr>
       <w:r>
-        <w:t xml:space="preserve">    /// f Is axis slewing in </w:t>
-      </w:r>
-      <w:proofErr w:type="spellStart"/>
-      <w:r>
-        <w:t>goto</w:t>
-      </w:r>
-      <w:proofErr w:type="spellEnd"/>
-      <w:r>
-        <w:t xml:space="preserve"> mode</w:t>
+        <w:t xml:space="preserve">    /// f Is axis slewing in goto mode</w:t>
       </w:r>
     </w:p>
     <w:p>
@@ -20563,26 +20151,8 @@
         </w:numPr>
       </w:pPr>
       <w:r>
-        <w:t xml:space="preserve">bool </w:t>
-      </w:r>
-      <w:proofErr w:type="spellStart"/>
-      <w:proofErr w:type="gramStart"/>
-      <w:r>
-        <w:t>IsSlewingTo</w:t>
-      </w:r>
-      <w:proofErr w:type="spellEnd"/>
-      <w:r>
-        <w:t>(</w:t>
-      </w:r>
-      <w:proofErr w:type="gramEnd"/>
-      <w:r>
-        <w:t>int axis</w:t>
-      </w:r>
-      <w:proofErr w:type="gramStart"/>
-      <w:r>
-        <w:t>);</w:t>
-      </w:r>
-      <w:proofErr w:type="gramEnd"/>
+        <w:t>bool IsSlewingTo(int axis);</w:t>
+      </w:r>
     </w:p>
     <w:p>
       <w:pPr>
@@ -20617,21 +20187,8 @@
         </w:numPr>
       </w:pPr>
       <w:r>
-        <w:t xml:space="preserve">string </w:t>
-      </w:r>
-      <w:proofErr w:type="spellStart"/>
-      <w:r>
-        <w:t>LastAutoHomeError</w:t>
-      </w:r>
-      <w:proofErr w:type="spellEnd"/>
-      <w:r>
-        <w:t xml:space="preserve"> </w:t>
-      </w:r>
-      <w:proofErr w:type="gramStart"/>
-      <w:r>
-        <w:t>{ get; }</w:t>
-      </w:r>
-      <w:proofErr w:type="gramEnd"/>
+        <w:t>string LastAutoHomeError { get; }</w:t>
+      </w:r>
     </w:p>
     <w:p>
       <w:pPr>
@@ -20666,21 +20223,8 @@
         </w:numPr>
       </w:pPr>
       <w:r>
-        <w:t xml:space="preserve">string </w:t>
-      </w:r>
-      <w:proofErr w:type="spellStart"/>
-      <w:r>
-        <w:t>MountType</w:t>
-      </w:r>
-      <w:proofErr w:type="spellEnd"/>
-      <w:r>
-        <w:t xml:space="preserve"> </w:t>
-      </w:r>
-      <w:proofErr w:type="gramStart"/>
-      <w:r>
-        <w:t>{ get; }</w:t>
-      </w:r>
-      <w:proofErr w:type="gramEnd"/>
+        <w:t>string MountType { get; }</w:t>
+      </w:r>
     </w:p>
     <w:p>
       <w:pPr>
@@ -20715,21 +20259,8 @@
         </w:numPr>
       </w:pPr>
       <w:r>
-        <w:t xml:space="preserve">bool </w:t>
-      </w:r>
-      <w:proofErr w:type="spellStart"/>
-      <w:r>
-        <w:t>MountVersion</w:t>
-      </w:r>
-      <w:proofErr w:type="spellEnd"/>
-      <w:r>
-        <w:t xml:space="preserve"> </w:t>
-      </w:r>
-      <w:proofErr w:type="gramStart"/>
-      <w:r>
-        <w:t>{ get; }</w:t>
-      </w:r>
-      <w:proofErr w:type="gramEnd"/>
+        <w:t>bool MountVersion { get; }</w:t>
+      </w:r>
     </w:p>
     <w:p>
       <w:pPr>
@@ -20764,13 +20295,8 @@
         </w:numPr>
       </w:pPr>
       <w:r>
-        <w:t xml:space="preserve">void </w:t>
-      </w:r>
-      <w:proofErr w:type="gramStart"/>
-      <w:r>
-        <w:t>Park();</w:t>
-      </w:r>
-      <w:proofErr w:type="gramEnd"/>
+        <w:t>void Park();</w:t>
+      </w:r>
     </w:p>
     <w:p>
       <w:pPr>
@@ -20805,29 +20331,8 @@
         </w:numPr>
       </w:pPr>
       <w:r>
-        <w:t xml:space="preserve">string </w:t>
-      </w:r>
-      <w:proofErr w:type="spellStart"/>
-      <w:r>
-        <w:t>ParkPosition</w:t>
-      </w:r>
-      <w:proofErr w:type="spellEnd"/>
-      <w:r>
-        <w:t xml:space="preserve"> </w:t>
-      </w:r>
-      <w:proofErr w:type="gramStart"/>
-      <w:r>
-        <w:t>{ get</w:t>
-      </w:r>
-      <w:proofErr w:type="gramEnd"/>
-      <w:r>
-        <w:t>; set</w:t>
-      </w:r>
-      <w:proofErr w:type="gramStart"/>
-      <w:r>
-        <w:t>; }</w:t>
-      </w:r>
-      <w:proofErr w:type="gramEnd"/>
+        <w:t>string ParkPosition { get; set; }</w:t>
+      </w:r>
     </w:p>
     <w:p>
       <w:pPr>
@@ -20842,15 +20347,7 @@
         <w:pStyle w:val="NoSpacing"/>
       </w:pPr>
       <w:r>
-        <w:t xml:space="preserve">    /// Turns </w:t>
-      </w:r>
-      <w:proofErr w:type="spellStart"/>
-      <w:r>
-        <w:t>PPec</w:t>
-      </w:r>
-      <w:proofErr w:type="spellEnd"/>
-      <w:r>
-        <w:t xml:space="preserve"> off during movements and then back on for error correction moves</w:t>
+        <w:t xml:space="preserve">    /// Turns PPec off during movements and then back on for error correction moves</w:t>
       </w:r>
     </w:p>
     <w:p>
@@ -20878,26 +20375,8 @@
         </w:numPr>
       </w:pPr>
       <w:r>
-        <w:t xml:space="preserve">void </w:t>
-      </w:r>
-      <w:proofErr w:type="spellStart"/>
-      <w:proofErr w:type="gramStart"/>
-      <w:r>
-        <w:t>SkySetAlternatingPPec</w:t>
-      </w:r>
-      <w:proofErr w:type="spellEnd"/>
-      <w:r>
-        <w:t>(</w:t>
-      </w:r>
-      <w:proofErr w:type="gramEnd"/>
-      <w:r>
-        <w:t>bool on</w:t>
-      </w:r>
-      <w:proofErr w:type="gramStart"/>
-      <w:r>
-        <w:t>);</w:t>
-      </w:r>
-      <w:proofErr w:type="gramEnd"/>
+        <w:t>void SkySetAlternatingPPec(bool on);</w:t>
+      </w:r>
     </w:p>
     <w:p>
       <w:pPr>
@@ -20948,26 +20427,8 @@
         </w:numPr>
       </w:pPr>
       <w:r>
-        <w:t xml:space="preserve">void </w:t>
-      </w:r>
-      <w:proofErr w:type="spellStart"/>
-      <w:proofErr w:type="gramStart"/>
-      <w:r>
-        <w:t>SetAxisPosition</w:t>
-      </w:r>
-      <w:proofErr w:type="spellEnd"/>
-      <w:r>
-        <w:t>(</w:t>
-      </w:r>
-      <w:proofErr w:type="gramEnd"/>
-      <w:r>
-        <w:t>int axis, double position</w:t>
-      </w:r>
-      <w:proofErr w:type="gramStart"/>
-      <w:r>
-        <w:t>);</w:t>
-      </w:r>
-      <w:proofErr w:type="gramEnd"/>
+        <w:t>void SetAxisPosition(int axis, double position);</w:t>
+      </w:r>
     </w:p>
     <w:p>
       <w:pPr>
@@ -21019,26 +20480,8 @@
         </w:numPr>
       </w:pPr>
       <w:r>
-        <w:t xml:space="preserve">void </w:t>
-      </w:r>
-      <w:proofErr w:type="spellStart"/>
-      <w:proofErr w:type="gramStart"/>
-      <w:r>
-        <w:t>SetAxisPositionCounter</w:t>
-      </w:r>
-      <w:proofErr w:type="spellEnd"/>
-      <w:r>
-        <w:t>(</w:t>
-      </w:r>
-      <w:proofErr w:type="gramEnd"/>
-      <w:r>
-        <w:t>int axis, int position</w:t>
-      </w:r>
-      <w:proofErr w:type="gramStart"/>
-      <w:r>
-        <w:t>);</w:t>
-      </w:r>
-      <w:proofErr w:type="gramEnd"/>
+        <w:t>void SetAxisPositionCounter(int axis, int position);</w:t>
+      </w:r>
     </w:p>
     <w:p>
       <w:pPr>
@@ -21077,23 +20520,7 @@
         <w:pStyle w:val="NoSpacing"/>
       </w:pPr>
       <w:r>
-        <w:t xml:space="preserve">    /// &lt;param name="</w:t>
-      </w:r>
-      <w:proofErr w:type="spellStart"/>
-      <w:r>
-        <w:t>stepsCount</w:t>
-      </w:r>
-      <w:proofErr w:type="spellEnd"/>
-      <w:r>
-        <w:t xml:space="preserve">"&gt;The steps </w:t>
-      </w:r>
-      <w:proofErr w:type="gramStart"/>
-      <w:r>
-        <w:t>count.&lt;</w:t>
-      </w:r>
-      <w:proofErr w:type="gramEnd"/>
-      <w:r>
-        <w:t>/param&gt;</w:t>
+        <w:t xml:space="preserve">    /// &lt;param name="stepsCount"&gt;The steps count.&lt;/param&gt;</w:t>
       </w:r>
     </w:p>
     <w:p>
@@ -21105,31 +20532,8 @@
         </w:numPr>
       </w:pPr>
       <w:r>
-        <w:t xml:space="preserve">void </w:t>
-      </w:r>
-      <w:proofErr w:type="spellStart"/>
-      <w:proofErr w:type="gramStart"/>
-      <w:r>
-        <w:t>SetBreakPointIncrement</w:t>
-      </w:r>
-      <w:proofErr w:type="spellEnd"/>
-      <w:r>
-        <w:t>(</w:t>
-      </w:r>
-      <w:proofErr w:type="gramEnd"/>
-      <w:r>
-        <w:t xml:space="preserve">int axis, long </w:t>
-      </w:r>
-      <w:proofErr w:type="spellStart"/>
-      <w:r>
-        <w:t>stepsCount</w:t>
-      </w:r>
-      <w:proofErr w:type="spellEnd"/>
-      <w:proofErr w:type="gramStart"/>
-      <w:r>
-        <w:t>);</w:t>
-      </w:r>
-      <w:proofErr w:type="gramEnd"/>
+        <w:t>void SetBreakPointIncrement(int axis, long stepsCount);</w:t>
+      </w:r>
     </w:p>
     <w:p>
       <w:pPr>
@@ -21172,26 +20576,8 @@
         </w:numPr>
       </w:pPr>
       <w:r>
-        <w:t xml:space="preserve">void </w:t>
-      </w:r>
-      <w:proofErr w:type="spellStart"/>
-      <w:proofErr w:type="gramStart"/>
-      <w:r>
-        <w:t>SetDecPulseToGoTo</w:t>
-      </w:r>
-      <w:proofErr w:type="spellEnd"/>
-      <w:r>
-        <w:t>(</w:t>
-      </w:r>
-      <w:proofErr w:type="gramEnd"/>
-      <w:r>
-        <w:t>bool on</w:t>
-      </w:r>
-      <w:proofErr w:type="gramStart"/>
-      <w:r>
-        <w:t>);</w:t>
-      </w:r>
-      <w:proofErr w:type="gramEnd"/>
+        <w:t>void SetDecPulseToGoTo(bool on);</w:t>
+      </w:r>
     </w:p>
     <w:p>
       <w:pPr>
@@ -21242,26 +20628,8 @@
         </w:numPr>
       </w:pPr>
       <w:r>
-        <w:t xml:space="preserve">void </w:t>
-      </w:r>
-      <w:proofErr w:type="spellStart"/>
-      <w:proofErr w:type="gramStart"/>
-      <w:r>
-        <w:t>SetEncoder</w:t>
-      </w:r>
-      <w:proofErr w:type="spellEnd"/>
-      <w:r>
-        <w:t>(</w:t>
-      </w:r>
-      <w:proofErr w:type="gramEnd"/>
-      <w:r>
-        <w:t>int axis, bool on</w:t>
-      </w:r>
-      <w:proofErr w:type="gramStart"/>
-      <w:r>
-        <w:t>);</w:t>
-      </w:r>
-      <w:proofErr w:type="gramEnd"/>
+        <w:t>void SetEncoder(int axis, bool on);</w:t>
+      </w:r>
     </w:p>
     <w:p>
       <w:pPr>
@@ -21312,26 +20680,8 @@
         </w:numPr>
       </w:pPr>
       <w:r>
-        <w:t xml:space="preserve">void </w:t>
-      </w:r>
-      <w:proofErr w:type="spellStart"/>
-      <w:proofErr w:type="gramStart"/>
-      <w:r>
-        <w:t>SetFullCurrentLowSpeed</w:t>
-      </w:r>
-      <w:proofErr w:type="spellEnd"/>
-      <w:r>
-        <w:t>(</w:t>
-      </w:r>
-      <w:proofErr w:type="gramEnd"/>
-      <w:r>
-        <w:t>int axis, bool on</w:t>
-      </w:r>
-      <w:proofErr w:type="gramStart"/>
-      <w:r>
-        <w:t>);</w:t>
-      </w:r>
-      <w:proofErr w:type="gramEnd"/>
+        <w:t>void SetFullCurrentLowSpeed(int axis, bool on);</w:t>
+      </w:r>
     </w:p>
     <w:p>
       <w:pPr>
@@ -21346,23 +20696,7 @@
         <w:pStyle w:val="NoSpacing"/>
       </w:pPr>
       <w:r>
-        <w:t xml:space="preserve">    //</w:t>
-      </w:r>
-      <w:proofErr w:type="gramStart"/>
-      <w:r>
-        <w:t>/  H</w:t>
-      </w:r>
-      <w:proofErr w:type="gramEnd"/>
-      <w:r>
-        <w:t xml:space="preserve"> Set the </w:t>
-      </w:r>
-      <w:proofErr w:type="spellStart"/>
-      <w:r>
-        <w:t>goto</w:t>
-      </w:r>
-      <w:proofErr w:type="spellEnd"/>
-      <w:r>
-        <w:t xml:space="preserve"> target increment in steps</w:t>
+        <w:t xml:space="preserve">    ///  H Set the goto target increment in steps</w:t>
       </w:r>
     </w:p>
     <w:p>
@@ -21386,15 +20720,7 @@
         <w:pStyle w:val="NoSpacing"/>
       </w:pPr>
       <w:r>
-        <w:t xml:space="preserve">    /// &lt;param name="</w:t>
-      </w:r>
-      <w:proofErr w:type="spellStart"/>
-      <w:r>
-        <w:t>stepsCount</w:t>
-      </w:r>
-      <w:proofErr w:type="spellEnd"/>
-      <w:r>
-        <w:t>"&gt;&lt;/param&gt;</w:t>
+        <w:t xml:space="preserve">    /// &lt;param name="stepsCount"&gt;&lt;/param&gt;</w:t>
       </w:r>
     </w:p>
     <w:p>
@@ -21406,31 +20732,8 @@
         </w:numPr>
       </w:pPr>
       <w:r>
-        <w:t xml:space="preserve">void </w:t>
-      </w:r>
-      <w:proofErr w:type="spellStart"/>
-      <w:proofErr w:type="gramStart"/>
-      <w:r>
-        <w:t>SetGotoTargetIncrement</w:t>
-      </w:r>
-      <w:proofErr w:type="spellEnd"/>
-      <w:r>
-        <w:t>(</w:t>
-      </w:r>
-      <w:proofErr w:type="gramEnd"/>
-      <w:r>
-        <w:t xml:space="preserve">int axis, long </w:t>
-      </w:r>
-      <w:proofErr w:type="spellStart"/>
-      <w:r>
-        <w:t>stepsCount</w:t>
-      </w:r>
-      <w:proofErr w:type="spellEnd"/>
-      <w:proofErr w:type="gramStart"/>
-      <w:r>
-        <w:t>);</w:t>
-      </w:r>
-      <w:proofErr w:type="gramEnd"/>
+        <w:t>void SetGotoTargetIncrement(int axis, long stepsCount);</w:t>
+      </w:r>
     </w:p>
     <w:p>
       <w:pPr>
@@ -21473,26 +20776,8 @@
         </w:numPr>
       </w:pPr>
       <w:r>
-        <w:t xml:space="preserve">void </w:t>
-      </w:r>
-      <w:proofErr w:type="spellStart"/>
-      <w:proofErr w:type="gramStart"/>
-      <w:r>
-        <w:t>SetHomePositionIndex</w:t>
-      </w:r>
-      <w:proofErr w:type="spellEnd"/>
-      <w:r>
-        <w:t>(</w:t>
-      </w:r>
-      <w:proofErr w:type="gramEnd"/>
-      <w:r>
-        <w:t>int axis</w:t>
-      </w:r>
-      <w:proofErr w:type="gramStart"/>
-      <w:r>
-        <w:t>);</w:t>
-      </w:r>
-      <w:proofErr w:type="gramEnd"/>
+        <w:t>void SetHomePositionIndex(int axis);</w:t>
+      </w:r>
     </w:p>
     <w:p>
       <w:pPr>
@@ -21535,26 +20820,8 @@
         </w:numPr>
       </w:pPr>
       <w:r>
-        <w:t xml:space="preserve">void </w:t>
-      </w:r>
-      <w:proofErr w:type="spellStart"/>
-      <w:proofErr w:type="gramStart"/>
-      <w:r>
-        <w:t>StartMotion</w:t>
-      </w:r>
-      <w:proofErr w:type="spellEnd"/>
-      <w:r>
-        <w:t>(</w:t>
-      </w:r>
-      <w:proofErr w:type="gramEnd"/>
-      <w:r>
-        <w:t>int axis</w:t>
-      </w:r>
-      <w:proofErr w:type="gramStart"/>
-      <w:r>
-        <w:t>);</w:t>
-      </w:r>
-      <w:proofErr w:type="gramEnd"/>
+        <w:t>void StartMotion(int axis);</w:t>
+      </w:r>
     </w:p>
     <w:p>
       <w:pPr>
@@ -21594,15 +20861,7 @@
         <w:pStyle w:val="NoSpacing"/>
       </w:pPr>
       <w:r>
-        <w:t xml:space="preserve">    /// &lt;param name="</w:t>
-      </w:r>
-      <w:proofErr w:type="spellStart"/>
-      <w:r>
-        <w:t>func</w:t>
-      </w:r>
-      <w:proofErr w:type="spellEnd"/>
-      <w:r>
-        <w:t>"&gt;'0' high speed GOTO slewing,'1' low speed slewing mode,'2' low speed GOTO mode,'3' High slewing mode&lt;/param&gt;</w:t>
+        <w:t xml:space="preserve">    /// &lt;param name="func"&gt;'0' high speed GOTO slewing,'1' low speed slewing mode,'2' low speed GOTO mode,'3' High slewing mode&lt;/param&gt;</w:t>
       </w:r>
     </w:p>
     <w:p>
@@ -21622,34 +20881,8 @@
         </w:numPr>
       </w:pPr>
       <w:r>
-        <w:t xml:space="preserve">void </w:t>
-      </w:r>
-      <w:proofErr w:type="spellStart"/>
-      <w:proofErr w:type="gramStart"/>
-      <w:r>
-        <w:t>SetMotionMode</w:t>
-      </w:r>
-      <w:proofErr w:type="spellEnd"/>
-      <w:r>
-        <w:t>(</w:t>
-      </w:r>
-      <w:proofErr w:type="gramEnd"/>
-      <w:r>
-        <w:t xml:space="preserve">int axis, int </w:t>
-      </w:r>
-      <w:proofErr w:type="spellStart"/>
-      <w:r>
-        <w:t>func</w:t>
-      </w:r>
-      <w:proofErr w:type="spellEnd"/>
-      <w:r>
-        <w:t>, int direction</w:t>
-      </w:r>
-      <w:proofErr w:type="gramStart"/>
-      <w:r>
-        <w:t>);</w:t>
-      </w:r>
-      <w:proofErr w:type="gramEnd"/>
+        <w:t>void SetMotionMode(int axis, int func, int direction);</w:t>
+      </w:r>
     </w:p>
     <w:p>
       <w:pPr>
@@ -21664,13 +20897,8 @@
         <w:pStyle w:val="NoSpacing"/>
       </w:pPr>
       <w:r>
-        <w:t xml:space="preserve">    /// W 2-3 Turn on off </w:t>
-      </w:r>
-      <w:proofErr w:type="spellStart"/>
-      <w:r>
-        <w:t>PPec</w:t>
-      </w:r>
-      <w:proofErr w:type="spellEnd"/>
+        <w:t xml:space="preserve">    /// W 2-3 Turn on off PPec</w:t>
+      </w:r>
     </w:p>
     <w:p>
       <w:pPr>
@@ -21705,26 +20933,8 @@
         </w:numPr>
       </w:pPr>
       <w:r>
-        <w:t xml:space="preserve">void </w:t>
-      </w:r>
-      <w:proofErr w:type="spellStart"/>
-      <w:proofErr w:type="gramStart"/>
-      <w:r>
-        <w:t>SetPPec</w:t>
-      </w:r>
-      <w:proofErr w:type="spellEnd"/>
-      <w:r>
-        <w:t>(</w:t>
-      </w:r>
-      <w:proofErr w:type="gramEnd"/>
-      <w:r>
-        <w:t>int axis, bool on</w:t>
-      </w:r>
-      <w:proofErr w:type="gramStart"/>
-      <w:r>
-        <w:t>);</w:t>
-      </w:r>
-      <w:proofErr w:type="gramEnd"/>
+        <w:t>void SetPPec(int axis, bool on);</w:t>
+      </w:r>
     </w:p>
     <w:p>
       <w:pPr>
@@ -21775,26 +20985,8 @@
         </w:numPr>
       </w:pPr>
       <w:r>
-        <w:t xml:space="preserve">void </w:t>
-      </w:r>
-      <w:proofErr w:type="spellStart"/>
-      <w:proofErr w:type="gramStart"/>
-      <w:r>
-        <w:t>SetPPecTrain</w:t>
-      </w:r>
-      <w:proofErr w:type="spellEnd"/>
-      <w:r>
-        <w:t>(</w:t>
-      </w:r>
-      <w:proofErr w:type="gramEnd"/>
-      <w:r>
-        <w:t>int axis, bool on</w:t>
-      </w:r>
-      <w:proofErr w:type="gramStart"/>
-      <w:r>
-        <w:t>);</w:t>
-      </w:r>
-      <w:proofErr w:type="gramEnd"/>
+        <w:t>void SetPPecTrain(int axis, bool on);</w:t>
+      </w:r>
     </w:p>
     <w:p>
       <w:pPr>
@@ -21833,31 +21025,7 @@
         <w:pStyle w:val="NoSpacing"/>
       </w:pPr>
       <w:r>
-        <w:t xml:space="preserve">    /// &lt;param name="</w:t>
-      </w:r>
-      <w:proofErr w:type="spellStart"/>
-      <w:r>
-        <w:t>stepSpeed</w:t>
-      </w:r>
-      <w:proofErr w:type="spellEnd"/>
-      <w:r>
-        <w:t>"&gt;</w:t>
-      </w:r>
-      <w:proofErr w:type="spellStart"/>
-      <w:r>
-        <w:t>StepSpeed</w:t>
-      </w:r>
-      <w:proofErr w:type="spellEnd"/>
-      <w:r>
-        <w:t xml:space="preserve"> = 1 motor step movement, higher counts </w:t>
-      </w:r>
-      <w:proofErr w:type="gramStart"/>
-      <w:r>
-        <w:t>means</w:t>
-      </w:r>
-      <w:proofErr w:type="gramEnd"/>
-      <w:r>
-        <w:t xml:space="preserve"> slower movements&lt;/param&gt;</w:t>
+        <w:t xml:space="preserve">    /// &lt;param name="stepSpeed"&gt;StepSpeed = 1 motor step movement, higher counts means slower movements&lt;/param&gt;</w:t>
       </w:r>
     </w:p>
     <w:p>
@@ -21869,31 +21037,8 @@
         </w:numPr>
       </w:pPr>
       <w:r>
-        <w:t xml:space="preserve">void </w:t>
-      </w:r>
-      <w:proofErr w:type="spellStart"/>
-      <w:proofErr w:type="gramStart"/>
-      <w:r>
-        <w:t>SetStepSpeed</w:t>
-      </w:r>
-      <w:proofErr w:type="spellEnd"/>
-      <w:r>
-        <w:t>(</w:t>
-      </w:r>
-      <w:proofErr w:type="gramEnd"/>
-      <w:r>
-        <w:t xml:space="preserve">int axis, long </w:t>
-      </w:r>
-      <w:proofErr w:type="spellStart"/>
-      <w:r>
-        <w:t>stepSpeed</w:t>
-      </w:r>
-      <w:proofErr w:type="spellEnd"/>
-      <w:proofErr w:type="gramStart"/>
-      <w:r>
-        <w:t>);</w:t>
-      </w:r>
-      <w:proofErr w:type="gramEnd"/>
+        <w:t>void SetStepSpeed(int axis, long stepSpeed);</w:t>
+      </w:r>
     </w:p>
     <w:p>
       <w:pPr>
@@ -21908,15 +21053,7 @@
         <w:pStyle w:val="NoSpacing"/>
       </w:pPr>
       <w:r>
-        <w:t xml:space="preserve">    /// Set simulator </w:t>
-      </w:r>
-      <w:proofErr w:type="spellStart"/>
-      <w:r>
-        <w:t>goto</w:t>
-      </w:r>
-      <w:proofErr w:type="spellEnd"/>
-      <w:r>
-        <w:t xml:space="preserve"> rate </w:t>
+        <w:t xml:space="preserve">    /// Set simulator goto rate </w:t>
       </w:r>
     </w:p>
     <w:p>
@@ -21944,26 +21081,8 @@
         </w:numPr>
       </w:pPr>
       <w:r>
-        <w:t xml:space="preserve">void </w:t>
-      </w:r>
-      <w:proofErr w:type="spellStart"/>
-      <w:proofErr w:type="gramStart"/>
-      <w:r>
-        <w:t>SetSimGotoSpeed</w:t>
-      </w:r>
-      <w:proofErr w:type="spellEnd"/>
-      <w:r>
-        <w:t>(</w:t>
-      </w:r>
-      <w:proofErr w:type="gramEnd"/>
-      <w:r>
-        <w:t>int rate</w:t>
-      </w:r>
-      <w:proofErr w:type="gramStart"/>
-      <w:r>
-        <w:t>);</w:t>
-      </w:r>
-      <w:proofErr w:type="gramEnd"/>
+        <w:t>void SetSimGotoSpeed(int rate);</w:t>
+      </w:r>
     </w:p>
     <w:p>
       <w:pPr>
@@ -21978,15 +21097,7 @@
         <w:pStyle w:val="NoSpacing"/>
       </w:pPr>
       <w:r>
-        <w:t xml:space="preserve">    /// S Set absolute </w:t>
-      </w:r>
-      <w:proofErr w:type="spellStart"/>
-      <w:r>
-        <w:t>goto</w:t>
-      </w:r>
-      <w:proofErr w:type="spellEnd"/>
-      <w:r>
-        <w:t xml:space="preserve"> target </w:t>
+        <w:t xml:space="preserve">    /// S Set absolute goto target </w:t>
       </w:r>
     </w:p>
     <w:p>
@@ -22022,26 +21133,8 @@
         </w:numPr>
       </w:pPr>
       <w:r>
-        <w:t xml:space="preserve">void </w:t>
-      </w:r>
-      <w:proofErr w:type="spellStart"/>
-      <w:proofErr w:type="gramStart"/>
-      <w:r>
-        <w:t>SetTargetPosition</w:t>
-      </w:r>
-      <w:proofErr w:type="spellEnd"/>
-      <w:r>
-        <w:t>(</w:t>
-      </w:r>
-      <w:proofErr w:type="gramEnd"/>
-      <w:r>
-        <w:t>int axis, double position</w:t>
-      </w:r>
-      <w:proofErr w:type="gramStart"/>
-      <w:r>
-        <w:t>);</w:t>
-      </w:r>
-      <w:proofErr w:type="gramEnd"/>
+        <w:t>void SetTargetPosition(int axis, double position);</w:t>
+      </w:r>
     </w:p>
     <w:p>
       <w:pPr>
@@ -22076,18 +21169,8 @@
         </w:numPr>
       </w:pPr>
       <w:r>
-        <w:t xml:space="preserve">void </w:t>
-      </w:r>
-      <w:proofErr w:type="spellStart"/>
-      <w:proofErr w:type="gramStart"/>
-      <w:r>
-        <w:t>ShutdownServer</w:t>
-      </w:r>
-      <w:proofErr w:type="spellEnd"/>
-      <w:r>
-        <w:t>();</w:t>
-      </w:r>
-      <w:proofErr w:type="gramEnd"/>
+        <w:t>void ShutdownServer();</w:t>
+      </w:r>
     </w:p>
     <w:p>
       <w:pPr>
@@ -22102,15 +21185,7 @@
         <w:pStyle w:val="NoSpacing"/>
       </w:pPr>
       <w:r>
-        <w:t xml:space="preserve">    /// </w:t>
-      </w:r>
-      <w:proofErr w:type="spellStart"/>
-      <w:r>
-        <w:t>UnPark</w:t>
-      </w:r>
-      <w:proofErr w:type="spellEnd"/>
-      <w:r>
-        <w:t xml:space="preserve"> mount</w:t>
+        <w:t xml:space="preserve">    /// UnPark mount</w:t>
       </w:r>
     </w:p>
     <w:p>
@@ -22131,18 +21206,8 @@
       </w:pPr>
       <w:r>
         <w:lastRenderedPageBreak/>
-        <w:t xml:space="preserve">void </w:t>
-      </w:r>
-      <w:proofErr w:type="spellStart"/>
-      <w:proofErr w:type="gramStart"/>
-      <w:r>
-        <w:t>UnPark</w:t>
-      </w:r>
-      <w:proofErr w:type="spellEnd"/>
-      <w:r>
-        <w:t>();</w:t>
-      </w:r>
-      <w:proofErr w:type="gramEnd"/>
+        <w:t>void UnPark();</w:t>
+      </w:r>
     </w:p>
     <w:p>
       <w:pPr>

--- a/Resources/Manuals/GSS Manual.docx
+++ b/Resources/Manuals/GSS Manual.docx
@@ -5599,6 +5599,9 @@
       <w:r>
         <w:t xml:space="preserve"> the distance of a point east of the First Point of Aries, measured along the celestial equator and expressed in hours, minutes, and seconds.</w:t>
       </w:r>
+      <w:r>
+        <w:t xml:space="preserve"> Double click on the value to swap between hours and degrees display.</w:t>
+      </w:r>
     </w:p>
     <w:p>
       <w:bookmarkStart w:id="30" w:name="_Toc62017068"/>
@@ -5672,6 +5675,57 @@
       <w:r>
         <w:t xml:space="preserve"> – it is the angle between the meridian of the observer and the meridian of the object you are pointing at.  This can be used to tell how far the object is before or after the meridian.</w:t>
       </w:r>
+      <w:r>
+        <w:t xml:space="preserve"> </w:t>
+      </w:r>
+      <w:r>
+        <w:t>Double click on the value to swap between</w:t>
+      </w:r>
+      <w:r>
+        <w:t xml:space="preserve"> Local Hour Angle and Local Sidereal Time</w:t>
+      </w:r>
+      <w:r>
+        <w:t>.</w:t>
+      </w:r>
+      <w:r>
+        <w:t xml:space="preserve"> </w:t>
+      </w:r>
+      <w:r>
+        <w:t xml:space="preserve">Local </w:t>
+      </w:r>
+      <w:r>
+        <w:t>S</w:t>
+      </w:r>
+      <w:r>
+        <w:t xml:space="preserve">idereal </w:t>
+      </w:r>
+      <w:r>
+        <w:t>T</w:t>
+      </w:r>
+      <w:r>
+        <w:t xml:space="preserve">ime </w:t>
+      </w:r>
+      <w:r>
+        <w:t>equals the</w:t>
+      </w:r>
+      <w:r>
+        <w:t xml:space="preserve"> Right Ascension (R.A.) of the celestial coordinate </w:t>
+      </w:r>
+      <w:r>
+        <w:t xml:space="preserve">of an object </w:t>
+      </w:r>
+      <w:r>
+        <w:t xml:space="preserve">that is currently crossing </w:t>
+      </w:r>
+      <w:r>
+        <w:t>the</w:t>
+      </w:r>
+      <w:r>
+        <w:t xml:space="preserve"> local meridian</w:t>
+      </w:r>
+      <w:r>
+        <w:t>.</w:t>
+      </w:r>
     </w:p>
     <w:p>
       <w:bookmarkStart w:id="34" w:name="_Toc62017072"/>
@@ -5751,6 +5805,7 @@
         <w:rPr>
           <w:rStyle w:val="Heading3Char"/>
         </w:rPr>
+        <w:lastRenderedPageBreak/>
         <w:t>Import Button</w:t>
       </w:r>
       <w:bookmarkEnd w:id="38"/>
@@ -5767,7 +5822,6 @@
         <w:rPr>
           <w:rStyle w:val="Heading2Char"/>
         </w:rPr>
-        <w:lastRenderedPageBreak/>
         <w:t xml:space="preserve">Backlash Compensate </w:t>
       </w:r>
     </w:p>
@@ -6045,7 +6099,11 @@
         <w:t xml:space="preserve">. </w:t>
       </w:r>
       <w:r>
-        <w:t xml:space="preserve">For Alt/Az mounts the home position is defined as Az pointing to North and the telescope tube horizontal.  </w:t>
+        <w:t xml:space="preserve">For Alt/Az mounts the home </w:t>
+      </w:r>
+      <w:r>
+        <w:lastRenderedPageBreak/>
+        <w:t xml:space="preserve">position is defined as Az pointing to North and the telescope tube horizontal.  </w:t>
       </w:r>
       <w:r>
         <w:t xml:space="preserve">For polar mounts the home position is defined as Az pointing South (North for the southern hemisphere) and the telescope tube 5 degrees above horizontal. </w:t>
@@ -6075,283 +6133,286 @@
         <w:rPr>
           <w:rStyle w:val="Heading3Char"/>
         </w:rPr>
+        <w:t>Stop Button</w:t>
+      </w:r>
+      <w:bookmarkEnd w:id="46"/>
+      <w:r>
+        <w:t>– Stops mount movement</w:t>
+      </w:r>
+    </w:p>
+    <w:p>
+      <w:bookmarkStart w:id="47" w:name="_Toc62017085"/>
+      <w:r>
+        <w:rPr>
+          <w:rStyle w:val="Heading3Char"/>
+        </w:rPr>
+        <w:t>Tracking</w:t>
+      </w:r>
+      <w:bookmarkEnd w:id="47"/>
+      <w:r>
+        <w:t xml:space="preserve"> </w:t>
+      </w:r>
+      <w:r>
+        <w:rPr>
+          <w:rStyle w:val="Heading3Char"/>
+        </w:rPr>
+        <w:t>Button</w:t>
+      </w:r>
+      <w:r>
+        <w:t xml:space="preserve"> </w:t>
+      </w:r>
+      <w:r>
+        <w:t>–</w:t>
+      </w:r>
+      <w:r>
+        <w:t xml:space="preserve"> turn on or off the selected tracking rate to use.  Will be automatically applied after a slew or goto.</w:t>
+      </w:r>
+      <w:r>
+        <w:t xml:space="preserve"> For Alt/Az mounts tracking will maintain a constant Right Ascension and Declination so that an object of interest remains in the center of the field of view. However, without a field </w:t>
+      </w:r>
+      <w:r>
+        <w:t>de-</w:t>
+      </w:r>
+      <w:r>
+        <w:t>rotator the field of view will appear to rotate about the center point. This rotation may be acceptable for visual observation or short</w:t>
+      </w:r>
+      <w:r>
+        <w:t>er</w:t>
+      </w:r>
+      <w:r>
+        <w:t xml:space="preserve"> exposure imaging but star trails will be visible on long</w:t>
+      </w:r>
+      <w:r>
+        <w:t>er</w:t>
+      </w:r>
+      <w:r>
+        <w:t xml:space="preserve"> exposure imaging.</w:t>
+      </w:r>
+    </w:p>
+    <w:p>
+      <w:r>
+        <w:rPr>
+          <w:rStyle w:val="Heading3Char"/>
+        </w:rPr>
+        <w:t>ReSync</w:t>
+      </w:r>
+      <w:r>
+        <w:t xml:space="preserve">– Resets the </w:t>
+      </w:r>
+      <w:r>
+        <w:t xml:space="preserve">mount </w:t>
+      </w:r>
+      <w:r>
+        <w:t xml:space="preserve">axes </w:t>
+      </w:r>
+      <w:r>
+        <w:t xml:space="preserve">encoder </w:t>
+      </w:r>
+      <w:r>
+        <w:t xml:space="preserve">positions to </w:t>
+      </w:r>
+      <w:r>
+        <w:t>either the</w:t>
+      </w:r>
+      <w:r>
+        <w:t xml:space="preserve"> home position</w:t>
+      </w:r>
+      <w:r>
+        <w:t xml:space="preserve"> or a preset park position.</w:t>
+      </w:r>
+      <w:r>
+        <w:t xml:space="preserve"> </w:t>
+      </w:r>
+      <w:r>
+        <w:t>The home position</w:t>
+      </w:r>
+      <w:r>
+        <w:t xml:space="preserve"> for </w:t>
+      </w:r>
+      <w:r>
+        <w:t>equatorial</w:t>
+      </w:r>
+      <w:r>
+        <w:t xml:space="preserve"> mounts</w:t>
+      </w:r>
+      <w:r>
+        <w:t xml:space="preserve"> is defined as </w:t>
+      </w:r>
+      <w:r>
+        <w:t>Dec is</w:t>
+      </w:r>
+      <w:r>
+        <w:t xml:space="preserve"> pointing to the pole and </w:t>
+      </w:r>
+      <w:r>
+        <w:t>R</w:t>
+      </w:r>
+      <w:r>
+        <w:t xml:space="preserve">a with </w:t>
+      </w:r>
+      <w:r>
+        <w:t xml:space="preserve">the </w:t>
+      </w:r>
+      <w:r>
+        <w:t>counterweights</w:t>
+      </w:r>
+      <w:r>
+        <w:t xml:space="preserve"> down.</w:t>
+      </w:r>
+      <w:r>
+        <w:t xml:space="preserve"> </w:t>
+      </w:r>
+      <w:r>
+        <w:t xml:space="preserve">For polar mounts the home position is defined as Az pointing South (North for the southern hemisphere) and the telescope tube 5 degrees above horizontal. </w:t>
+      </w:r>
+      <w:r>
+        <w:t>For Alt/Az mounts the home position is defined as Az pointing to North and the telescope tube horizontal</w:t>
+      </w:r>
+      <w:r>
+        <w:t>.</w:t>
+      </w:r>
+    </w:p>
+    <w:p>
+      <w:r>
+        <w:t>When resyncing with a park position make sure the mount is turned on, connected, and in the desired park position.  If not</w:t>
+      </w:r>
+      <w:r>
+        <w:t xml:space="preserve"> in the correct position</w:t>
+      </w:r>
+      <w:r>
+        <w:t xml:space="preserve">, manually move the mount to the desired position and ReSync with that </w:t>
+      </w:r>
+      <w:r>
+        <w:t xml:space="preserve">park </w:t>
+      </w:r>
+      <w:r>
+        <w:t xml:space="preserve">position.  For encoder accuracy be sure the </w:t>
+      </w:r>
+      <w:r>
+        <w:t xml:space="preserve">manual </w:t>
+      </w:r>
+      <w:r>
+        <w:t>position is as close to the park position as possible.</w:t>
+      </w:r>
+    </w:p>
+    <w:p>
+      <w:bookmarkStart w:id="48" w:name="_Toc62017087"/>
+      <w:r>
+        <w:rPr>
+          <w:rStyle w:val="Heading3Char"/>
+        </w:rPr>
+        <w:t>Flip SOP Button</w:t>
+      </w:r>
+      <w:bookmarkEnd w:id="48"/>
+      <w:r>
+        <w:rPr>
+          <w:rStyle w:val="Heading3Char"/>
+        </w:rPr>
+        <w:t xml:space="preserve"> </w:t>
+      </w:r>
+      <w:r>
+        <w:t xml:space="preserve">– </w:t>
+      </w:r>
+      <w:r>
+        <w:t xml:space="preserve">for equatorial mounts </w:t>
+      </w:r>
+      <w:r>
+        <w:t>moves the mount to the opposite side of the pier</w:t>
+      </w:r>
+      <w:r>
+        <w:t xml:space="preserve"> if allowed by hardware limits</w:t>
+      </w:r>
+      <w:r>
+        <w:t xml:space="preserve">. </w:t>
+      </w:r>
+      <w:r>
+        <w:t>Works in both directions.</w:t>
+      </w:r>
+      <w:r>
+        <w:t xml:space="preserve"> The button text is color accented when flip is allowed.</w:t>
+      </w:r>
+      <w:r>
+        <w:t xml:space="preserve"> </w:t>
+      </w:r>
+      <w:r>
+        <w:t>An “On” badge is active when a flip is in progress.</w:t>
+      </w:r>
+    </w:p>
+    <w:p>
+      <w:bookmarkStart w:id="49" w:name="_Toc62017088"/>
+      <w:r>
+        <w:t xml:space="preserve">For Alt/Az mounts </w:t>
+      </w:r>
+      <w:r>
+        <w:t>moves the mount in the opposite direction to positions around the South azimuth direction</w:t>
+      </w:r>
+      <w:r>
+        <w:t xml:space="preserve"> pier if allowed by hardware limits.</w:t>
+      </w:r>
+      <w:r>
+        <w:t xml:space="preserve"> Works in both directions. </w:t>
+      </w:r>
+      <w:r>
+        <w:rPr>
+          <w:color w:val="FF0000"/>
+        </w:rPr>
+        <w:t>WARNING: The mount will slew 360 degrees through North to reach the new position. Check that cables will not twist or bind.</w:t>
+      </w:r>
+      <w:r>
+        <w:t xml:space="preserve">  </w:t>
+      </w:r>
+    </w:p>
+    <w:p>
+      <w:r>
+        <w:t>For polar mounts moves the mount to the alternative R</w:t>
+      </w:r>
+      <w:r>
+        <w:t>A</w:t>
+      </w:r>
+      <w:r>
+        <w:t>/Dec position if allowed by hardware limits.</w:t>
+      </w:r>
+    </w:p>
+    <w:p>
+      <w:pPr>
+        <w:rPr>
+          <w:color w:val="FF0000"/>
+        </w:rPr>
+      </w:pPr>
+      <w:r>
+        <w:rPr>
+          <w:rStyle w:val="Heading3Char"/>
+        </w:rPr>
+        <w:t>AutoHome Button</w:t>
+      </w:r>
+      <w:bookmarkEnd w:id="49"/>
+      <w:r>
+        <w:rPr>
+          <w:rStyle w:val="Heading3Char"/>
+        </w:rPr>
+        <w:t xml:space="preserve"> </w:t>
+      </w:r>
+      <w:r>
+        <w:t xml:space="preserve">– If your mount is equipped with auto home sensors then this button will assist in recovering the mount </w:t>
+      </w:r>
+      <w:r>
+        <w:t xml:space="preserve">when it </w:t>
+      </w:r>
+      <w:r>
+        <w:t>start</w:t>
+      </w:r>
+      <w:r>
+        <w:t>s</w:t>
+      </w:r>
+      <w:r>
+        <w:t xml:space="preserve"> in a position that is not recognized as a park or home position.  </w:t>
+      </w:r>
+      <w:r>
+        <w:t xml:space="preserve">This would be helpful if the mount loses power and is then </w:t>
+      </w:r>
+      <w:r>
         <w:lastRenderedPageBreak/>
-        <w:t>Stop Button</w:t>
-      </w:r>
-      <w:bookmarkEnd w:id="46"/>
-      <w:r>
-        <w:t>– Stops mount movement</w:t>
-      </w:r>
-    </w:p>
-    <w:p>
-      <w:bookmarkStart w:id="47" w:name="_Toc62017085"/>
-      <w:r>
-        <w:rPr>
-          <w:rStyle w:val="Heading3Char"/>
-        </w:rPr>
-        <w:t>Tracking</w:t>
-      </w:r>
-      <w:bookmarkEnd w:id="47"/>
-      <w:r>
-        <w:t xml:space="preserve"> </w:t>
-      </w:r>
-      <w:r>
-        <w:rPr>
-          <w:rStyle w:val="Heading3Char"/>
-        </w:rPr>
-        <w:t>Button</w:t>
-      </w:r>
-      <w:r>
-        <w:t xml:space="preserve"> </w:t>
-      </w:r>
-      <w:r>
-        <w:t>–</w:t>
-      </w:r>
-      <w:r>
-        <w:t xml:space="preserve"> turn on or off the selected tracking rate to use.  Will be automatically applied after a slew or goto.</w:t>
-      </w:r>
-      <w:r>
-        <w:t xml:space="preserve"> For Alt/Az mounts tracking will maintain a constant Right Ascension and Declination so that an object of interest remains in the center of the field of view. However, without a field </w:t>
-      </w:r>
-      <w:r>
-        <w:t>de-</w:t>
-      </w:r>
-      <w:r>
-        <w:t>rotator the field of view will appear to rotate about the center point. This rotation may be acceptable for visual observation or short</w:t>
-      </w:r>
-      <w:r>
-        <w:t>er</w:t>
-      </w:r>
-      <w:r>
-        <w:t xml:space="preserve"> exposure imaging but star trails will be visible on long</w:t>
-      </w:r>
-      <w:r>
-        <w:t>er</w:t>
-      </w:r>
-      <w:r>
-        <w:t xml:space="preserve"> exposure imaging.</w:t>
-      </w:r>
-    </w:p>
-    <w:p>
-      <w:r>
-        <w:rPr>
-          <w:rStyle w:val="Heading3Char"/>
-        </w:rPr>
-        <w:t>ReSync</w:t>
-      </w:r>
-      <w:r>
-        <w:t xml:space="preserve">– Resets the </w:t>
-      </w:r>
-      <w:r>
-        <w:t xml:space="preserve">mount </w:t>
-      </w:r>
-      <w:r>
-        <w:t xml:space="preserve">axes </w:t>
-      </w:r>
-      <w:r>
-        <w:t xml:space="preserve">encoder </w:t>
-      </w:r>
-      <w:r>
-        <w:t xml:space="preserve">positions to </w:t>
-      </w:r>
-      <w:r>
-        <w:t>either the</w:t>
-      </w:r>
-      <w:r>
-        <w:t xml:space="preserve"> home position</w:t>
-      </w:r>
-      <w:r>
-        <w:t xml:space="preserve"> or a preset park position.</w:t>
-      </w:r>
-      <w:r>
-        <w:t xml:space="preserve"> </w:t>
-      </w:r>
-      <w:r>
-        <w:t>The home position</w:t>
-      </w:r>
-      <w:r>
-        <w:t xml:space="preserve"> for </w:t>
-      </w:r>
-      <w:r>
-        <w:t>equatorial</w:t>
-      </w:r>
-      <w:r>
-        <w:t xml:space="preserve"> mounts</w:t>
-      </w:r>
-      <w:r>
-        <w:t xml:space="preserve"> is defined as </w:t>
-      </w:r>
-      <w:r>
-        <w:t>Dec is</w:t>
-      </w:r>
-      <w:r>
-        <w:t xml:space="preserve"> pointing to the pole and </w:t>
-      </w:r>
-      <w:r>
-        <w:t>R</w:t>
-      </w:r>
-      <w:r>
-        <w:t xml:space="preserve">a with </w:t>
-      </w:r>
-      <w:r>
-        <w:t xml:space="preserve">the </w:t>
-      </w:r>
-      <w:r>
-        <w:t>counterweights</w:t>
-      </w:r>
-      <w:r>
-        <w:t xml:space="preserve"> down.</w:t>
-      </w:r>
-      <w:r>
-        <w:t xml:space="preserve"> </w:t>
-      </w:r>
-      <w:r>
-        <w:t xml:space="preserve">For polar mounts the home position is defined as Az pointing South (North for the southern hemisphere) and the telescope tube 5 degrees above horizontal. </w:t>
-      </w:r>
-      <w:r>
-        <w:t>For Alt/Az mounts the home position is defined as Az pointing to North and the telescope tube horizontal</w:t>
-      </w:r>
-      <w:r>
-        <w:t>.</w:t>
-      </w:r>
-    </w:p>
-    <w:p>
-      <w:r>
-        <w:t>When resyncing with a park position make sure the mount is turned on, connected, and in the desired park position.  If not</w:t>
-      </w:r>
-      <w:r>
-        <w:t xml:space="preserve"> in the correct position</w:t>
-      </w:r>
-      <w:r>
-        <w:t xml:space="preserve">, manually move the mount to the desired position and ReSync with that </w:t>
-      </w:r>
-      <w:r>
-        <w:t xml:space="preserve">park </w:t>
-      </w:r>
-      <w:r>
-        <w:t xml:space="preserve">position.  For encoder accuracy be sure the </w:t>
-      </w:r>
-      <w:r>
-        <w:t xml:space="preserve">manual </w:t>
-      </w:r>
-      <w:r>
-        <w:t>position is as close to the park position as possible.</w:t>
-      </w:r>
-    </w:p>
-    <w:p>
-      <w:bookmarkStart w:id="48" w:name="_Toc62017087"/>
-      <w:r>
-        <w:rPr>
-          <w:rStyle w:val="Heading3Char"/>
-        </w:rPr>
-        <w:t>Flip SOP Button</w:t>
-      </w:r>
-      <w:bookmarkEnd w:id="48"/>
-      <w:r>
-        <w:rPr>
-          <w:rStyle w:val="Heading3Char"/>
-        </w:rPr>
-        <w:t xml:space="preserve"> </w:t>
-      </w:r>
-      <w:r>
-        <w:t xml:space="preserve">– </w:t>
-      </w:r>
-      <w:r>
-        <w:t xml:space="preserve">for equatorial mounts </w:t>
-      </w:r>
-      <w:r>
-        <w:t>moves the mount to the opposite side of the pier</w:t>
-      </w:r>
-      <w:r>
-        <w:t xml:space="preserve"> if allowed by hardware limits</w:t>
-      </w:r>
-      <w:r>
-        <w:t xml:space="preserve">. </w:t>
-      </w:r>
-      <w:r>
-        <w:t>Works in both directions.</w:t>
-      </w:r>
-      <w:r>
-        <w:t xml:space="preserve"> The button text is color accented when flip is allowed.</w:t>
-      </w:r>
-      <w:r>
-        <w:t xml:space="preserve"> </w:t>
-      </w:r>
-      <w:r>
-        <w:t>An “On” badge is active when a flip is in progress.</w:t>
-      </w:r>
-    </w:p>
-    <w:p>
-      <w:bookmarkStart w:id="49" w:name="_Toc62017088"/>
-      <w:r>
-        <w:t xml:space="preserve">For Alt/Az mounts </w:t>
-      </w:r>
-      <w:r>
-        <w:t>moves the mount in the opposite direction to positions around the South azimuth direction</w:t>
-      </w:r>
-      <w:r>
-        <w:t xml:space="preserve"> pier if allowed by hardware limits.</w:t>
-      </w:r>
-      <w:r>
-        <w:t xml:space="preserve"> Works in both directions. </w:t>
-      </w:r>
-      <w:r>
-        <w:rPr>
-          <w:color w:val="FF0000"/>
-        </w:rPr>
-        <w:t>WARNING: The mount will slew 360 degrees through North to reach the new position. Check that cables will not twist or bind.</w:t>
-      </w:r>
-      <w:r>
-        <w:t xml:space="preserve">  </w:t>
-      </w:r>
-    </w:p>
-    <w:p>
-      <w:r>
-        <w:t>For polar mounts moves the mount to the alternative R</w:t>
-      </w:r>
-      <w:r>
-        <w:t>A</w:t>
-      </w:r>
-      <w:r>
-        <w:t>/Dec position if allowed by hardware limits.</w:t>
-      </w:r>
-    </w:p>
-    <w:p>
-      <w:pPr>
-        <w:rPr>
-          <w:color w:val="FF0000"/>
-        </w:rPr>
-      </w:pPr>
-      <w:r>
-        <w:rPr>
-          <w:rStyle w:val="Heading3Char"/>
-        </w:rPr>
-        <w:t>AutoHome Button</w:t>
-      </w:r>
-      <w:bookmarkEnd w:id="49"/>
-      <w:r>
-        <w:rPr>
-          <w:rStyle w:val="Heading3Char"/>
-        </w:rPr>
-        <w:t xml:space="preserve"> </w:t>
-      </w:r>
-      <w:r>
-        <w:t xml:space="preserve">– If your mount is equipped with auto home sensors then this button will assist in recovering the mount </w:t>
-      </w:r>
-      <w:r>
-        <w:t xml:space="preserve">when it </w:t>
-      </w:r>
-      <w:r>
-        <w:t>start</w:t>
-      </w:r>
-      <w:r>
-        <w:t>s</w:t>
-      </w:r>
-      <w:r>
-        <w:t xml:space="preserve"> in a position that is not recognized as a park or home position.  </w:t>
-      </w:r>
-      <w:r>
-        <w:t xml:space="preserve">This would be helpful if the mount loses power and is then powered on and the axis positions are unknown.  </w:t>
+        <w:t xml:space="preserve">powered on and the axis positions are unknown.  </w:t>
       </w:r>
       <w:r>
         <w:t>Auto</w:t>
@@ -6363,11 +6424,7 @@
         <w:t xml:space="preserve">ome will </w:t>
       </w:r>
       <w:r>
-        <w:t xml:space="preserve">attempt to find each axis home sensor.  It does this by moving each axis 5 degrees at a time towards the sensor for a maximum of 100 degrees.  If it did not find the home sensor it will tell you at the end of the process.  Once finished you will have the option to run it again for another 100 degrees </w:t>
-      </w:r>
-      <w:r>
-        <w:lastRenderedPageBreak/>
-        <w:t>search.</w:t>
+        <w:t>attempt to find each axis home sensor.  It does this by moving each axis 5 degrees at a time towards the sensor for a maximum of 100 degrees.  If it did not find the home sensor it will tell you at the end of the process.  Once finished you will have the option to run it again for another 100 degrees search.</w:t>
       </w:r>
       <w:r>
         <w:t xml:space="preserve">  If you’re using a side</w:t>
@@ -6860,6 +6917,7 @@
         <w:rPr>
           <w:color w:val="FF0000"/>
         </w:rPr>
+        <w:lastRenderedPageBreak/>
         <w:t>WARNING - If you slew greater than +180deg from home and loose power, when doing the auto home, instead of slewing in a negative direction to get back it will slew in a Positive direction and possibly twist or bind existing cables.  It’s recommended to monitor the mount a</w:t>
       </w:r>
       <w:r>
@@ -6886,7 +6944,6 @@
         <w:rPr>
           <w:rStyle w:val="Heading3Char"/>
         </w:rPr>
-        <w:lastRenderedPageBreak/>
         <w:t>Scheduler Button</w:t>
       </w:r>
       <w:bookmarkEnd w:id="50"/>
@@ -11623,7 +11680,7 @@
           <w:noProof/>
         </w:rPr>
         <w:drawing>
-          <wp:anchor distT="0" distB="0" distL="114300" distR="114300" simplePos="0" relativeHeight="251710464" behindDoc="0" locked="0" layoutInCell="1" allowOverlap="1" wp14:anchorId="24C3A1FA" wp14:editId="239CD3EF">
+          <wp:anchor distT="0" distB="0" distL="114300" distR="114300" simplePos="0" relativeHeight="251710464" behindDoc="0" locked="0" layoutInCell="1" allowOverlap="1" wp14:anchorId="24C3A1FA" wp14:editId="1B187985">
             <wp:simplePos x="0" y="0"/>
             <wp:positionH relativeFrom="margin">
               <wp:align>right</wp:align>
@@ -15947,7 +16004,7 @@
           <w:lang w:eastAsia="en-GB"/>
         </w:rPr>
         <w:drawing>
-          <wp:inline distT="0" distB="0" distL="0" distR="0" wp14:anchorId="2B301A81" wp14:editId="560BF402">
+          <wp:inline distT="0" distB="0" distL="0" distR="0" wp14:anchorId="2B301A81" wp14:editId="7EC3080B">
             <wp:extent cx="5943600" cy="3566795"/>
             <wp:effectExtent l="0" t="0" r="0" b="0"/>
             <wp:docPr id="680616814" name="Picture 1" descr="A screenshot of a computer&#10;&#10;Description automatically generated"/>
@@ -16331,7 +16388,7 @@
         </w:rPr>
         <w:lastRenderedPageBreak/>
         <w:drawing>
-          <wp:inline distT="0" distB="0" distL="0" distR="0" wp14:anchorId="6C609232" wp14:editId="44DC6498">
+          <wp:inline distT="0" distB="0" distL="0" distR="0" wp14:anchorId="6C609232" wp14:editId="6B4CDCE4">
             <wp:extent cx="5943600" cy="4933315"/>
             <wp:effectExtent l="0" t="0" r="0" b="635"/>
             <wp:docPr id="9779759" name="Picture 1" descr="A screenshot of a computer&#10;&#10;Description automatically generated"/>
@@ -16621,7 +16678,7 @@
           <w:lang w:eastAsia="en-GB"/>
         </w:rPr>
         <w:drawing>
-          <wp:inline distT="0" distB="0" distL="0" distR="0" wp14:anchorId="2AB5C7AB" wp14:editId="4199D064">
+          <wp:inline distT="0" distB="0" distL="0" distR="0" wp14:anchorId="2AB5C7AB" wp14:editId="494B5D73">
             <wp:extent cx="5943600" cy="3562985"/>
             <wp:effectExtent l="0" t="0" r="0" b="0"/>
             <wp:docPr id="471132737" name="Picture 1" descr="A screenshot of a computer&#10;&#10;Description automatically generated"/>
@@ -16777,7 +16834,7 @@
           <w:lang w:eastAsia="en-GB"/>
         </w:rPr>
         <w:drawing>
-          <wp:inline distT="0" distB="0" distL="0" distR="0" wp14:anchorId="0D802248" wp14:editId="15178018">
+          <wp:inline distT="0" distB="0" distL="0" distR="0" wp14:anchorId="0D802248" wp14:editId="49A49094">
             <wp:extent cx="5943600" cy="3562985"/>
             <wp:effectExtent l="0" t="0" r="0" b="0"/>
             <wp:docPr id="1653949960" name="Picture 1" descr="A screenshot of a computer&#10;&#10;Description automatically generated"/>
